--- a/docs/DDAS_Programmers_Manual.docx
+++ b/docs/DDAS_Programmers_Manual.docx
@@ -4,39 +4,26 @@
   <w:body>
     <w:p>
       <w:pPr>
-        <w:pStyle w:val="ManualTitle"/>
-      </w:pPr>
-      <w:r>
-        <w:rPr>
-          <w:rFonts w:ascii="Calibri" w:hAnsi="Calibri"/>
-          <w:sz w:val="22"/>
-          <w:b/>
+        <w:pStyle w:val="Title"/>
+      </w:pPr>
+      <w:r>
+        <w:rPr>
+          <w:rFonts w:ascii="Calibri" w:hAnsi="Calibri"/>
+          <w:sz w:val="22"/>
         </w:rPr>
         <w:t xml:space="preserve">DDAS Programmer's Manual</w:t>
       </w:r>
     </w:p>
     <w:p>
       <w:pPr>
-        <w:pStyle w:val="ManualSubtitle"/>
-      </w:pPr>
-      <w:r>
-        <w:rPr>
-          <w:rFonts w:ascii="Calibri" w:hAnsi="Calibri"/>
-          <w:sz w:val="22"/>
-        </w:rPr>
-        <w:t xml:space="preserve">Technical Reference for Maintainers</w:t>
-      </w:r>
-    </w:p>
-    <w:p>
-      <w:pPr>
-        <w:pStyle w:val="ManualLead"/>
-      </w:pPr>
-      <w:r>
-        <w:rPr>
-          <w:rFonts w:ascii="Calibri" w:hAnsi="Calibri"/>
-          <w:sz w:val="22"/>
-        </w:rPr>
-        <w:t xml:space="preserve">Generated from the project manuals in the DDAS repository.</w:t>
+        <w:pStyle w:val="Subtitle"/>
+      </w:pPr>
+      <w:r>
+        <w:rPr>
+          <w:rFonts w:ascii="Calibri" w:hAnsi="Calibri"/>
+          <w:sz w:val="22"/>
+        </w:rPr>
+        <w:t xml:space="preserve">Digital Document Archiving System reference manual</w:t>
       </w:r>
     </w:p>
     <w:p>
@@ -65,7 +52,7 @@
     </w:p>
     <w:p>
       <w:pPr>
-        <w:pStyle w:val="ListBulletManual"/>
+        <w:pStyle w:val="ListBullet"/>
         <w:numPr>
           <w:ilvl w:val="0"/>
           <w:numId w:val="1"/>
@@ -81,7 +68,7 @@
     </w:p>
     <w:p>
       <w:pPr>
-        <w:pStyle w:val="ListBulletManual"/>
+        <w:pStyle w:val="ListBullet"/>
         <w:numPr>
           <w:ilvl w:val="0"/>
           <w:numId w:val="1"/>
@@ -97,7 +84,7 @@
     </w:p>
     <w:p>
       <w:pPr>
-        <w:pStyle w:val="ListBulletManual"/>
+        <w:pStyle w:val="ListBullet"/>
         <w:numPr>
           <w:ilvl w:val="0"/>
           <w:numId w:val="1"/>
@@ -113,7 +100,7 @@
     </w:p>
     <w:p>
       <w:pPr>
-        <w:pStyle w:val="ListBulletManual"/>
+        <w:pStyle w:val="ListBullet"/>
         <w:numPr>
           <w:ilvl w:val="0"/>
           <w:numId w:val="1"/>
@@ -130,7 +117,6 @@
         <w:rPr>
           <w:rFonts w:ascii="Consolas" w:hAnsi="Consolas"/>
           <w:sz w:val="18"/>
-          <w:shd w:fill="F2F4F7"/>
         </w:rPr>
         <w:t xml:space="preserve">js/jquery-4.0.0.min.js</w:t>
       </w:r>
@@ -144,7 +130,7 @@
     </w:p>
     <w:p>
       <w:pPr>
-        <w:pStyle w:val="ListBulletManual"/>
+        <w:pStyle w:val="ListBullet"/>
         <w:numPr>
           <w:ilvl w:val="0"/>
           <w:numId w:val="1"/>
@@ -172,17 +158,16 @@
     </w:p>
     <w:p>
       <w:pPr>
-        <w:pStyle w:val="ListBulletManual"/>
-        <w:numPr>
-          <w:ilvl w:val="0"/>
-          <w:numId w:val="1"/>
-        </w:numPr>
-      </w:pPr>
-      <w:r>
-        <w:rPr>
-          <w:rFonts w:ascii="Consolas" w:hAnsi="Consolas"/>
-          <w:sz w:val="18"/>
-          <w:shd w:fill="F2F4F7"/>
+        <w:pStyle w:val="ListBullet"/>
+        <w:numPr>
+          <w:ilvl w:val="0"/>
+          <w:numId w:val="1"/>
+        </w:numPr>
+      </w:pPr>
+      <w:r>
+        <w:rPr>
+          <w:rFonts w:ascii="Consolas" w:hAnsi="Consolas"/>
+          <w:sz w:val="18"/>
         </w:rPr>
         <w:t xml:space="preserve">index.php</w:t>
       </w:r>
@@ -201,17 +186,16 @@
     </w:p>
     <w:p>
       <w:pPr>
-        <w:pStyle w:val="ListBulletManual"/>
-        <w:numPr>
-          <w:ilvl w:val="0"/>
-          <w:numId w:val="1"/>
-        </w:numPr>
-      </w:pPr>
-      <w:r>
-        <w:rPr>
-          <w:rFonts w:ascii="Consolas" w:hAnsi="Consolas"/>
-          <w:sz w:val="18"/>
-          <w:shd w:fill="F2F4F7"/>
+        <w:pStyle w:val="ListBullet"/>
+        <w:numPr>
+          <w:ilvl w:val="0"/>
+          <w:numId w:val="1"/>
+        </w:numPr>
+      </w:pPr>
+      <w:r>
+        <w:rPr>
+          <w:rFonts w:ascii="Consolas" w:hAnsi="Consolas"/>
+          <w:sz w:val="18"/>
         </w:rPr>
         <w:t xml:space="preserve">database/install.php</w:t>
       </w:r>
@@ -230,17 +214,16 @@
     </w:p>
     <w:p>
       <w:pPr>
-        <w:pStyle w:val="ListBulletManual"/>
-        <w:numPr>
-          <w:ilvl w:val="0"/>
-          <w:numId w:val="1"/>
-        </w:numPr>
-      </w:pPr>
-      <w:r>
-        <w:rPr>
-          <w:rFonts w:ascii="Consolas" w:hAnsi="Consolas"/>
-          <w:sz w:val="18"/>
-          <w:shd w:fill="F2F4F7"/>
+        <w:pStyle w:val="ListBullet"/>
+        <w:numPr>
+          <w:ilvl w:val="0"/>
+          <w:numId w:val="1"/>
+        </w:numPr>
+      </w:pPr>
+      <w:r>
+        <w:rPr>
+          <w:rFonts w:ascii="Consolas" w:hAnsi="Consolas"/>
+          <w:sz w:val="18"/>
         </w:rPr>
         <w:t xml:space="preserve">database/schema.sql</w:t>
       </w:r>
@@ -272,7 +255,6 @@
         <w:rPr>
           <w:rFonts w:ascii="Consolas" w:hAnsi="Consolas"/>
           <w:sz w:val="18"/>
-          <w:shd w:fill="F2F4F7"/>
         </w:rPr>
         <w:t xml:space="preserve">core/config.php</w:t>
       </w:r>
@@ -298,17 +280,16 @@
     </w:p>
     <w:tbl>
       <w:tblPr>
-        <w:tblStyle w:val="TableGrid"/>
         <w:tblW w:w="9360" w:type="dxa"/>
         <w:tblInd w:w="120" w:type="dxa"/>
         <w:tblLayout w:type="fixed"/>
         <w:tblBorders>
-          <w:top w:val="single" w:sz="4" w:space="0" w:color="CBD5E1"/>
-          <w:left w:val="single" w:sz="4" w:space="0" w:color="CBD5E1"/>
-          <w:bottom w:val="single" w:sz="4" w:space="0" w:color="CBD5E1"/>
-          <w:right w:val="single" w:sz="4" w:space="0" w:color="CBD5E1"/>
-          <w:insideH w:val="single" w:sz="4" w:space="0" w:color="CBD5E1"/>
-          <w:insideV w:val="single" w:sz="4" w:space="0" w:color="CBD5E1"/>
+          <w:top w:val="single" w:sz="4" w:color="CBD5E1"/>
+          <w:left w:val="single" w:sz="4" w:color="CBD5E1"/>
+          <w:bottom w:val="single" w:sz="4" w:color="CBD5E1"/>
+          <w:right w:val="single" w:sz="4" w:color="CBD5E1"/>
+          <w:insideH w:val="single" w:sz="4" w:color="CBD5E1"/>
+          <w:insideV w:val="single" w:sz="4" w:color="CBD5E1"/>
         </w:tblBorders>
         <w:tblCellMar>
           <w:top w:w="80" w:type="dxa"/>
@@ -335,7 +316,6 @@
               <w:rPr>
                 <w:rFonts w:ascii="Calibri" w:hAnsi="Calibri"/>
                 <w:sz w:val="22"/>
-                <w:b/>
               </w:rPr>
               <w:t xml:space="preserve">Constant</w:t>
             </w:r>
@@ -354,7 +334,6 @@
               <w:rPr>
                 <w:rFonts w:ascii="Calibri" w:hAnsi="Calibri"/>
                 <w:sz w:val="22"/>
-                <w:b/>
               </w:rPr>
               <w:t xml:space="preserve">Default</w:t>
             </w:r>
@@ -374,7 +353,6 @@
               <w:rPr>
                 <w:rFonts w:ascii="Consolas" w:hAnsi="Consolas"/>
                 <w:sz w:val="18"/>
-                <w:shd w:fill="F2F4F7"/>
               </w:rPr>
               <w:t xml:space="preserve">APP_NAME</w:t>
             </w:r>
@@ -392,7 +370,6 @@
               <w:rPr>
                 <w:rFonts w:ascii="Consolas" w:hAnsi="Consolas"/>
                 <w:sz w:val="18"/>
-                <w:shd w:fill="F2F4F7"/>
               </w:rPr>
               <w:t xml:space="preserve">DDAS</w:t>
             </w:r>
@@ -412,7 +389,6 @@
               <w:rPr>
                 <w:rFonts w:ascii="Consolas" w:hAnsi="Consolas"/>
                 <w:sz w:val="18"/>
-                <w:shd w:fill="F2F4F7"/>
               </w:rPr>
               <w:t xml:space="preserve">DB_HOST</w:t>
             </w:r>
@@ -430,7 +406,6 @@
               <w:rPr>
                 <w:rFonts w:ascii="Consolas" w:hAnsi="Consolas"/>
                 <w:sz w:val="18"/>
-                <w:shd w:fill="F2F4F7"/>
               </w:rPr>
               <w:t xml:space="preserve">127.0.0.1</w:t>
             </w:r>
@@ -450,7 +425,6 @@
               <w:rPr>
                 <w:rFonts w:ascii="Consolas" w:hAnsi="Consolas"/>
                 <w:sz w:val="18"/>
-                <w:shd w:fill="F2F4F7"/>
               </w:rPr>
               <w:t xml:space="preserve">DB_NAME</w:t>
             </w:r>
@@ -468,7 +442,6 @@
               <w:rPr>
                 <w:rFonts w:ascii="Consolas" w:hAnsi="Consolas"/>
                 <w:sz w:val="18"/>
-                <w:shd w:fill="F2F4F7"/>
               </w:rPr>
               <w:t xml:space="preserve">ddas_db</w:t>
             </w:r>
@@ -488,7 +461,6 @@
               <w:rPr>
                 <w:rFonts w:ascii="Consolas" w:hAnsi="Consolas"/>
                 <w:sz w:val="18"/>
-                <w:shd w:fill="F2F4F7"/>
               </w:rPr>
               <w:t xml:space="preserve">DB_USER</w:t>
             </w:r>
@@ -506,7 +478,6 @@
               <w:rPr>
                 <w:rFonts w:ascii="Consolas" w:hAnsi="Consolas"/>
                 <w:sz w:val="18"/>
-                <w:shd w:fill="F2F4F7"/>
               </w:rPr>
               <w:t xml:space="preserve">root</w:t>
             </w:r>
@@ -526,7 +497,6 @@
               <w:rPr>
                 <w:rFonts w:ascii="Consolas" w:hAnsi="Consolas"/>
                 <w:sz w:val="18"/>
-                <w:shd w:fill="F2F4F7"/>
               </w:rPr>
               <w:t xml:space="preserve">DB_PASS</w:t>
             </w:r>
@@ -563,7 +533,6 @@
               <w:rPr>
                 <w:rFonts w:ascii="Consolas" w:hAnsi="Consolas"/>
                 <w:sz w:val="18"/>
-                <w:shd w:fill="F2F4F7"/>
               </w:rPr>
               <w:t xml:space="preserve">STORAGE_ROOT_DEFAULT</w:t>
             </w:r>
@@ -581,7 +550,6 @@
               <w:rPr>
                 <w:rFonts w:ascii="Consolas" w:hAnsi="Consolas"/>
                 <w:sz w:val="18"/>
-                <w:shd w:fill="F2F4F7"/>
               </w:rPr>
               <w:t xml:space="preserve">storage</w:t>
             </w:r>
@@ -608,7 +576,6 @@
               <w:rPr>
                 <w:rFonts w:ascii="Consolas" w:hAnsi="Consolas"/>
                 <w:sz w:val="18"/>
-                <w:shd w:fill="F2F4F7"/>
               </w:rPr>
               <w:t xml:space="preserve">INTERNAL_DOCUMENT_SUBDIR</w:t>
             </w:r>
@@ -626,7 +593,6 @@
               <w:rPr>
                 <w:rFonts w:ascii="Consolas" w:hAnsi="Consolas"/>
                 <w:sz w:val="18"/>
-                <w:shd w:fill="F2F4F7"/>
               </w:rPr>
               <w:t xml:space="preserve">internal</w:t>
             </w:r>
@@ -646,7 +612,6 @@
               <w:rPr>
                 <w:rFonts w:ascii="Consolas" w:hAnsi="Consolas"/>
                 <w:sz w:val="18"/>
-                <w:shd w:fill="F2F4F7"/>
               </w:rPr>
               <w:t xml:space="preserve">PRIME_UPLOAD_SUBDIR</w:t>
             </w:r>
@@ -664,7 +629,6 @@
               <w:rPr>
                 <w:rFonts w:ascii="Consolas" w:hAnsi="Consolas"/>
                 <w:sz w:val="18"/>
-                <w:shd w:fill="F2F4F7"/>
               </w:rPr>
               <w:t xml:space="preserve">prime_hrm</w:t>
             </w:r>
@@ -687,7 +651,6 @@
         <w:rPr>
           <w:rFonts w:ascii="Consolas" w:hAnsi="Consolas"/>
           <w:sz w:val="18"/>
-          <w:shd w:fill="F2F4F7"/>
         </w:rPr>
         <w:t xml:space="preserve">INTERNAL_ROLES</w:t>
       </w:r>
@@ -719,7 +682,6 @@
         <w:rPr>
           <w:rFonts w:ascii="Consolas" w:hAnsi="Consolas"/>
           <w:sz w:val="18"/>
-          <w:shd w:fill="F2F4F7"/>
         </w:rPr>
         <w:t xml:space="preserve">database/install.php</w:t>
       </w:r>
@@ -733,7 +695,7 @@
     </w:p>
     <w:p>
       <w:pPr>
-        <w:pStyle w:val="ListNumberManual"/>
+        <w:pStyle w:val="ListNumber"/>
         <w:numPr>
           <w:ilvl w:val="0"/>
           <w:numId w:val="2"/>
@@ -750,7 +712,6 @@
         <w:rPr>
           <w:rFonts w:ascii="Consolas" w:hAnsi="Consolas"/>
           <w:sz w:val="18"/>
-          <w:shd w:fill="F2F4F7"/>
         </w:rPr>
         <w:t xml:space="preserve">core/config.php</w:t>
       </w:r>
@@ -764,7 +725,7 @@
     </w:p>
     <w:p>
       <w:pPr>
-        <w:pStyle w:val="ListNumberManual"/>
+        <w:pStyle w:val="ListNumber"/>
         <w:numPr>
           <w:ilvl w:val="0"/>
           <w:numId w:val="2"/>
@@ -780,7 +741,7 @@
     </w:p>
     <w:p>
       <w:pPr>
-        <w:pStyle w:val="ListNumberManual"/>
+        <w:pStyle w:val="ListNumber"/>
         <w:numPr>
           <w:ilvl w:val="0"/>
           <w:numId w:val="2"/>
@@ -796,7 +757,7 @@
     </w:p>
     <w:p>
       <w:pPr>
-        <w:pStyle w:val="ListNumberManual"/>
+        <w:pStyle w:val="ListNumber"/>
         <w:numPr>
           <w:ilvl w:val="0"/>
           <w:numId w:val="2"/>
@@ -812,7 +773,7 @@
     </w:p>
     <w:p>
       <w:pPr>
-        <w:pStyle w:val="ListNumberManual"/>
+        <w:pStyle w:val="ListNumber"/>
         <w:numPr>
           <w:ilvl w:val="0"/>
           <w:numId w:val="2"/>
@@ -829,7 +790,6 @@
         <w:rPr>
           <w:rFonts w:ascii="Consolas" w:hAnsi="Consolas"/>
           <w:sz w:val="18"/>
-          <w:shd w:fill="F2F4F7"/>
         </w:rPr>
         <w:t xml:space="preserve">users</w:t>
       </w:r>
@@ -844,7 +804,6 @@
         <w:rPr>
           <w:rFonts w:ascii="Consolas" w:hAnsi="Consolas"/>
           <w:sz w:val="18"/>
-          <w:shd w:fill="F2F4F7"/>
         </w:rPr>
         <w:t xml:space="preserve">userID</w:t>
       </w:r>
@@ -859,7 +818,6 @@
         <w:rPr>
           <w:rFonts w:ascii="Consolas" w:hAnsi="Consolas"/>
           <w:sz w:val="18"/>
-          <w:shd w:fill="F2F4F7"/>
         </w:rPr>
         <w:t xml:space="preserve">role</w:t>
       </w:r>
@@ -873,7 +831,7 @@
     </w:p>
     <w:p>
       <w:pPr>
-        <w:pStyle w:val="ListNumberManual"/>
+        <w:pStyle w:val="ListNumber"/>
         <w:numPr>
           <w:ilvl w:val="0"/>
           <w:numId w:val="2"/>
@@ -890,7 +848,6 @@
         <w:rPr>
           <w:rFonts w:ascii="Consolas" w:hAnsi="Consolas"/>
           <w:sz w:val="18"/>
-          <w:shd w:fill="F2F4F7"/>
         </w:rPr>
         <w:t xml:space="preserve">users</w:t>
       </w:r>
@@ -905,7 +862,6 @@
         <w:rPr>
           <w:rFonts w:ascii="Consolas" w:hAnsi="Consolas"/>
           <w:sz w:val="18"/>
-          <w:shd w:fill="F2F4F7"/>
         </w:rPr>
         <w:t xml:space="preserve">users_legacy_backup_YYYYMMDD_HHMMSS</w:t>
       </w:r>
@@ -919,7 +875,7 @@
     </w:p>
     <w:p>
       <w:pPr>
-        <w:pStyle w:val="ListNumberManual"/>
+        <w:pStyle w:val="ListNumber"/>
         <w:numPr>
           <w:ilvl w:val="0"/>
           <w:numId w:val="2"/>
@@ -936,7 +892,6 @@
         <w:rPr>
           <w:rFonts w:ascii="Consolas" w:hAnsi="Consolas"/>
           <w:sz w:val="18"/>
-          <w:shd w:fill="F2F4F7"/>
         </w:rPr>
         <w:t xml:space="preserve">database/schema.sql</w:t>
       </w:r>
@@ -950,7 +905,7 @@
     </w:p>
     <w:p>
       <w:pPr>
-        <w:pStyle w:val="ListNumberManual"/>
+        <w:pStyle w:val="ListNumber"/>
         <w:numPr>
           <w:ilvl w:val="0"/>
           <w:numId w:val="2"/>
@@ -966,7 +921,7 @@
     </w:p>
     <w:p>
       <w:pPr>
-        <w:pStyle w:val="ListNumberManual"/>
+        <w:pStyle w:val="ListNumber"/>
         <w:numPr>
           <w:ilvl w:val="0"/>
           <w:numId w:val="2"/>
@@ -977,7 +932,7 @@
           <w:rFonts w:ascii="Calibri" w:hAnsi="Calibri"/>
           <w:sz w:val="22"/>
         </w:rPr>
-        <w:t xml:space="preserve">Seeds four default users.</w:t>
+        <w:t xml:space="preserve">Seeds one default administrator user.</w:t>
       </w:r>
     </w:p>
     <w:p>
@@ -989,79 +944,27 @@
           <w:rFonts w:ascii="Calibri" w:hAnsi="Calibri"/>
           <w:sz w:val="22"/>
         </w:rPr>
-        <w:t xml:space="preserve">Seed accounts:</w:t>
-      </w:r>
-    </w:p>
-    <w:p>
-      <w:pPr>
-        <w:pStyle w:val="ListBulletManual"/>
-        <w:numPr>
-          <w:ilvl w:val="0"/>
-          <w:numId w:val="1"/>
-        </w:numPr>
-      </w:pPr>
-      <w:r>
-        <w:rPr>
-          <w:rFonts w:ascii="Consolas" w:hAnsi="Consolas"/>
-          <w:sz w:val="18"/>
-          <w:shd w:fill="F2F4F7"/>
+        <w:t xml:space="preserve">Default account:</w:t>
+      </w:r>
+    </w:p>
+    <w:p>
+      <w:pPr>
+        <w:pStyle w:val="ListBullet"/>
+        <w:numPr>
+          <w:ilvl w:val="0"/>
+          <w:numId w:val="1"/>
+        </w:numPr>
+      </w:pPr>
+      <w:r>
+        <w:rPr>
+          <w:rFonts w:ascii="Consolas" w:hAnsi="Consolas"/>
+          <w:sz w:val="18"/>
         </w:rPr>
         <w:t xml:space="preserve">sys.admin / ChangeMe123!</w:t>
       </w:r>
     </w:p>
     <w:p>
       <w:pPr>
-        <w:pStyle w:val="ListBulletManual"/>
-        <w:numPr>
-          <w:ilvl w:val="0"/>
-          <w:numId w:val="1"/>
-        </w:numPr>
-      </w:pPr>
-      <w:r>
-        <w:rPr>
-          <w:rFonts w:ascii="Consolas" w:hAnsi="Consolas"/>
-          <w:sz w:val="18"/>
-          <w:shd w:fill="F2F4F7"/>
-        </w:rPr>
-        <w:t xml:space="preserve">division.chief / ChangeMe123!</w:t>
-      </w:r>
-    </w:p>
-    <w:p>
-      <w:pPr>
-        <w:pStyle w:val="ListBulletManual"/>
-        <w:numPr>
-          <w:ilvl w:val="0"/>
-          <w:numId w:val="1"/>
-        </w:numPr>
-      </w:pPr>
-      <w:r>
-        <w:rPr>
-          <w:rFonts w:ascii="Consolas" w:hAnsi="Consolas"/>
-          <w:sz w:val="18"/>
-          <w:shd w:fill="F2F4F7"/>
-        </w:rPr>
-        <w:t xml:space="preserve">psed.staff / ChangeMe123!</w:t>
-      </w:r>
-    </w:p>
-    <w:p>
-      <w:pPr>
-        <w:pStyle w:val="ListBulletManual"/>
-        <w:numPr>
-          <w:ilvl w:val="0"/>
-          <w:numId w:val="1"/>
-        </w:numPr>
-      </w:pPr>
-      <w:r>
-        <w:rPr>
-          <w:rFonts w:ascii="Consolas" w:hAnsi="Consolas"/>
-          <w:sz w:val="18"/>
-          <w:shd w:fill="F2F4F7"/>
-        </w:rPr>
-        <w:t xml:space="preserve">cgo.bago / ChangeMe123!</w:t>
-      </w:r>
-    </w:p>
-    <w:p>
-      <w:pPr>
         <w:pStyle w:val="Normal"/>
       </w:pPr>
       <w:r>
@@ -1069,13 +972,12 @@
           <w:rFonts w:ascii="Calibri" w:hAnsi="Calibri"/>
           <w:sz w:val="22"/>
         </w:rPr>
-        <w:t xml:space="preserve">All seed users are Active and have </w:t>
-      </w:r>
-      <w:r>
-        <w:rPr>
-          <w:rFonts w:ascii="Consolas" w:hAnsi="Consolas"/>
-          <w:sz w:val="18"/>
-          <w:shd w:fill="F2F4F7"/>
+        <w:t xml:space="preserve">The default user is Active and has </w:t>
+      </w:r>
+      <w:r>
+        <w:rPr>
+          <w:rFonts w:ascii="Consolas" w:hAnsi="Consolas"/>
+          <w:sz w:val="18"/>
         </w:rPr>
         <w:t xml:space="preserve">must_change_password = 1</w:t>
       </w:r>
@@ -1107,7 +1009,6 @@
         <w:rPr>
           <w:rFonts w:ascii="Consolas" w:hAnsi="Consolas"/>
           <w:sz w:val="18"/>
-          <w:shd w:fill="F2F4F7"/>
         </w:rPr>
         <w:t xml:space="preserve">index.php</w:t>
       </w:r>
@@ -1122,7 +1023,6 @@
         <w:rPr>
           <w:rFonts w:ascii="Consolas" w:hAnsi="Consolas"/>
           <w:sz w:val="18"/>
-          <w:shd w:fill="F2F4F7"/>
         </w:rPr>
         <w:t xml:space="preserve">core/init.php</w:t>
       </w:r>
@@ -1142,7 +1042,6 @@
         <w:rPr>
           <w:rFonts w:ascii="Consolas" w:hAnsi="Consolas"/>
           <w:sz w:val="18"/>
-          <w:shd w:fill="F2F4F7"/>
         </w:rPr>
         <w:t xml:space="preserve">core/init.php</w:t>
       </w:r>
@@ -1157,7 +1056,6 @@
         <w:rPr>
           <w:rFonts w:ascii="Consolas" w:hAnsi="Consolas"/>
           <w:sz w:val="18"/>
-          <w:shd w:fill="F2F4F7"/>
         </w:rPr>
         <w:t xml:space="preserve">App</w:t>
       </w:r>
@@ -1172,7 +1070,6 @@
         <w:rPr>
           <w:rFonts w:ascii="Consolas" w:hAnsi="Consolas"/>
           <w:sz w:val="18"/>
-          <w:shd w:fill="F2F4F7"/>
         </w:rPr>
         <w:t xml:space="preserve">$pdo</w:t>
       </w:r>
@@ -1192,7 +1089,6 @@
         <w:rPr>
           <w:rFonts w:ascii="Consolas" w:hAnsi="Consolas"/>
           <w:sz w:val="18"/>
-          <w:shd w:fill="F2F4F7"/>
         </w:rPr>
         <w:t xml:space="preserve">core/App.php</w:t>
       </w:r>
@@ -1206,7 +1102,7 @@
     </w:p>
     <w:p>
       <w:pPr>
-        <w:pStyle w:val="ListBulletManual"/>
+        <w:pStyle w:val="ListBullet"/>
         <w:numPr>
           <w:ilvl w:val="0"/>
           <w:numId w:val="1"/>
@@ -1223,7 +1119,6 @@
         <w:rPr>
           <w:rFonts w:ascii="Consolas" w:hAnsi="Consolas"/>
           <w:sz w:val="18"/>
-          <w:shd w:fill="F2F4F7"/>
         </w:rPr>
         <w:t xml:space="preserve">Database</w:t>
       </w:r>
@@ -1237,7 +1132,7 @@
     </w:p>
     <w:p>
       <w:pPr>
-        <w:pStyle w:val="ListBulletManual"/>
+        <w:pStyle w:val="ListBullet"/>
         <w:numPr>
           <w:ilvl w:val="0"/>
           <w:numId w:val="1"/>
@@ -1253,7 +1148,7 @@
     </w:p>
     <w:p>
       <w:pPr>
-        <w:pStyle w:val="ListBulletManual"/>
+        <w:pStyle w:val="ListBullet"/>
         <w:numPr>
           <w:ilvl w:val="0"/>
           <w:numId w:val="1"/>
@@ -1269,7 +1164,7 @@
     </w:p>
     <w:p>
       <w:pPr>
-        <w:pStyle w:val="ListBulletManual"/>
+        <w:pStyle w:val="ListBullet"/>
         <w:numPr>
           <w:ilvl w:val="0"/>
           <w:numId w:val="1"/>
@@ -1286,7 +1181,6 @@
         <w:rPr>
           <w:rFonts w:ascii="Consolas" w:hAnsi="Consolas"/>
           <w:sz w:val="18"/>
-          <w:shd w:fill="F2F4F7"/>
         </w:rPr>
         <w:t xml:space="preserve">getDB()</w:t>
       </w:r>
@@ -1306,7 +1200,6 @@
         <w:rPr>
           <w:rFonts w:ascii="Consolas" w:hAnsi="Consolas"/>
           <w:sz w:val="18"/>
-          <w:shd w:fill="F2F4F7"/>
         </w:rPr>
         <w:t xml:space="preserve">core/Database.php</w:t>
       </w:r>
@@ -1320,17 +1213,16 @@
     </w:p>
     <w:p>
       <w:pPr>
-        <w:pStyle w:val="ListBulletManual"/>
-        <w:numPr>
-          <w:ilvl w:val="0"/>
-          <w:numId w:val="1"/>
-        </w:numPr>
-      </w:pPr>
-      <w:r>
-        <w:rPr>
-          <w:rFonts w:ascii="Consolas" w:hAnsi="Consolas"/>
-          <w:sz w:val="18"/>
-          <w:shd w:fill="F2F4F7"/>
+        <w:pStyle w:val="ListBullet"/>
+        <w:numPr>
+          <w:ilvl w:val="0"/>
+          <w:numId w:val="1"/>
+        </w:numPr>
+      </w:pPr>
+      <w:r>
+        <w:rPr>
+          <w:rFonts w:ascii="Consolas" w:hAnsi="Consolas"/>
+          <w:sz w:val="18"/>
         </w:rPr>
         <w:t xml:space="preserve">connect()</w:t>
       </w:r>
@@ -1344,17 +1236,16 @@
     </w:p>
     <w:p>
       <w:pPr>
-        <w:pStyle w:val="ListBulletManual"/>
-        <w:numPr>
-          <w:ilvl w:val="0"/>
-          <w:numId w:val="1"/>
-        </w:numPr>
-      </w:pPr>
-      <w:r>
-        <w:rPr>
-          <w:rFonts w:ascii="Consolas" w:hAnsi="Consolas"/>
-          <w:sz w:val="18"/>
-          <w:shd w:fill="F2F4F7"/>
+        <w:pStyle w:val="ListBullet"/>
+        <w:numPr>
+          <w:ilvl w:val="0"/>
+          <w:numId w:val="1"/>
+        </w:numPr>
+      </w:pPr>
+      <w:r>
+        <w:rPr>
+          <w:rFonts w:ascii="Consolas" w:hAnsi="Consolas"/>
+          <w:sz w:val="18"/>
         </w:rPr>
         <w:t xml:space="preserve">connectServer()</w:t>
       </w:r>
@@ -1374,7 +1265,6 @@
         <w:rPr>
           <w:rFonts w:ascii="Consolas" w:hAnsi="Consolas"/>
           <w:sz w:val="18"/>
-          <w:shd w:fill="F2F4F7"/>
         </w:rPr>
         <w:t xml:space="preserve">core/Tracker.php</w:t>
       </w:r>
@@ -1388,7 +1278,7 @@
     </w:p>
     <w:p>
       <w:pPr>
-        <w:pStyle w:val="ListBulletManual"/>
+        <w:pStyle w:val="ListBullet"/>
         <w:numPr>
           <w:ilvl w:val="0"/>
           <w:numId w:val="1"/>
@@ -1405,7 +1295,6 @@
         <w:rPr>
           <w:rFonts w:ascii="Consolas" w:hAnsi="Consolas"/>
           <w:sz w:val="18"/>
-          <w:shd w:fill="F2F4F7"/>
         </w:rPr>
         <w:t xml:space="preserve">visit_logs</w:t>
       </w:r>
@@ -1419,7 +1308,7 @@
     </w:p>
     <w:p>
       <w:pPr>
-        <w:pStyle w:val="ListBulletManual"/>
+        <w:pStyle w:val="ListBullet"/>
         <w:numPr>
           <w:ilvl w:val="0"/>
           <w:numId w:val="1"/>
@@ -1436,7 +1325,6 @@
         <w:rPr>
           <w:rFonts w:ascii="Consolas" w:hAnsi="Consolas"/>
           <w:sz w:val="18"/>
-          <w:shd w:fill="F2F4F7"/>
         </w:rPr>
         <w:t xml:space="preserve">storage/sessions</w:t>
       </w:r>
@@ -1450,7 +1338,7 @@
     </w:p>
     <w:p>
       <w:pPr>
-        <w:pStyle w:val="ListBulletManual"/>
+        <w:pStyle w:val="ListBullet"/>
         <w:numPr>
           <w:ilvl w:val="0"/>
           <w:numId w:val="1"/>
@@ -1466,7 +1354,7 @@
     </w:p>
     <w:p>
       <w:pPr>
-        <w:pStyle w:val="ListBulletManual"/>
+        <w:pStyle w:val="ListBullet"/>
         <w:numPr>
           <w:ilvl w:val="0"/>
           <w:numId w:val="1"/>
@@ -1483,7 +1371,6 @@
         <w:rPr>
           <w:rFonts w:ascii="Consolas" w:hAnsi="Consolas"/>
           <w:sz w:val="18"/>
-          <w:shd w:fill="F2F4F7"/>
         </w:rPr>
         <w:t xml:space="preserve">error_log</w:t>
       </w:r>
@@ -1515,7 +1402,6 @@
         <w:rPr>
           <w:rFonts w:ascii="Consolas" w:hAnsi="Consolas"/>
           <w:sz w:val="18"/>
-          <w:shd w:fill="F2F4F7"/>
         </w:rPr>
         <w:t xml:space="preserve">core/helpers.php</w:t>
       </w:r>
@@ -1541,17 +1427,16 @@
     </w:p>
     <w:tbl>
       <w:tblPr>
-        <w:tblStyle w:val="TableGrid"/>
         <w:tblW w:w="9360" w:type="dxa"/>
         <w:tblInd w:w="120" w:type="dxa"/>
         <w:tblLayout w:type="fixed"/>
         <w:tblBorders>
-          <w:top w:val="single" w:sz="4" w:space="0" w:color="CBD5E1"/>
-          <w:left w:val="single" w:sz="4" w:space="0" w:color="CBD5E1"/>
-          <w:bottom w:val="single" w:sz="4" w:space="0" w:color="CBD5E1"/>
-          <w:right w:val="single" w:sz="4" w:space="0" w:color="CBD5E1"/>
-          <w:insideH w:val="single" w:sz="4" w:space="0" w:color="CBD5E1"/>
-          <w:insideV w:val="single" w:sz="4" w:space="0" w:color="CBD5E1"/>
+          <w:top w:val="single" w:sz="4" w:color="CBD5E1"/>
+          <w:left w:val="single" w:sz="4" w:color="CBD5E1"/>
+          <w:bottom w:val="single" w:sz="4" w:color="CBD5E1"/>
+          <w:right w:val="single" w:sz="4" w:color="CBD5E1"/>
+          <w:insideH w:val="single" w:sz="4" w:color="CBD5E1"/>
+          <w:insideV w:val="single" w:sz="4" w:color="CBD5E1"/>
         </w:tblBorders>
         <w:tblCellMar>
           <w:top w:w="80" w:type="dxa"/>
@@ -1578,7 +1463,6 @@
               <w:rPr>
                 <w:rFonts w:ascii="Calibri" w:hAnsi="Calibri"/>
                 <w:sz w:val="22"/>
-                <w:b/>
               </w:rPr>
               <w:t xml:space="preserve">Function</w:t>
             </w:r>
@@ -1597,7 +1481,6 @@
               <w:rPr>
                 <w:rFonts w:ascii="Calibri" w:hAnsi="Calibri"/>
                 <w:sz w:val="22"/>
-                <w:b/>
               </w:rPr>
               <w:t xml:space="preserve">Purpose</w:t>
             </w:r>
@@ -1617,7 +1500,6 @@
               <w:rPr>
                 <w:rFonts w:ascii="Consolas" w:hAnsi="Consolas"/>
                 <w:sz w:val="18"/>
-                <w:shd w:fill="F2F4F7"/>
               </w:rPr>
               <w:t xml:space="preserve">db()</w:t>
             </w:r>
@@ -1654,7 +1536,6 @@
               <w:rPr>
                 <w:rFonts w:ascii="Consolas" w:hAnsi="Consolas"/>
                 <w:sz w:val="18"/>
-                <w:shd w:fill="F2F4F7"/>
               </w:rPr>
               <w:t xml:space="preserve">start_session_if_needed()</w:t>
             </w:r>
@@ -1691,7 +1572,6 @@
               <w:rPr>
                 <w:rFonts w:ascii="Consolas" w:hAnsi="Consolas"/>
                 <w:sz w:val="18"/>
-                <w:shd w:fill="F2F4F7"/>
               </w:rPr>
               <w:t xml:space="preserve">json_response()</w:t>
             </w:r>
@@ -1728,7 +1608,6 @@
               <w:rPr>
                 <w:rFonts w:ascii="Consolas" w:hAnsi="Consolas"/>
                 <w:sz w:val="18"/>
-                <w:shd w:fill="F2F4F7"/>
               </w:rPr>
               <w:t xml:space="preserve">current_user_id()</w:t>
             </w:r>
@@ -1765,7 +1644,6 @@
               <w:rPr>
                 <w:rFonts w:ascii="Consolas" w:hAnsi="Consolas"/>
                 <w:sz w:val="18"/>
-                <w:shd w:fill="F2F4F7"/>
               </w:rPr>
               <w:t xml:space="preserve">current_user()</w:t>
             </w:r>
@@ -1802,7 +1680,6 @@
               <w:rPr>
                 <w:rFonts w:ascii="Consolas" w:hAnsi="Consolas"/>
                 <w:sz w:val="18"/>
-                <w:shd w:fill="F2F4F7"/>
               </w:rPr>
               <w:t xml:space="preserve">require_login()</w:t>
             </w:r>
@@ -1839,7 +1716,6 @@
               <w:rPr>
                 <w:rFonts w:ascii="Consolas" w:hAnsi="Consolas"/>
                 <w:sz w:val="18"/>
-                <w:shd w:fill="F2F4F7"/>
               </w:rPr>
               <w:t xml:space="preserve">require_access_groups()</w:t>
             </w:r>
@@ -1876,7 +1752,6 @@
               <w:rPr>
                 <w:rFonts w:ascii="Consolas" w:hAnsi="Consolas"/>
                 <w:sz w:val="18"/>
-                <w:shd w:fill="F2F4F7"/>
               </w:rPr>
               <w:t xml:space="preserve">fetch_internal_roles()</w:t>
             </w:r>
@@ -1913,7 +1788,6 @@
               <w:rPr>
                 <w:rFonts w:ascii="Consolas" w:hAnsi="Consolas"/>
                 <w:sz w:val="18"/>
-                <w:shd w:fill="F2F4F7"/>
               </w:rPr>
               <w:t xml:space="preserve">setting()</w:t>
             </w:r>
@@ -1950,7 +1824,6 @@
               <w:rPr>
                 <w:rFonts w:ascii="Consolas" w:hAnsi="Consolas"/>
                 <w:sz w:val="18"/>
-                <w:shd w:fill="F2F4F7"/>
               </w:rPr>
               <w:t xml:space="preserve">set_setting()</w:t>
             </w:r>
@@ -1987,7 +1860,6 @@
               <w:rPr>
                 <w:rFonts w:ascii="Consolas" w:hAnsi="Consolas"/>
                 <w:sz w:val="18"/>
-                <w:shd w:fill="F2F4F7"/>
               </w:rPr>
               <w:t xml:space="preserve">normalized_storage_root()</w:t>
             </w:r>
@@ -2024,7 +1896,6 @@
               <w:rPr>
                 <w:rFonts w:ascii="Consolas" w:hAnsi="Consolas"/>
                 <w:sz w:val="18"/>
-                <w:shd w:fill="F2F4F7"/>
               </w:rPr>
               <w:t xml:space="preserve">ensure_directory()</w:t>
             </w:r>
@@ -2061,7 +1932,6 @@
               <w:rPr>
                 <w:rFonts w:ascii="Consolas" w:hAnsi="Consolas"/>
                 <w:sz w:val="18"/>
-                <w:shd w:fill="F2F4F7"/>
               </w:rPr>
               <w:t xml:space="preserve">slugify_segment()</w:t>
             </w:r>
@@ -2098,7 +1968,6 @@
               <w:rPr>
                 <w:rFonts w:ascii="Consolas" w:hAnsi="Consolas"/>
                 <w:sz w:val="18"/>
-                <w:shd w:fill="F2F4F7"/>
               </w:rPr>
               <w:t xml:space="preserve">upload_subdir()</w:t>
             </w:r>
@@ -2135,7 +2004,6 @@
               <w:rPr>
                 <w:rFonts w:ascii="Consolas" w:hAnsi="Consolas"/>
                 <w:sz w:val="18"/>
-                <w:shd w:fill="F2F4F7"/>
               </w:rPr>
               <w:t xml:space="preserve">store_uploaded_file()</w:t>
             </w:r>
@@ -2172,7 +2040,6 @@
               <w:rPr>
                 <w:rFonts w:ascii="Consolas" w:hAnsi="Consolas"/>
                 <w:sz w:val="18"/>
-                <w:shd w:fill="F2F4F7"/>
               </w:rPr>
               <w:t xml:space="preserve">insert_activity_log()</w:t>
             </w:r>
@@ -2209,7 +2076,6 @@
               <w:rPr>
                 <w:rFonts w:ascii="Consolas" w:hAnsi="Consolas"/>
                 <w:sz w:val="18"/>
-                <w:shd w:fill="F2F4F7"/>
               </w:rPr>
               <w:t xml:space="preserve">safe_json_decode()</w:t>
             </w:r>
@@ -2246,7 +2112,6 @@
               <w:rPr>
                 <w:rFonts w:ascii="Consolas" w:hAnsi="Consolas"/>
                 <w:sz w:val="18"/>
-                <w:shd w:fill="F2F4F7"/>
               </w:rPr>
               <w:t xml:space="preserve">next_code()</w:t>
             </w:r>
@@ -2271,7 +2136,6 @@
               <w:rPr>
                 <w:rFonts w:ascii="Consolas" w:hAnsi="Consolas"/>
                 <w:sz w:val="18"/>
-                <w:shd w:fill="F2F4F7"/>
               </w:rPr>
               <w:t xml:space="preserve">DOC-YYYY-###</w:t>
             </w:r>
@@ -2286,7 +2150,6 @@
               <w:rPr>
                 <w:rFonts w:ascii="Consolas" w:hAnsi="Consolas"/>
                 <w:sz w:val="18"/>
-                <w:shd w:fill="F2F4F7"/>
               </w:rPr>
               <w:t xml:space="preserve">ER-YYYY-###</w:t>
             </w:r>
@@ -2340,7 +2203,6 @@
         <w:rPr>
           <w:rFonts w:ascii="Consolas" w:hAnsi="Consolas"/>
           <w:sz w:val="18"/>
-          <w:shd w:fill="F2F4F7"/>
         </w:rPr>
         <w:t xml:space="preserve">database/schema.sql</w:t>
       </w:r>
@@ -2360,7 +2222,6 @@
         <w:rPr>
           <w:rFonts w:ascii="Consolas" w:hAnsi="Consolas"/>
           <w:sz w:val="18"/>
-          <w:shd w:fill="F2F4F7"/>
         </w:rPr>
         <w:t xml:space="preserve">settings</w:t>
       </w:r>
@@ -2385,7 +2246,6 @@
         <w:rPr>
           <w:rFonts w:ascii="Consolas" w:hAnsi="Consolas"/>
           <w:sz w:val="18"/>
-          <w:shd w:fill="F2F4F7"/>
         </w:rPr>
         <w:t xml:space="preserve">users</w:t>
       </w:r>
@@ -2416,170 +2276,160 @@
     </w:p>
     <w:p>
       <w:pPr>
-        <w:pStyle w:val="ListBulletManual"/>
-        <w:numPr>
-          <w:ilvl w:val="0"/>
-          <w:numId w:val="1"/>
-        </w:numPr>
-      </w:pPr>
-      <w:r>
-        <w:rPr>
-          <w:rFonts w:ascii="Consolas" w:hAnsi="Consolas"/>
-          <w:sz w:val="18"/>
-          <w:shd w:fill="F2F4F7"/>
+        <w:pStyle w:val="ListBullet"/>
+        <w:numPr>
+          <w:ilvl w:val="0"/>
+          <w:numId w:val="1"/>
+        </w:numPr>
+      </w:pPr>
+      <w:r>
+        <w:rPr>
+          <w:rFonts w:ascii="Consolas" w:hAnsi="Consolas"/>
+          <w:sz w:val="18"/>
         </w:rPr>
         <w:t xml:space="preserve">username</w:t>
       </w:r>
     </w:p>
     <w:p>
       <w:pPr>
-        <w:pStyle w:val="ListBulletManual"/>
-        <w:numPr>
-          <w:ilvl w:val="0"/>
-          <w:numId w:val="1"/>
-        </w:numPr>
-      </w:pPr>
-      <w:r>
-        <w:rPr>
-          <w:rFonts w:ascii="Consolas" w:hAnsi="Consolas"/>
-          <w:sz w:val="18"/>
-          <w:shd w:fill="F2F4F7"/>
+        <w:pStyle w:val="ListBullet"/>
+        <w:numPr>
+          <w:ilvl w:val="0"/>
+          <w:numId w:val="1"/>
+        </w:numPr>
+      </w:pPr>
+      <w:r>
+        <w:rPr>
+          <w:rFonts w:ascii="Consolas" w:hAnsi="Consolas"/>
+          <w:sz w:val="18"/>
         </w:rPr>
         <w:t xml:space="preserve">password_hash</w:t>
       </w:r>
     </w:p>
     <w:p>
       <w:pPr>
-        <w:pStyle w:val="ListBulletManual"/>
-        <w:numPr>
-          <w:ilvl w:val="0"/>
-          <w:numId w:val="1"/>
-        </w:numPr>
-      </w:pPr>
-      <w:r>
-        <w:rPr>
-          <w:rFonts w:ascii="Consolas" w:hAnsi="Consolas"/>
-          <w:sz w:val="18"/>
-          <w:shd w:fill="F2F4F7"/>
+        <w:pStyle w:val="ListBullet"/>
+        <w:numPr>
+          <w:ilvl w:val="0"/>
+          <w:numId w:val="1"/>
+        </w:numPr>
+      </w:pPr>
+      <w:r>
+        <w:rPr>
+          <w:rFonts w:ascii="Consolas" w:hAnsi="Consolas"/>
+          <w:sz w:val="18"/>
         </w:rPr>
         <w:t xml:space="preserve">full_name</w:t>
       </w:r>
     </w:p>
     <w:p>
       <w:pPr>
-        <w:pStyle w:val="ListBulletManual"/>
-        <w:numPr>
-          <w:ilvl w:val="0"/>
-          <w:numId w:val="1"/>
-        </w:numPr>
-      </w:pPr>
-      <w:r>
-        <w:rPr>
-          <w:rFonts w:ascii="Consolas" w:hAnsi="Consolas"/>
-          <w:sz w:val="18"/>
-          <w:shd w:fill="F2F4F7"/>
+        <w:pStyle w:val="ListBullet"/>
+        <w:numPr>
+          <w:ilvl w:val="0"/>
+          <w:numId w:val="1"/>
+        </w:numPr>
+      </w:pPr>
+      <w:r>
+        <w:rPr>
+          <w:rFonts w:ascii="Consolas" w:hAnsi="Consolas"/>
+          <w:sz w:val="18"/>
         </w:rPr>
         <w:t xml:space="preserve">email</w:t>
       </w:r>
     </w:p>
     <w:p>
       <w:pPr>
-        <w:pStyle w:val="ListBulletManual"/>
-        <w:numPr>
-          <w:ilvl w:val="0"/>
-          <w:numId w:val="1"/>
-        </w:numPr>
-      </w:pPr>
-      <w:r>
-        <w:rPr>
-          <w:rFonts w:ascii="Consolas" w:hAnsi="Consolas"/>
-          <w:sz w:val="18"/>
-          <w:shd w:fill="F2F4F7"/>
+        <w:pStyle w:val="ListBullet"/>
+        <w:numPr>
+          <w:ilvl w:val="0"/>
+          <w:numId w:val="1"/>
+        </w:numPr>
+      </w:pPr>
+      <w:r>
+        <w:rPr>
+          <w:rFonts w:ascii="Consolas" w:hAnsi="Consolas"/>
+          <w:sz w:val="18"/>
         </w:rPr>
         <w:t xml:space="preserve">access_group</w:t>
       </w:r>
     </w:p>
     <w:p>
       <w:pPr>
-        <w:pStyle w:val="ListBulletManual"/>
-        <w:numPr>
-          <w:ilvl w:val="0"/>
-          <w:numId w:val="1"/>
-        </w:numPr>
-      </w:pPr>
-      <w:r>
-        <w:rPr>
-          <w:rFonts w:ascii="Consolas" w:hAnsi="Consolas"/>
-          <w:sz w:val="18"/>
-          <w:shd w:fill="F2F4F7"/>
+        <w:pStyle w:val="ListBullet"/>
+        <w:numPr>
+          <w:ilvl w:val="0"/>
+          <w:numId w:val="1"/>
+        </w:numPr>
+      </w:pPr>
+      <w:r>
+        <w:rPr>
+          <w:rFonts w:ascii="Consolas" w:hAnsi="Consolas"/>
+          <w:sz w:val="18"/>
         </w:rPr>
         <w:t xml:space="preserve">department</w:t>
       </w:r>
     </w:p>
     <w:p>
       <w:pPr>
-        <w:pStyle w:val="ListBulletManual"/>
-        <w:numPr>
-          <w:ilvl w:val="0"/>
-          <w:numId w:val="1"/>
-        </w:numPr>
-      </w:pPr>
-      <w:r>
-        <w:rPr>
-          <w:rFonts w:ascii="Consolas" w:hAnsi="Consolas"/>
-          <w:sz w:val="18"/>
-          <w:shd w:fill="F2F4F7"/>
+        <w:pStyle w:val="ListBullet"/>
+        <w:numPr>
+          <w:ilvl w:val="0"/>
+          <w:numId w:val="1"/>
+        </w:numPr>
+      </w:pPr>
+      <w:r>
+        <w:rPr>
+          <w:rFonts w:ascii="Consolas" w:hAnsi="Consolas"/>
+          <w:sz w:val="18"/>
         </w:rPr>
         <w:t xml:space="preserve">agency_name</w:t>
       </w:r>
     </w:p>
     <w:p>
       <w:pPr>
-        <w:pStyle w:val="ListBulletManual"/>
-        <w:numPr>
-          <w:ilvl w:val="0"/>
-          <w:numId w:val="1"/>
-        </w:numPr>
-      </w:pPr>
-      <w:r>
-        <w:rPr>
-          <w:rFonts w:ascii="Consolas" w:hAnsi="Consolas"/>
-          <w:sz w:val="18"/>
-          <w:shd w:fill="F2F4F7"/>
+        <w:pStyle w:val="ListBullet"/>
+        <w:numPr>
+          <w:ilvl w:val="0"/>
+          <w:numId w:val="1"/>
+        </w:numPr>
+      </w:pPr>
+      <w:r>
+        <w:rPr>
+          <w:rFonts w:ascii="Consolas" w:hAnsi="Consolas"/>
+          <w:sz w:val="18"/>
         </w:rPr>
         <w:t xml:space="preserve">status</w:t>
       </w:r>
     </w:p>
     <w:p>
       <w:pPr>
-        <w:pStyle w:val="ListBulletManual"/>
-        <w:numPr>
-          <w:ilvl w:val="0"/>
-          <w:numId w:val="1"/>
-        </w:numPr>
-      </w:pPr>
-      <w:r>
-        <w:rPr>
-          <w:rFonts w:ascii="Consolas" w:hAnsi="Consolas"/>
-          <w:sz w:val="18"/>
-          <w:shd w:fill="F2F4F7"/>
+        <w:pStyle w:val="ListBullet"/>
+        <w:numPr>
+          <w:ilvl w:val="0"/>
+          <w:numId w:val="1"/>
+        </w:numPr>
+      </w:pPr>
+      <w:r>
+        <w:rPr>
+          <w:rFonts w:ascii="Consolas" w:hAnsi="Consolas"/>
+          <w:sz w:val="18"/>
         </w:rPr>
         <w:t xml:space="preserve">must_change_password</w:t>
       </w:r>
     </w:p>
     <w:p>
       <w:pPr>
-        <w:pStyle w:val="ListBulletManual"/>
-        <w:numPr>
-          <w:ilvl w:val="0"/>
-          <w:numId w:val="1"/>
-        </w:numPr>
-      </w:pPr>
-      <w:r>
-        <w:rPr>
-          <w:rFonts w:ascii="Consolas" w:hAnsi="Consolas"/>
-          <w:sz w:val="18"/>
-          <w:shd w:fill="F2F4F7"/>
+        <w:pStyle w:val="ListBullet"/>
+        <w:numPr>
+          <w:ilvl w:val="0"/>
+          <w:numId w:val="1"/>
+        </w:numPr>
+      </w:pPr>
+      <w:r>
+        <w:rPr>
+          <w:rFonts w:ascii="Consolas" w:hAnsi="Consolas"/>
+          <w:sz w:val="18"/>
         </w:rPr>
         <w:t xml:space="preserve">last_login_at</w:t>
       </w:r>
@@ -2592,7 +2442,6 @@
         <w:rPr>
           <w:rFonts w:ascii="Consolas" w:hAnsi="Consolas"/>
           <w:sz w:val="18"/>
-          <w:shd w:fill="F2F4F7"/>
         </w:rPr>
         <w:t xml:space="preserve">access_group</w:t>
       </w:r>
@@ -2606,51 +2455,48 @@
     </w:p>
     <w:p>
       <w:pPr>
-        <w:pStyle w:val="ListBulletManual"/>
-        <w:numPr>
-          <w:ilvl w:val="0"/>
-          <w:numId w:val="1"/>
-        </w:numPr>
-      </w:pPr>
-      <w:r>
-        <w:rPr>
-          <w:rFonts w:ascii="Consolas" w:hAnsi="Consolas"/>
-          <w:sz w:val="18"/>
-          <w:shd w:fill="F2F4F7"/>
+        <w:pStyle w:val="ListBullet"/>
+        <w:numPr>
+          <w:ilvl w:val="0"/>
+          <w:numId w:val="1"/>
+        </w:numPr>
+      </w:pPr>
+      <w:r>
+        <w:rPr>
+          <w:rFonts w:ascii="Consolas" w:hAnsi="Consolas"/>
+          <w:sz w:val="18"/>
         </w:rPr>
         <w:t xml:space="preserve">PSED Admin</w:t>
       </w:r>
     </w:p>
     <w:p>
       <w:pPr>
-        <w:pStyle w:val="ListBulletManual"/>
-        <w:numPr>
-          <w:ilvl w:val="0"/>
-          <w:numId w:val="1"/>
-        </w:numPr>
-      </w:pPr>
-      <w:r>
-        <w:rPr>
-          <w:rFonts w:ascii="Consolas" w:hAnsi="Consolas"/>
-          <w:sz w:val="18"/>
-          <w:shd w:fill="F2F4F7"/>
+        <w:pStyle w:val="ListBullet"/>
+        <w:numPr>
+          <w:ilvl w:val="0"/>
+          <w:numId w:val="1"/>
+        </w:numPr>
+      </w:pPr>
+      <w:r>
+        <w:rPr>
+          <w:rFonts w:ascii="Consolas" w:hAnsi="Consolas"/>
+          <w:sz w:val="18"/>
         </w:rPr>
         <w:t xml:space="preserve">Internal</w:t>
       </w:r>
     </w:p>
     <w:p>
       <w:pPr>
-        <w:pStyle w:val="ListBulletManual"/>
-        <w:numPr>
-          <w:ilvl w:val="0"/>
-          <w:numId w:val="1"/>
-        </w:numPr>
-      </w:pPr>
-      <w:r>
-        <w:rPr>
-          <w:rFonts w:ascii="Consolas" w:hAnsi="Consolas"/>
-          <w:sz w:val="18"/>
-          <w:shd w:fill="F2F4F7"/>
+        <w:pStyle w:val="ListBullet"/>
+        <w:numPr>
+          <w:ilvl w:val="0"/>
+          <w:numId w:val="1"/>
+        </w:numPr>
+      </w:pPr>
+      <w:r>
+        <w:rPr>
+          <w:rFonts w:ascii="Consolas" w:hAnsi="Consolas"/>
+          <w:sz w:val="18"/>
         </w:rPr>
         <w:t xml:space="preserve">Agency</w:t>
       </w:r>
@@ -2663,7 +2509,6 @@
         <w:rPr>
           <w:rFonts w:ascii="Consolas" w:hAnsi="Consolas"/>
           <w:sz w:val="18"/>
-          <w:shd w:fill="F2F4F7"/>
         </w:rPr>
         <w:t xml:space="preserve">status</w:t>
       </w:r>
@@ -2677,34 +2522,32 @@
     </w:p>
     <w:p>
       <w:pPr>
-        <w:pStyle w:val="ListBulletManual"/>
-        <w:numPr>
-          <w:ilvl w:val="0"/>
-          <w:numId w:val="1"/>
-        </w:numPr>
-      </w:pPr>
-      <w:r>
-        <w:rPr>
-          <w:rFonts w:ascii="Consolas" w:hAnsi="Consolas"/>
-          <w:sz w:val="18"/>
-          <w:shd w:fill="F2F4F7"/>
+        <w:pStyle w:val="ListBullet"/>
+        <w:numPr>
+          <w:ilvl w:val="0"/>
+          <w:numId w:val="1"/>
+        </w:numPr>
+      </w:pPr>
+      <w:r>
+        <w:rPr>
+          <w:rFonts w:ascii="Consolas" w:hAnsi="Consolas"/>
+          <w:sz w:val="18"/>
         </w:rPr>
         <w:t xml:space="preserve">Active</w:t>
       </w:r>
     </w:p>
     <w:p>
       <w:pPr>
-        <w:pStyle w:val="ListBulletManual"/>
-        <w:numPr>
-          <w:ilvl w:val="0"/>
-          <w:numId w:val="1"/>
-        </w:numPr>
-      </w:pPr>
-      <w:r>
-        <w:rPr>
-          <w:rFonts w:ascii="Consolas" w:hAnsi="Consolas"/>
-          <w:sz w:val="18"/>
-          <w:shd w:fill="F2F4F7"/>
+        <w:pStyle w:val="ListBullet"/>
+        <w:numPr>
+          <w:ilvl w:val="0"/>
+          <w:numId w:val="1"/>
+        </w:numPr>
+      </w:pPr>
+      <w:r>
+        <w:rPr>
+          <w:rFonts w:ascii="Consolas" w:hAnsi="Consolas"/>
+          <w:sz w:val="18"/>
         </w:rPr>
         <w:t xml:space="preserve">Suspended</w:t>
       </w:r>
@@ -2717,7 +2560,6 @@
         <w:rPr>
           <w:rFonts w:ascii="Consolas" w:hAnsi="Consolas"/>
           <w:sz w:val="18"/>
-          <w:shd w:fill="F2F4F7"/>
         </w:rPr>
         <w:t xml:space="preserve">user_internal_roles</w:t>
       </w:r>
@@ -2742,7 +2584,6 @@
         <w:rPr>
           <w:rFonts w:ascii="Consolas" w:hAnsi="Consolas"/>
           <w:sz w:val="18"/>
-          <w:shd w:fill="F2F4F7"/>
         </w:rPr>
         <w:t xml:space="preserve">documents</w:t>
       </w:r>
@@ -2773,238 +2614,224 @@
     </w:p>
     <w:p>
       <w:pPr>
-        <w:pStyle w:val="ListBulletManual"/>
-        <w:numPr>
-          <w:ilvl w:val="0"/>
-          <w:numId w:val="1"/>
-        </w:numPr>
-      </w:pPr>
-      <w:r>
-        <w:rPr>
-          <w:rFonts w:ascii="Consolas" w:hAnsi="Consolas"/>
-          <w:sz w:val="18"/>
-          <w:shd w:fill="F2F4F7"/>
+        <w:pStyle w:val="ListBullet"/>
+        <w:numPr>
+          <w:ilvl w:val="0"/>
+          <w:numId w:val="1"/>
+        </w:numPr>
+      </w:pPr>
+      <w:r>
+        <w:rPr>
+          <w:rFonts w:ascii="Consolas" w:hAnsi="Consolas"/>
+          <w:sz w:val="18"/>
         </w:rPr>
         <w:t xml:space="preserve">document_code</w:t>
       </w:r>
     </w:p>
     <w:p>
       <w:pPr>
-        <w:pStyle w:val="ListBulletManual"/>
-        <w:numPr>
-          <w:ilvl w:val="0"/>
-          <w:numId w:val="1"/>
-        </w:numPr>
-      </w:pPr>
-      <w:r>
-        <w:rPr>
-          <w:rFonts w:ascii="Consolas" w:hAnsi="Consolas"/>
-          <w:sz w:val="18"/>
-          <w:shd w:fill="F2F4F7"/>
+        <w:pStyle w:val="ListBullet"/>
+        <w:numPr>
+          <w:ilvl w:val="0"/>
+          <w:numId w:val="1"/>
+        </w:numPr>
+      </w:pPr>
+      <w:r>
+        <w:rPr>
+          <w:rFonts w:ascii="Consolas" w:hAnsi="Consolas"/>
+          <w:sz w:val="18"/>
         </w:rPr>
         <w:t xml:space="preserve">title</w:t>
       </w:r>
     </w:p>
     <w:p>
       <w:pPr>
-        <w:pStyle w:val="ListBulletManual"/>
-        <w:numPr>
-          <w:ilvl w:val="0"/>
-          <w:numId w:val="1"/>
-        </w:numPr>
-      </w:pPr>
-      <w:r>
-        <w:rPr>
-          <w:rFonts w:ascii="Consolas" w:hAnsi="Consolas"/>
-          <w:sz w:val="18"/>
-          <w:shd w:fill="F2F4F7"/>
+        <w:pStyle w:val="ListBullet"/>
+        <w:numPr>
+          <w:ilvl w:val="0"/>
+          <w:numId w:val="1"/>
+        </w:numPr>
+      </w:pPr>
+      <w:r>
+        <w:rPr>
+          <w:rFonts w:ascii="Consolas" w:hAnsi="Consolas"/>
+          <w:sz w:val="18"/>
         </w:rPr>
         <w:t xml:space="preserve">source_office</w:t>
       </w:r>
     </w:p>
     <w:p>
       <w:pPr>
-        <w:pStyle w:val="ListBulletManual"/>
-        <w:numPr>
-          <w:ilvl w:val="0"/>
-          <w:numId w:val="1"/>
-        </w:numPr>
-      </w:pPr>
-      <w:r>
-        <w:rPr>
-          <w:rFonts w:ascii="Consolas" w:hAnsi="Consolas"/>
-          <w:sz w:val="18"/>
-          <w:shd w:fill="F2F4F7"/>
+        <w:pStyle w:val="ListBullet"/>
+        <w:numPr>
+          <w:ilvl w:val="0"/>
+          <w:numId w:val="1"/>
+        </w:numPr>
+      </w:pPr>
+      <w:r>
+        <w:rPr>
+          <w:rFonts w:ascii="Consolas" w:hAnsi="Consolas"/>
+          <w:sz w:val="18"/>
         </w:rPr>
         <w:t xml:space="preserve">document_type</w:t>
       </w:r>
     </w:p>
     <w:p>
       <w:pPr>
-        <w:pStyle w:val="ListBulletManual"/>
-        <w:numPr>
-          <w:ilvl w:val="0"/>
-          <w:numId w:val="1"/>
-        </w:numPr>
-      </w:pPr>
-      <w:r>
-        <w:rPr>
-          <w:rFonts w:ascii="Consolas" w:hAnsi="Consolas"/>
-          <w:sz w:val="18"/>
-          <w:shd w:fill="F2F4F7"/>
+        <w:pStyle w:val="ListBullet"/>
+        <w:numPr>
+          <w:ilvl w:val="0"/>
+          <w:numId w:val="1"/>
+        </w:numPr>
+      </w:pPr>
+      <w:r>
+        <w:rPr>
+          <w:rFonts w:ascii="Consolas" w:hAnsi="Consolas"/>
+          <w:sz w:val="18"/>
         </w:rPr>
         <w:t xml:space="preserve">description</w:t>
       </w:r>
     </w:p>
     <w:p>
       <w:pPr>
-        <w:pStyle w:val="ListBulletManual"/>
-        <w:numPr>
-          <w:ilvl w:val="0"/>
-          <w:numId w:val="1"/>
-        </w:numPr>
-      </w:pPr>
-      <w:r>
-        <w:rPr>
-          <w:rFonts w:ascii="Consolas" w:hAnsi="Consolas"/>
-          <w:sz w:val="18"/>
-          <w:shd w:fill="F2F4F7"/>
+        <w:pStyle w:val="ListBullet"/>
+        <w:numPr>
+          <w:ilvl w:val="0"/>
+          <w:numId w:val="1"/>
+        </w:numPr>
+      </w:pPr>
+      <w:r>
+        <w:rPr>
+          <w:rFonts w:ascii="Consolas" w:hAnsi="Consolas"/>
+          <w:sz w:val="18"/>
         </w:rPr>
         <w:t xml:space="preserve">retention_period</w:t>
       </w:r>
     </w:p>
     <w:p>
       <w:pPr>
-        <w:pStyle w:val="ListBulletManual"/>
-        <w:numPr>
-          <w:ilvl w:val="0"/>
-          <w:numId w:val="1"/>
-        </w:numPr>
-      </w:pPr>
-      <w:r>
-        <w:rPr>
-          <w:rFonts w:ascii="Consolas" w:hAnsi="Consolas"/>
-          <w:sz w:val="18"/>
-          <w:shd w:fill="F2F4F7"/>
+        <w:pStyle w:val="ListBullet"/>
+        <w:numPr>
+          <w:ilvl w:val="0"/>
+          <w:numId w:val="1"/>
+        </w:numPr>
+      </w:pPr>
+      <w:r>
+        <w:rPr>
+          <w:rFonts w:ascii="Consolas" w:hAnsi="Consolas"/>
+          <w:sz w:val="18"/>
         </w:rPr>
         <w:t xml:space="preserve">status</w:t>
       </w:r>
     </w:p>
     <w:p>
       <w:pPr>
-        <w:pStyle w:val="ListBulletManual"/>
-        <w:numPr>
-          <w:ilvl w:val="0"/>
-          <w:numId w:val="1"/>
-        </w:numPr>
-      </w:pPr>
-      <w:r>
-        <w:rPr>
-          <w:rFonts w:ascii="Consolas" w:hAnsi="Consolas"/>
-          <w:sz w:val="18"/>
-          <w:shd w:fill="F2F4F7"/>
+        <w:pStyle w:val="ListBullet"/>
+        <w:numPr>
+          <w:ilvl w:val="0"/>
+          <w:numId w:val="1"/>
+        </w:numPr>
+      </w:pPr>
+      <w:r>
+        <w:rPr>
+          <w:rFonts w:ascii="Consolas" w:hAnsi="Consolas"/>
+          <w:sz w:val="18"/>
         </w:rPr>
         <w:t xml:space="preserve">is_all_personnel</w:t>
       </w:r>
     </w:p>
     <w:p>
       <w:pPr>
-        <w:pStyle w:val="ListBulletManual"/>
-        <w:numPr>
-          <w:ilvl w:val="0"/>
-          <w:numId w:val="1"/>
-        </w:numPr>
-      </w:pPr>
-      <w:r>
-        <w:rPr>
-          <w:rFonts w:ascii="Consolas" w:hAnsi="Consolas"/>
-          <w:sz w:val="18"/>
-          <w:shd w:fill="F2F4F7"/>
+        <w:pStyle w:val="ListBullet"/>
+        <w:numPr>
+          <w:ilvl w:val="0"/>
+          <w:numId w:val="1"/>
+        </w:numPr>
+      </w:pPr>
+      <w:r>
+        <w:rPr>
+          <w:rFonts w:ascii="Consolas" w:hAnsi="Consolas"/>
+          <w:sz w:val="18"/>
         </w:rPr>
         <w:t xml:space="preserve">extra_metadata</w:t>
       </w:r>
     </w:p>
     <w:p>
       <w:pPr>
-        <w:pStyle w:val="ListBulletManual"/>
-        <w:numPr>
-          <w:ilvl w:val="0"/>
-          <w:numId w:val="1"/>
-        </w:numPr>
-      </w:pPr>
-      <w:r>
-        <w:rPr>
-          <w:rFonts w:ascii="Consolas" w:hAnsi="Consolas"/>
-          <w:sz w:val="18"/>
-          <w:shd w:fill="F2F4F7"/>
+        <w:pStyle w:val="ListBullet"/>
+        <w:numPr>
+          <w:ilvl w:val="0"/>
+          <w:numId w:val="1"/>
+        </w:numPr>
+      </w:pPr>
+      <w:r>
+        <w:rPr>
+          <w:rFonts w:ascii="Consolas" w:hAnsi="Consolas"/>
+          <w:sz w:val="18"/>
         </w:rPr>
         <w:t xml:space="preserve">original_filename</w:t>
       </w:r>
     </w:p>
     <w:p>
       <w:pPr>
-        <w:pStyle w:val="ListBulletManual"/>
-        <w:numPr>
-          <w:ilvl w:val="0"/>
-          <w:numId w:val="1"/>
-        </w:numPr>
-      </w:pPr>
-      <w:r>
-        <w:rPr>
-          <w:rFonts w:ascii="Consolas" w:hAnsi="Consolas"/>
-          <w:sz w:val="18"/>
-          <w:shd w:fill="F2F4F7"/>
+        <w:pStyle w:val="ListBullet"/>
+        <w:numPr>
+          <w:ilvl w:val="0"/>
+          <w:numId w:val="1"/>
+        </w:numPr>
+      </w:pPr>
+      <w:r>
+        <w:rPr>
+          <w:rFonts w:ascii="Consolas" w:hAnsi="Consolas"/>
+          <w:sz w:val="18"/>
         </w:rPr>
         <w:t xml:space="preserve">stored_filename</w:t>
       </w:r>
     </w:p>
     <w:p>
       <w:pPr>
-        <w:pStyle w:val="ListBulletManual"/>
-        <w:numPr>
-          <w:ilvl w:val="0"/>
-          <w:numId w:val="1"/>
-        </w:numPr>
-      </w:pPr>
-      <w:r>
-        <w:rPr>
-          <w:rFonts w:ascii="Consolas" w:hAnsi="Consolas"/>
-          <w:sz w:val="18"/>
-          <w:shd w:fill="F2F4F7"/>
+        <w:pStyle w:val="ListBullet"/>
+        <w:numPr>
+          <w:ilvl w:val="0"/>
+          <w:numId w:val="1"/>
+        </w:numPr>
+      </w:pPr>
+      <w:r>
+        <w:rPr>
+          <w:rFonts w:ascii="Consolas" w:hAnsi="Consolas"/>
+          <w:sz w:val="18"/>
         </w:rPr>
         <w:t xml:space="preserve">relative_path</w:t>
       </w:r>
     </w:p>
     <w:p>
       <w:pPr>
-        <w:pStyle w:val="ListBulletManual"/>
-        <w:numPr>
-          <w:ilvl w:val="0"/>
-          <w:numId w:val="1"/>
-        </w:numPr>
-      </w:pPr>
-      <w:r>
-        <w:rPr>
-          <w:rFonts w:ascii="Consolas" w:hAnsi="Consolas"/>
-          <w:sz w:val="18"/>
-          <w:shd w:fill="F2F4F7"/>
+        <w:pStyle w:val="ListBullet"/>
+        <w:numPr>
+          <w:ilvl w:val="0"/>
+          <w:numId w:val="1"/>
+        </w:numPr>
+      </w:pPr>
+      <w:r>
+        <w:rPr>
+          <w:rFonts w:ascii="Consolas" w:hAnsi="Consolas"/>
+          <w:sz w:val="18"/>
         </w:rPr>
         <w:t xml:space="preserve">file_size_bytes</w:t>
       </w:r>
     </w:p>
     <w:p>
       <w:pPr>
-        <w:pStyle w:val="ListBulletManual"/>
-        <w:numPr>
-          <w:ilvl w:val="0"/>
-          <w:numId w:val="1"/>
-        </w:numPr>
-      </w:pPr>
-      <w:r>
-        <w:rPr>
-          <w:rFonts w:ascii="Consolas" w:hAnsi="Consolas"/>
-          <w:sz w:val="18"/>
-          <w:shd w:fill="F2F4F7"/>
+        <w:pStyle w:val="ListBullet"/>
+        <w:numPr>
+          <w:ilvl w:val="0"/>
+          <w:numId w:val="1"/>
+        </w:numPr>
+      </w:pPr>
+      <w:r>
+        <w:rPr>
+          <w:rFonts w:ascii="Consolas" w:hAnsi="Consolas"/>
+          <w:sz w:val="18"/>
         </w:rPr>
         <w:t xml:space="preserve">uploaded_by</w:t>
       </w:r>
@@ -3017,7 +2844,6 @@
         <w:rPr>
           <w:rFonts w:ascii="Consolas" w:hAnsi="Consolas"/>
           <w:sz w:val="18"/>
-          <w:shd w:fill="F2F4F7"/>
         </w:rPr>
         <w:t xml:space="preserve">status</w:t>
       </w:r>
@@ -3031,68 +2857,64 @@
     </w:p>
     <w:p>
       <w:pPr>
-        <w:pStyle w:val="ListBulletManual"/>
-        <w:numPr>
-          <w:ilvl w:val="0"/>
-          <w:numId w:val="1"/>
-        </w:numPr>
-      </w:pPr>
-      <w:r>
-        <w:rPr>
-          <w:rFonts w:ascii="Consolas" w:hAnsi="Consolas"/>
-          <w:sz w:val="18"/>
-          <w:shd w:fill="F2F4F7"/>
+        <w:pStyle w:val="ListBullet"/>
+        <w:numPr>
+          <w:ilvl w:val="0"/>
+          <w:numId w:val="1"/>
+        </w:numPr>
+      </w:pPr>
+      <w:r>
+        <w:rPr>
+          <w:rFonts w:ascii="Consolas" w:hAnsi="Consolas"/>
+          <w:sz w:val="18"/>
         </w:rPr>
         <w:t xml:space="preserve">active</w:t>
       </w:r>
     </w:p>
     <w:p>
       <w:pPr>
-        <w:pStyle w:val="ListBulletManual"/>
-        <w:numPr>
-          <w:ilvl w:val="0"/>
-          <w:numId w:val="1"/>
-        </w:numPr>
-      </w:pPr>
-      <w:r>
-        <w:rPr>
-          <w:rFonts w:ascii="Consolas" w:hAnsi="Consolas"/>
-          <w:sz w:val="18"/>
-          <w:shd w:fill="F2F4F7"/>
+        <w:pStyle w:val="ListBullet"/>
+        <w:numPr>
+          <w:ilvl w:val="0"/>
+          <w:numId w:val="1"/>
+        </w:numPr>
+      </w:pPr>
+      <w:r>
+        <w:rPr>
+          <w:rFonts w:ascii="Consolas" w:hAnsi="Consolas"/>
+          <w:sz w:val="18"/>
         </w:rPr>
         <w:t xml:space="preserve">archived</w:t>
       </w:r>
     </w:p>
     <w:p>
       <w:pPr>
-        <w:pStyle w:val="ListBulletManual"/>
-        <w:numPr>
-          <w:ilvl w:val="0"/>
-          <w:numId w:val="1"/>
-        </w:numPr>
-      </w:pPr>
-      <w:r>
-        <w:rPr>
-          <w:rFonts w:ascii="Consolas" w:hAnsi="Consolas"/>
-          <w:sz w:val="18"/>
-          <w:shd w:fill="F2F4F7"/>
+        <w:pStyle w:val="ListBullet"/>
+        <w:numPr>
+          <w:ilvl w:val="0"/>
+          <w:numId w:val="1"/>
+        </w:numPr>
+      </w:pPr>
+      <w:r>
+        <w:rPr>
+          <w:rFonts w:ascii="Consolas" w:hAnsi="Consolas"/>
+          <w:sz w:val="18"/>
         </w:rPr>
         <w:t xml:space="preserve">pending</w:t>
       </w:r>
     </w:p>
     <w:p>
       <w:pPr>
-        <w:pStyle w:val="ListBulletManual"/>
-        <w:numPr>
-          <w:ilvl w:val="0"/>
-          <w:numId w:val="1"/>
-        </w:numPr>
-      </w:pPr>
-      <w:r>
-        <w:rPr>
-          <w:rFonts w:ascii="Consolas" w:hAnsi="Consolas"/>
-          <w:sz w:val="18"/>
-          <w:shd w:fill="F2F4F7"/>
+        <w:pStyle w:val="ListBullet"/>
+        <w:numPr>
+          <w:ilvl w:val="0"/>
+          <w:numId w:val="1"/>
+        </w:numPr>
+      </w:pPr>
+      <w:r>
+        <w:rPr>
+          <w:rFonts w:ascii="Consolas" w:hAnsi="Consolas"/>
+          <w:sz w:val="18"/>
         </w:rPr>
         <w:t xml:space="preserve">processing</w:t>
       </w:r>
@@ -3105,7 +2927,6 @@
         <w:rPr>
           <w:rFonts w:ascii="Consolas" w:hAnsi="Consolas"/>
           <w:sz w:val="18"/>
-          <w:shd w:fill="F2F4F7"/>
         </w:rPr>
         <w:t xml:space="preserve">document_visibility_roles</w:t>
       </w:r>
@@ -3125,7 +2946,6 @@
         <w:rPr>
           <w:rFonts w:ascii="Consolas" w:hAnsi="Consolas"/>
           <w:sz w:val="18"/>
-          <w:shd w:fill="F2F4F7"/>
         </w:rPr>
         <w:t xml:space="preserve">All Personnel</w:t>
       </w:r>
@@ -3145,7 +2965,6 @@
         <w:rPr>
           <w:rFonts w:ascii="Consolas" w:hAnsi="Consolas"/>
           <w:sz w:val="18"/>
-          <w:shd w:fill="F2F4F7"/>
         </w:rPr>
         <w:t xml:space="preserve">prime_submissions</w:t>
       </w:r>
@@ -3176,238 +2995,224 @@
     </w:p>
     <w:p>
       <w:pPr>
-        <w:pStyle w:val="ListBulletManual"/>
-        <w:numPr>
-          <w:ilvl w:val="0"/>
-          <w:numId w:val="1"/>
-        </w:numPr>
-      </w:pPr>
-      <w:r>
-        <w:rPr>
-          <w:rFonts w:ascii="Consolas" w:hAnsi="Consolas"/>
-          <w:sz w:val="18"/>
-          <w:shd w:fill="F2F4F7"/>
+        <w:pStyle w:val="ListBullet"/>
+        <w:numPr>
+          <w:ilvl w:val="0"/>
+          <w:numId w:val="1"/>
+        </w:numPr>
+      </w:pPr>
+      <w:r>
+        <w:rPr>
+          <w:rFonts w:ascii="Consolas" w:hAnsi="Consolas"/>
+          <w:sz w:val="18"/>
         </w:rPr>
         <w:t xml:space="preserve">submission_code</w:t>
       </w:r>
     </w:p>
     <w:p>
       <w:pPr>
-        <w:pStyle w:val="ListBulletManual"/>
-        <w:numPr>
-          <w:ilvl w:val="0"/>
-          <w:numId w:val="1"/>
-        </w:numPr>
-      </w:pPr>
-      <w:r>
-        <w:rPr>
-          <w:rFonts w:ascii="Consolas" w:hAnsi="Consolas"/>
-          <w:sz w:val="18"/>
-          <w:shd w:fill="F2F4F7"/>
+        <w:pStyle w:val="ListBullet"/>
+        <w:numPr>
+          <w:ilvl w:val="0"/>
+          <w:numId w:val="1"/>
+        </w:numPr>
+      </w:pPr>
+      <w:r>
+        <w:rPr>
+          <w:rFonts w:ascii="Consolas" w:hAnsi="Consolas"/>
+          <w:sz w:val="18"/>
         </w:rPr>
         <w:t xml:space="preserve">agency_user_id</w:t>
       </w:r>
     </w:p>
     <w:p>
       <w:pPr>
-        <w:pStyle w:val="ListBulletManual"/>
-        <w:numPr>
-          <w:ilvl w:val="0"/>
-          <w:numId w:val="1"/>
-        </w:numPr>
-      </w:pPr>
-      <w:r>
-        <w:rPr>
-          <w:rFonts w:ascii="Consolas" w:hAnsi="Consolas"/>
-          <w:sz w:val="18"/>
-          <w:shd w:fill="F2F4F7"/>
+        <w:pStyle w:val="ListBullet"/>
+        <w:numPr>
+          <w:ilvl w:val="0"/>
+          <w:numId w:val="1"/>
+        </w:numPr>
+      </w:pPr>
+      <w:r>
+        <w:rPr>
+          <w:rFonts w:ascii="Consolas" w:hAnsi="Consolas"/>
+          <w:sz w:val="18"/>
         </w:rPr>
         <w:t xml:space="preserve">agency_name</w:t>
       </w:r>
     </w:p>
     <w:p>
       <w:pPr>
-        <w:pStyle w:val="ListBulletManual"/>
-        <w:numPr>
-          <w:ilvl w:val="0"/>
-          <w:numId w:val="1"/>
-        </w:numPr>
-      </w:pPr>
-      <w:r>
-        <w:rPr>
-          <w:rFonts w:ascii="Consolas" w:hAnsi="Consolas"/>
-          <w:sz w:val="18"/>
-          <w:shd w:fill="F2F4F7"/>
+        <w:pStyle w:val="ListBullet"/>
+        <w:numPr>
+          <w:ilvl w:val="0"/>
+          <w:numId w:val="1"/>
+        </w:numPr>
+      </w:pPr>
+      <w:r>
+        <w:rPr>
+          <w:rFonts w:ascii="Consolas" w:hAnsi="Consolas"/>
+          <w:sz w:val="18"/>
         </w:rPr>
         <w:t xml:space="preserve">core_area</w:t>
       </w:r>
     </w:p>
     <w:p>
       <w:pPr>
-        <w:pStyle w:val="ListBulletManual"/>
-        <w:numPr>
-          <w:ilvl w:val="0"/>
-          <w:numId w:val="1"/>
-        </w:numPr>
-      </w:pPr>
-      <w:r>
-        <w:rPr>
-          <w:rFonts w:ascii="Consolas" w:hAnsi="Consolas"/>
-          <w:sz w:val="18"/>
-          <w:shd w:fill="F2F4F7"/>
+        <w:pStyle w:val="ListBullet"/>
+        <w:numPr>
+          <w:ilvl w:val="0"/>
+          <w:numId w:val="1"/>
+        </w:numPr>
+      </w:pPr>
+      <w:r>
+        <w:rPr>
+          <w:rFonts w:ascii="Consolas" w:hAnsi="Consolas"/>
+          <w:sz w:val="18"/>
         </w:rPr>
         <w:t xml:space="preserve">pillar</w:t>
       </w:r>
     </w:p>
     <w:p>
       <w:pPr>
-        <w:pStyle w:val="ListBulletManual"/>
-        <w:numPr>
-          <w:ilvl w:val="0"/>
-          <w:numId w:val="1"/>
-        </w:numPr>
-      </w:pPr>
-      <w:r>
-        <w:rPr>
-          <w:rFonts w:ascii="Consolas" w:hAnsi="Consolas"/>
-          <w:sz w:val="18"/>
-          <w:shd w:fill="F2F4F7"/>
+        <w:pStyle w:val="ListBullet"/>
+        <w:numPr>
+          <w:ilvl w:val="0"/>
+          <w:numId w:val="1"/>
+        </w:numPr>
+      </w:pPr>
+      <w:r>
+        <w:rPr>
+          <w:rFonts w:ascii="Consolas" w:hAnsi="Consolas"/>
+          <w:sz w:val="18"/>
         </w:rPr>
         <w:t xml:space="preserve">pillar_element</w:t>
       </w:r>
     </w:p>
     <w:p>
       <w:pPr>
-        <w:pStyle w:val="ListBulletManual"/>
-        <w:numPr>
-          <w:ilvl w:val="0"/>
-          <w:numId w:val="1"/>
-        </w:numPr>
-      </w:pPr>
-      <w:r>
-        <w:rPr>
-          <w:rFonts w:ascii="Consolas" w:hAnsi="Consolas"/>
-          <w:sz w:val="18"/>
-          <w:shd w:fill="F2F4F7"/>
+        <w:pStyle w:val="ListBullet"/>
+        <w:numPr>
+          <w:ilvl w:val="0"/>
+          <w:numId w:val="1"/>
+        </w:numPr>
+      </w:pPr>
+      <w:r>
+        <w:rPr>
+          <w:rFonts w:ascii="Consolas" w:hAnsi="Consolas"/>
+          <w:sz w:val="18"/>
         </w:rPr>
         <w:t xml:space="preserve">indicator_code</w:t>
       </w:r>
     </w:p>
     <w:p>
       <w:pPr>
-        <w:pStyle w:val="ListBulletManual"/>
-        <w:numPr>
-          <w:ilvl w:val="0"/>
-          <w:numId w:val="1"/>
-        </w:numPr>
-      </w:pPr>
-      <w:r>
-        <w:rPr>
-          <w:rFonts w:ascii="Consolas" w:hAnsi="Consolas"/>
-          <w:sz w:val="18"/>
-          <w:shd w:fill="F2F4F7"/>
+        <w:pStyle w:val="ListBullet"/>
+        <w:numPr>
+          <w:ilvl w:val="0"/>
+          <w:numId w:val="1"/>
+        </w:numPr>
+      </w:pPr>
+      <w:r>
+        <w:rPr>
+          <w:rFonts w:ascii="Consolas" w:hAnsi="Consolas"/>
+          <w:sz w:val="18"/>
         </w:rPr>
         <w:t xml:space="preserve">indicator_label</w:t>
       </w:r>
     </w:p>
     <w:p>
       <w:pPr>
-        <w:pStyle w:val="ListBulletManual"/>
-        <w:numPr>
-          <w:ilvl w:val="0"/>
-          <w:numId w:val="1"/>
-        </w:numPr>
-      </w:pPr>
-      <w:r>
-        <w:rPr>
-          <w:rFonts w:ascii="Consolas" w:hAnsi="Consolas"/>
-          <w:sz w:val="18"/>
-          <w:shd w:fill="F2F4F7"/>
+        <w:pStyle w:val="ListBullet"/>
+        <w:numPr>
+          <w:ilvl w:val="0"/>
+          <w:numId w:val="1"/>
+        </w:numPr>
+      </w:pPr>
+      <w:r>
+        <w:rPr>
+          <w:rFonts w:ascii="Consolas" w:hAnsi="Consolas"/>
+          <w:sz w:val="18"/>
         </w:rPr>
         <w:t xml:space="preserve">original_filename</w:t>
       </w:r>
     </w:p>
     <w:p>
       <w:pPr>
-        <w:pStyle w:val="ListBulletManual"/>
-        <w:numPr>
-          <w:ilvl w:val="0"/>
-          <w:numId w:val="1"/>
-        </w:numPr>
-      </w:pPr>
-      <w:r>
-        <w:rPr>
-          <w:rFonts w:ascii="Consolas" w:hAnsi="Consolas"/>
-          <w:sz w:val="18"/>
-          <w:shd w:fill="F2F4F7"/>
+        <w:pStyle w:val="ListBullet"/>
+        <w:numPr>
+          <w:ilvl w:val="0"/>
+          <w:numId w:val="1"/>
+        </w:numPr>
+      </w:pPr>
+      <w:r>
+        <w:rPr>
+          <w:rFonts w:ascii="Consolas" w:hAnsi="Consolas"/>
+          <w:sz w:val="18"/>
         </w:rPr>
         <w:t xml:space="preserve">stored_filename</w:t>
       </w:r>
     </w:p>
     <w:p>
       <w:pPr>
-        <w:pStyle w:val="ListBulletManual"/>
-        <w:numPr>
-          <w:ilvl w:val="0"/>
-          <w:numId w:val="1"/>
-        </w:numPr>
-      </w:pPr>
-      <w:r>
-        <w:rPr>
-          <w:rFonts w:ascii="Consolas" w:hAnsi="Consolas"/>
-          <w:sz w:val="18"/>
-          <w:shd w:fill="F2F4F7"/>
+        <w:pStyle w:val="ListBullet"/>
+        <w:numPr>
+          <w:ilvl w:val="0"/>
+          <w:numId w:val="1"/>
+        </w:numPr>
+      </w:pPr>
+      <w:r>
+        <w:rPr>
+          <w:rFonts w:ascii="Consolas" w:hAnsi="Consolas"/>
+          <w:sz w:val="18"/>
         </w:rPr>
         <w:t xml:space="preserve">relative_path</w:t>
       </w:r>
     </w:p>
     <w:p>
       <w:pPr>
-        <w:pStyle w:val="ListBulletManual"/>
-        <w:numPr>
-          <w:ilvl w:val="0"/>
-          <w:numId w:val="1"/>
-        </w:numPr>
-      </w:pPr>
-      <w:r>
-        <w:rPr>
-          <w:rFonts w:ascii="Consolas" w:hAnsi="Consolas"/>
-          <w:sz w:val="18"/>
-          <w:shd w:fill="F2F4F7"/>
+        <w:pStyle w:val="ListBullet"/>
+        <w:numPr>
+          <w:ilvl w:val="0"/>
+          <w:numId w:val="1"/>
+        </w:numPr>
+      </w:pPr>
+      <w:r>
+        <w:rPr>
+          <w:rFonts w:ascii="Consolas" w:hAnsi="Consolas"/>
+          <w:sz w:val="18"/>
         </w:rPr>
         <w:t xml:space="preserve">status</w:t>
       </w:r>
     </w:p>
     <w:p>
       <w:pPr>
-        <w:pStyle w:val="ListBulletManual"/>
-        <w:numPr>
-          <w:ilvl w:val="0"/>
-          <w:numId w:val="1"/>
-        </w:numPr>
-      </w:pPr>
-      <w:r>
-        <w:rPr>
-          <w:rFonts w:ascii="Consolas" w:hAnsi="Consolas"/>
-          <w:sz w:val="18"/>
-          <w:shd w:fill="F2F4F7"/>
+        <w:pStyle w:val="ListBullet"/>
+        <w:numPr>
+          <w:ilvl w:val="0"/>
+          <w:numId w:val="1"/>
+        </w:numPr>
+      </w:pPr>
+      <w:r>
+        <w:rPr>
+          <w:rFonts w:ascii="Consolas" w:hAnsi="Consolas"/>
+          <w:sz w:val="18"/>
         </w:rPr>
         <w:t xml:space="preserve">remarks</w:t>
       </w:r>
     </w:p>
     <w:p>
       <w:pPr>
-        <w:pStyle w:val="ListBulletManual"/>
-        <w:numPr>
-          <w:ilvl w:val="0"/>
-          <w:numId w:val="1"/>
-        </w:numPr>
-      </w:pPr>
-      <w:r>
-        <w:rPr>
-          <w:rFonts w:ascii="Consolas" w:hAnsi="Consolas"/>
-          <w:sz w:val="18"/>
-          <w:shd w:fill="F2F4F7"/>
+        <w:pStyle w:val="ListBullet"/>
+        <w:numPr>
+          <w:ilvl w:val="0"/>
+          <w:numId w:val="1"/>
+        </w:numPr>
+      </w:pPr>
+      <w:r>
+        <w:rPr>
+          <w:rFonts w:ascii="Consolas" w:hAnsi="Consolas"/>
+          <w:sz w:val="18"/>
         </w:rPr>
         <w:t xml:space="preserve">file_size_bytes</w:t>
       </w:r>
@@ -3420,7 +3225,6 @@
         <w:rPr>
           <w:rFonts w:ascii="Consolas" w:hAnsi="Consolas"/>
           <w:sz w:val="18"/>
-          <w:shd w:fill="F2F4F7"/>
         </w:rPr>
         <w:t xml:space="preserve">status</w:t>
       </w:r>
@@ -3434,68 +3238,64 @@
     </w:p>
     <w:p>
       <w:pPr>
-        <w:pStyle w:val="ListBulletManual"/>
-        <w:numPr>
-          <w:ilvl w:val="0"/>
-          <w:numId w:val="1"/>
-        </w:numPr>
-      </w:pPr>
-      <w:r>
-        <w:rPr>
-          <w:rFonts w:ascii="Consolas" w:hAnsi="Consolas"/>
-          <w:sz w:val="18"/>
-          <w:shd w:fill="F2F4F7"/>
+        <w:pStyle w:val="ListBullet"/>
+        <w:numPr>
+          <w:ilvl w:val="0"/>
+          <w:numId w:val="1"/>
+        </w:numPr>
+      </w:pPr>
+      <w:r>
+        <w:rPr>
+          <w:rFonts w:ascii="Consolas" w:hAnsi="Consolas"/>
+          <w:sz w:val="18"/>
         </w:rPr>
         <w:t xml:space="preserve">submitted</w:t>
       </w:r>
     </w:p>
     <w:p>
       <w:pPr>
-        <w:pStyle w:val="ListBulletManual"/>
-        <w:numPr>
-          <w:ilvl w:val="0"/>
-          <w:numId w:val="1"/>
-        </w:numPr>
-      </w:pPr>
-      <w:r>
-        <w:rPr>
-          <w:rFonts w:ascii="Consolas" w:hAnsi="Consolas"/>
-          <w:sz w:val="18"/>
-          <w:shd w:fill="F2F4F7"/>
+        <w:pStyle w:val="ListBullet"/>
+        <w:numPr>
+          <w:ilvl w:val="0"/>
+          <w:numId w:val="1"/>
+        </w:numPr>
+      </w:pPr>
+      <w:r>
+        <w:rPr>
+          <w:rFonts w:ascii="Consolas" w:hAnsi="Consolas"/>
+          <w:sz w:val="18"/>
         </w:rPr>
         <w:t xml:space="preserve">under review</w:t>
       </w:r>
     </w:p>
     <w:p>
       <w:pPr>
-        <w:pStyle w:val="ListBulletManual"/>
-        <w:numPr>
-          <w:ilvl w:val="0"/>
-          <w:numId w:val="1"/>
-        </w:numPr>
-      </w:pPr>
-      <w:r>
-        <w:rPr>
-          <w:rFonts w:ascii="Consolas" w:hAnsi="Consolas"/>
-          <w:sz w:val="18"/>
-          <w:shd w:fill="F2F4F7"/>
+        <w:pStyle w:val="ListBullet"/>
+        <w:numPr>
+          <w:ilvl w:val="0"/>
+          <w:numId w:val="1"/>
+        </w:numPr>
+      </w:pPr>
+      <w:r>
+        <w:rPr>
+          <w:rFonts w:ascii="Consolas" w:hAnsi="Consolas"/>
+          <w:sz w:val="18"/>
         </w:rPr>
         <w:t xml:space="preserve">received</w:t>
       </w:r>
     </w:p>
     <w:p>
       <w:pPr>
-        <w:pStyle w:val="ListBulletManual"/>
-        <w:numPr>
-          <w:ilvl w:val="0"/>
-          <w:numId w:val="1"/>
-        </w:numPr>
-      </w:pPr>
-      <w:r>
-        <w:rPr>
-          <w:rFonts w:ascii="Consolas" w:hAnsi="Consolas"/>
-          <w:sz w:val="18"/>
-          <w:shd w:fill="F2F4F7"/>
+        <w:pStyle w:val="ListBullet"/>
+        <w:numPr>
+          <w:ilvl w:val="0"/>
+          <w:numId w:val="1"/>
+        </w:numPr>
+      </w:pPr>
+      <w:r>
+        <w:rPr>
+          <w:rFonts w:ascii="Consolas" w:hAnsi="Consolas"/>
+          <w:sz w:val="18"/>
         </w:rPr>
         <w:t xml:space="preserve">rejected</w:t>
       </w:r>
@@ -3508,7 +3308,6 @@
         <w:rPr>
           <w:rFonts w:ascii="Consolas" w:hAnsi="Consolas"/>
           <w:sz w:val="18"/>
-          <w:shd w:fill="F2F4F7"/>
         </w:rPr>
         <w:t xml:space="preserve">activity_logs</w:t>
       </w:r>
@@ -3533,7 +3332,6 @@
         <w:rPr>
           <w:rFonts w:ascii="Consolas" w:hAnsi="Consolas"/>
           <w:sz w:val="18"/>
-          <w:shd w:fill="F2F4F7"/>
         </w:rPr>
         <w:t xml:space="preserve">visit_logs</w:t>
       </w:r>
@@ -3553,7 +3351,6 @@
         <w:rPr>
           <w:rFonts w:ascii="Consolas" w:hAnsi="Consolas"/>
           <w:sz w:val="18"/>
-          <w:shd w:fill="F2F4F7"/>
         </w:rPr>
         <w:t xml:space="preserve">Tracker</w:t>
       </w:r>
@@ -3585,7 +3382,6 @@
         <w:rPr>
           <w:rFonts w:ascii="Consolas" w:hAnsi="Consolas"/>
           <w:sz w:val="18"/>
-          <w:shd w:fill="F2F4F7"/>
         </w:rPr>
         <w:t xml:space="preserve">process/classes/userClass.php</w:t>
       </w:r>
@@ -3605,7 +3401,6 @@
         <w:rPr>
           <w:rFonts w:ascii="Consolas" w:hAnsi="Consolas"/>
           <w:sz w:val="18"/>
-          <w:shd w:fill="F2F4F7"/>
         </w:rPr>
         <w:t xml:space="preserve">User</w:t>
       </w:r>
@@ -3624,7 +3419,7 @@
     </w:p>
     <w:p>
       <w:pPr>
-        <w:pStyle w:val="ListBulletManual"/>
+        <w:pStyle w:val="ListBullet"/>
         <w:numPr>
           <w:ilvl w:val="0"/>
           <w:numId w:val="1"/>
@@ -3640,7 +3435,7 @@
     </w:p>
     <w:p>
       <w:pPr>
-        <w:pStyle w:val="ListBulletManual"/>
+        <w:pStyle w:val="ListBullet"/>
         <w:numPr>
           <w:ilvl w:val="0"/>
           <w:numId w:val="1"/>
@@ -3656,7 +3451,7 @@
     </w:p>
     <w:p>
       <w:pPr>
-        <w:pStyle w:val="ListBulletManual"/>
+        <w:pStyle w:val="ListBullet"/>
         <w:numPr>
           <w:ilvl w:val="0"/>
           <w:numId w:val="1"/>
@@ -3672,7 +3467,7 @@
     </w:p>
     <w:p>
       <w:pPr>
-        <w:pStyle w:val="ListBulletManual"/>
+        <w:pStyle w:val="ListBullet"/>
         <w:numPr>
           <w:ilvl w:val="0"/>
           <w:numId w:val="1"/>
@@ -3688,7 +3483,7 @@
     </w:p>
     <w:p>
       <w:pPr>
-        <w:pStyle w:val="ListBulletManual"/>
+        <w:pStyle w:val="ListBullet"/>
         <w:numPr>
           <w:ilvl w:val="0"/>
           <w:numId w:val="1"/>
@@ -3704,7 +3499,7 @@
     </w:p>
     <w:p>
       <w:pPr>
-        <w:pStyle w:val="ListBulletManual"/>
+        <w:pStyle w:val="ListBullet"/>
         <w:numPr>
           <w:ilvl w:val="0"/>
           <w:numId w:val="1"/>
@@ -3720,7 +3515,7 @@
     </w:p>
     <w:p>
       <w:pPr>
-        <w:pStyle w:val="ListBulletManual"/>
+        <w:pStyle w:val="ListBullet"/>
         <w:numPr>
           <w:ilvl w:val="0"/>
           <w:numId w:val="1"/>
@@ -3736,7 +3531,7 @@
     </w:p>
     <w:p>
       <w:pPr>
-        <w:pStyle w:val="ListBulletManual"/>
+        <w:pStyle w:val="ListBullet"/>
         <w:numPr>
           <w:ilvl w:val="0"/>
           <w:numId w:val="1"/>
@@ -3752,7 +3547,7 @@
     </w:p>
     <w:p>
       <w:pPr>
-        <w:pStyle w:val="ListBulletManual"/>
+        <w:pStyle w:val="ListBullet"/>
         <w:numPr>
           <w:ilvl w:val="0"/>
           <w:numId w:val="1"/>
@@ -3780,153 +3575,144 @@
     </w:p>
     <w:p>
       <w:pPr>
-        <w:pStyle w:val="ListBulletManual"/>
-        <w:numPr>
-          <w:ilvl w:val="0"/>
-          <w:numId w:val="1"/>
-        </w:numPr>
-      </w:pPr>
-      <w:r>
-        <w:rPr>
-          <w:rFonts w:ascii="Consolas" w:hAnsi="Consolas"/>
-          <w:sz w:val="18"/>
-          <w:shd w:fill="F2F4F7"/>
+        <w:pStyle w:val="ListBullet"/>
+        <w:numPr>
+          <w:ilvl w:val="0"/>
+          <w:numId w:val="1"/>
+        </w:numPr>
+      </w:pPr>
+      <w:r>
+        <w:rPr>
+          <w:rFonts w:ascii="Consolas" w:hAnsi="Consolas"/>
+          <w:sz w:val="18"/>
         </w:rPr>
         <w:t xml:space="preserve">createUser()</w:t>
       </w:r>
     </w:p>
     <w:p>
       <w:pPr>
-        <w:pStyle w:val="ListBulletManual"/>
-        <w:numPr>
-          <w:ilvl w:val="0"/>
-          <w:numId w:val="1"/>
-        </w:numPr>
-      </w:pPr>
-      <w:r>
-        <w:rPr>
-          <w:rFonts w:ascii="Consolas" w:hAnsi="Consolas"/>
-          <w:sz w:val="18"/>
-          <w:shd w:fill="F2F4F7"/>
+        <w:pStyle w:val="ListBullet"/>
+        <w:numPr>
+          <w:ilvl w:val="0"/>
+          <w:numId w:val="1"/>
+        </w:numPr>
+      </w:pPr>
+      <w:r>
+        <w:rPr>
+          <w:rFonts w:ascii="Consolas" w:hAnsi="Consolas"/>
+          <w:sz w:val="18"/>
         </w:rPr>
         <w:t xml:space="preserve">validateLogin()</w:t>
       </w:r>
     </w:p>
     <w:p>
       <w:pPr>
-        <w:pStyle w:val="ListBulletManual"/>
-        <w:numPr>
-          <w:ilvl w:val="0"/>
-          <w:numId w:val="1"/>
-        </w:numPr>
-      </w:pPr>
-      <w:r>
-        <w:rPr>
-          <w:rFonts w:ascii="Consolas" w:hAnsi="Consolas"/>
-          <w:sz w:val="18"/>
-          <w:shd w:fill="F2F4F7"/>
+        <w:pStyle w:val="ListBullet"/>
+        <w:numPr>
+          <w:ilvl w:val="0"/>
+          <w:numId w:val="1"/>
+        </w:numPr>
+      </w:pPr>
+      <w:r>
+        <w:rPr>
+          <w:rFonts w:ascii="Consolas" w:hAnsi="Consolas"/>
+          <w:sz w:val="18"/>
         </w:rPr>
         <w:t xml:space="preserve">getUserById()</w:t>
       </w:r>
     </w:p>
     <w:p>
       <w:pPr>
-        <w:pStyle w:val="ListBulletManual"/>
-        <w:numPr>
-          <w:ilvl w:val="0"/>
-          <w:numId w:val="1"/>
-        </w:numPr>
-      </w:pPr>
-      <w:r>
-        <w:rPr>
-          <w:rFonts w:ascii="Consolas" w:hAnsi="Consolas"/>
-          <w:sz w:val="18"/>
-          <w:shd w:fill="F2F4F7"/>
+        <w:pStyle w:val="ListBullet"/>
+        <w:numPr>
+          <w:ilvl w:val="0"/>
+          <w:numId w:val="1"/>
+        </w:numPr>
+      </w:pPr>
+      <w:r>
+        <w:rPr>
+          <w:rFonts w:ascii="Consolas" w:hAnsi="Consolas"/>
+          <w:sz w:val="18"/>
         </w:rPr>
         <w:t xml:space="preserve">getAllUsers()</w:t>
       </w:r>
     </w:p>
     <w:p>
       <w:pPr>
-        <w:pStyle w:val="ListBulletManual"/>
-        <w:numPr>
-          <w:ilvl w:val="0"/>
-          <w:numId w:val="1"/>
-        </w:numPr>
-      </w:pPr>
-      <w:r>
-        <w:rPr>
-          <w:rFonts w:ascii="Consolas" w:hAnsi="Consolas"/>
-          <w:sz w:val="18"/>
-          <w:shd w:fill="F2F4F7"/>
+        <w:pStyle w:val="ListBullet"/>
+        <w:numPr>
+          <w:ilvl w:val="0"/>
+          <w:numId w:val="1"/>
+        </w:numPr>
+      </w:pPr>
+      <w:r>
+        <w:rPr>
+          <w:rFonts w:ascii="Consolas" w:hAnsi="Consolas"/>
+          <w:sz w:val="18"/>
         </w:rPr>
         <w:t xml:space="preserve">updateUser()</w:t>
       </w:r>
     </w:p>
     <w:p>
       <w:pPr>
-        <w:pStyle w:val="ListBulletManual"/>
-        <w:numPr>
-          <w:ilvl w:val="0"/>
-          <w:numId w:val="1"/>
-        </w:numPr>
-      </w:pPr>
-      <w:r>
-        <w:rPr>
-          <w:rFonts w:ascii="Consolas" w:hAnsi="Consolas"/>
-          <w:sz w:val="18"/>
-          <w:shd w:fill="F2F4F7"/>
+        <w:pStyle w:val="ListBullet"/>
+        <w:numPr>
+          <w:ilvl w:val="0"/>
+          <w:numId w:val="1"/>
+        </w:numPr>
+      </w:pPr>
+      <w:r>
+        <w:rPr>
+          <w:rFonts w:ascii="Consolas" w:hAnsi="Consolas"/>
+          <w:sz w:val="18"/>
         </w:rPr>
         <w:t xml:space="preserve">changePassword()</w:t>
       </w:r>
     </w:p>
     <w:p>
       <w:pPr>
-        <w:pStyle w:val="ListBulletManual"/>
-        <w:numPr>
-          <w:ilvl w:val="0"/>
-          <w:numId w:val="1"/>
-        </w:numPr>
-      </w:pPr>
-      <w:r>
-        <w:rPr>
-          <w:rFonts w:ascii="Consolas" w:hAnsi="Consolas"/>
-          <w:sz w:val="18"/>
-          <w:shd w:fill="F2F4F7"/>
+        <w:pStyle w:val="ListBullet"/>
+        <w:numPr>
+          <w:ilvl w:val="0"/>
+          <w:numId w:val="1"/>
+        </w:numPr>
+      </w:pPr>
+      <w:r>
+        <w:rPr>
+          <w:rFonts w:ascii="Consolas" w:hAnsi="Consolas"/>
+          <w:sz w:val="18"/>
         </w:rPr>
         <w:t xml:space="preserve">updateUserStatus()</w:t>
       </w:r>
     </w:p>
     <w:p>
       <w:pPr>
-        <w:pStyle w:val="ListBulletManual"/>
-        <w:numPr>
-          <w:ilvl w:val="0"/>
-          <w:numId w:val="1"/>
-        </w:numPr>
-      </w:pPr>
-      <w:r>
-        <w:rPr>
-          <w:rFonts w:ascii="Consolas" w:hAnsi="Consolas"/>
-          <w:sz w:val="18"/>
-          <w:shd w:fill="F2F4F7"/>
+        <w:pStyle w:val="ListBullet"/>
+        <w:numPr>
+          <w:ilvl w:val="0"/>
+          <w:numId w:val="1"/>
+        </w:numPr>
+      </w:pPr>
+      <w:r>
+        <w:rPr>
+          <w:rFonts w:ascii="Consolas" w:hAnsi="Consolas"/>
+          <w:sz w:val="18"/>
         </w:rPr>
         <w:t xml:space="preserve">usernameExists()</w:t>
       </w:r>
     </w:p>
     <w:p>
       <w:pPr>
-        <w:pStyle w:val="ListBulletManual"/>
-        <w:numPr>
-          <w:ilvl w:val="0"/>
-          <w:numId w:val="1"/>
-        </w:numPr>
-      </w:pPr>
-      <w:r>
-        <w:rPr>
-          <w:rFonts w:ascii="Consolas" w:hAnsi="Consolas"/>
-          <w:sz w:val="18"/>
-          <w:shd w:fill="F2F4F7"/>
+        <w:pStyle w:val="ListBullet"/>
+        <w:numPr>
+          <w:ilvl w:val="0"/>
+          <w:numId w:val="1"/>
+        </w:numPr>
+      </w:pPr>
+      <w:r>
+        <w:rPr>
+          <w:rFonts w:ascii="Consolas" w:hAnsi="Consolas"/>
+          <w:sz w:val="18"/>
         </w:rPr>
         <w:t xml:space="preserve">logout()</w:t>
       </w:r>
@@ -3946,7 +3732,6 @@
         <w:rPr>
           <w:rFonts w:ascii="Consolas" w:hAnsi="Consolas"/>
           <w:sz w:val="18"/>
-          <w:shd w:fill="F2F4F7"/>
         </w:rPr>
         <w:t xml:space="preserve">password_hash()</w:t>
       </w:r>
@@ -3961,7 +3746,6 @@
         <w:rPr>
           <w:rFonts w:ascii="Consolas" w:hAnsi="Consolas"/>
           <w:sz w:val="18"/>
-          <w:shd w:fill="F2F4F7"/>
         </w:rPr>
         <w:t xml:space="preserve">password_verify()</w:t>
       </w:r>
@@ -3981,7 +3765,6 @@
         <w:rPr>
           <w:rFonts w:ascii="Consolas" w:hAnsi="Consolas"/>
           <w:sz w:val="18"/>
-          <w:shd w:fill="F2F4F7"/>
         </w:rPr>
         <w:t xml:space="preserve">process/classes/documentClass.php</w:t>
       </w:r>
@@ -4001,7 +3784,6 @@
         <w:rPr>
           <w:rFonts w:ascii="Consolas" w:hAnsi="Consolas"/>
           <w:sz w:val="18"/>
-          <w:shd w:fill="F2F4F7"/>
         </w:rPr>
         <w:t xml:space="preserve">DocumentClass</w:t>
       </w:r>
@@ -4020,7 +3802,7 @@
     </w:p>
     <w:p>
       <w:pPr>
-        <w:pStyle w:val="ListBulletManual"/>
+        <w:pStyle w:val="ListBullet"/>
         <w:numPr>
           <w:ilvl w:val="0"/>
           <w:numId w:val="1"/>
@@ -4036,7 +3818,7 @@
     </w:p>
     <w:p>
       <w:pPr>
-        <w:pStyle w:val="ListBulletManual"/>
+        <w:pStyle w:val="ListBullet"/>
         <w:numPr>
           <w:ilvl w:val="0"/>
           <w:numId w:val="1"/>
@@ -4052,7 +3834,7 @@
     </w:p>
     <w:p>
       <w:pPr>
-        <w:pStyle w:val="ListBulletManual"/>
+        <w:pStyle w:val="ListBullet"/>
         <w:numPr>
           <w:ilvl w:val="0"/>
           <w:numId w:val="1"/>
@@ -4068,7 +3850,7 @@
     </w:p>
     <w:p>
       <w:pPr>
-        <w:pStyle w:val="ListBulletManual"/>
+        <w:pStyle w:val="ListBullet"/>
         <w:numPr>
           <w:ilvl w:val="0"/>
           <w:numId w:val="1"/>
@@ -4084,7 +3866,7 @@
     </w:p>
     <w:p>
       <w:pPr>
-        <w:pStyle w:val="ListBulletManual"/>
+        <w:pStyle w:val="ListBullet"/>
         <w:numPr>
           <w:ilvl w:val="0"/>
           <w:numId w:val="1"/>
@@ -4112,85 +3894,80 @@
     </w:p>
     <w:p>
       <w:pPr>
-        <w:pStyle w:val="ListBulletManual"/>
-        <w:numPr>
-          <w:ilvl w:val="0"/>
-          <w:numId w:val="1"/>
-        </w:numPr>
-      </w:pPr>
-      <w:r>
-        <w:rPr>
-          <w:rFonts w:ascii="Consolas" w:hAnsi="Consolas"/>
-          <w:sz w:val="18"/>
-          <w:shd w:fill="F2F4F7"/>
+        <w:pStyle w:val="ListBullet"/>
+        <w:numPr>
+          <w:ilvl w:val="0"/>
+          <w:numId w:val="1"/>
+        </w:numPr>
+      </w:pPr>
+      <w:r>
+        <w:rPr>
+          <w:rFonts w:ascii="Consolas" w:hAnsi="Consolas"/>
+          <w:sz w:val="18"/>
         </w:rPr>
         <w:t xml:space="preserve">all()</w:t>
       </w:r>
     </w:p>
     <w:p>
       <w:pPr>
-        <w:pStyle w:val="ListBulletManual"/>
-        <w:numPr>
-          <w:ilvl w:val="0"/>
-          <w:numId w:val="1"/>
-        </w:numPr>
-      </w:pPr>
-      <w:r>
-        <w:rPr>
-          <w:rFonts w:ascii="Consolas" w:hAnsi="Consolas"/>
-          <w:sz w:val="18"/>
-          <w:shd w:fill="F2F4F7"/>
+        <w:pStyle w:val="ListBullet"/>
+        <w:numPr>
+          <w:ilvl w:val="0"/>
+          <w:numId w:val="1"/>
+        </w:numPr>
+      </w:pPr>
+      <w:r>
+        <w:rPr>
+          <w:rFonts w:ascii="Consolas" w:hAnsi="Consolas"/>
+          <w:sz w:val="18"/>
         </w:rPr>
         <w:t xml:space="preserve">create()</w:t>
       </w:r>
     </w:p>
     <w:p>
       <w:pPr>
-        <w:pStyle w:val="ListBulletManual"/>
-        <w:numPr>
-          <w:ilvl w:val="0"/>
-          <w:numId w:val="1"/>
-        </w:numPr>
-      </w:pPr>
-      <w:r>
-        <w:rPr>
-          <w:rFonts w:ascii="Consolas" w:hAnsi="Consolas"/>
-          <w:sz w:val="18"/>
-          <w:shd w:fill="F2F4F7"/>
+        <w:pStyle w:val="ListBullet"/>
+        <w:numPr>
+          <w:ilvl w:val="0"/>
+          <w:numId w:val="1"/>
+        </w:numPr>
+      </w:pPr>
+      <w:r>
+        <w:rPr>
+          <w:rFonts w:ascii="Consolas" w:hAnsi="Consolas"/>
+          <w:sz w:val="18"/>
         </w:rPr>
         <w:t xml:space="preserve">update()</w:t>
       </w:r>
     </w:p>
     <w:p>
       <w:pPr>
-        <w:pStyle w:val="ListBulletManual"/>
-        <w:numPr>
-          <w:ilvl w:val="0"/>
-          <w:numId w:val="1"/>
-        </w:numPr>
-      </w:pPr>
-      <w:r>
-        <w:rPr>
-          <w:rFonts w:ascii="Consolas" w:hAnsi="Consolas"/>
-          <w:sz w:val="18"/>
-          <w:shd w:fill="F2F4F7"/>
+        <w:pStyle w:val="ListBullet"/>
+        <w:numPr>
+          <w:ilvl w:val="0"/>
+          <w:numId w:val="1"/>
+        </w:numPr>
+      </w:pPr>
+      <w:r>
+        <w:rPr>
+          <w:rFonts w:ascii="Consolas" w:hAnsi="Consolas"/>
+          <w:sz w:val="18"/>
         </w:rPr>
         <w:t xml:space="preserve">delete()</w:t>
       </w:r>
     </w:p>
     <w:p>
       <w:pPr>
-        <w:pStyle w:val="ListBulletManual"/>
-        <w:numPr>
-          <w:ilvl w:val="0"/>
-          <w:numId w:val="1"/>
-        </w:numPr>
-      </w:pPr>
-      <w:r>
-        <w:rPr>
-          <w:rFonts w:ascii="Consolas" w:hAnsi="Consolas"/>
-          <w:sz w:val="18"/>
-          <w:shd w:fill="F2F4F7"/>
+        <w:pStyle w:val="ListBullet"/>
+        <w:numPr>
+          <w:ilvl w:val="0"/>
+          <w:numId w:val="1"/>
+        </w:numPr>
+      </w:pPr>
+      <w:r>
+        <w:rPr>
+          <w:rFonts w:ascii="Consolas" w:hAnsi="Consolas"/>
+          <w:sz w:val="18"/>
         </w:rPr>
         <w:t xml:space="preserve">find()</w:t>
       </w:r>
@@ -4210,7 +3987,6 @@
         <w:rPr>
           <w:rFonts w:ascii="Consolas" w:hAnsi="Consolas"/>
           <w:sz w:val="18"/>
-          <w:shd w:fill="F2F4F7"/>
         </w:rPr>
         <w:t xml:space="preserve">next_code()</w:t>
       </w:r>
@@ -4225,7 +4001,6 @@
         <w:rPr>
           <w:rFonts w:ascii="Consolas" w:hAnsi="Consolas"/>
           <w:sz w:val="18"/>
-          <w:shd w:fill="F2F4F7"/>
         </w:rPr>
         <w:t xml:space="preserve">DOC-YYYY</w:t>
       </w:r>
@@ -4252,7 +4027,6 @@
         <w:rPr>
           <w:rFonts w:ascii="Consolas" w:hAnsi="Consolas"/>
           <w:sz w:val="18"/>
-          <w:shd w:fill="F2F4F7"/>
         </w:rPr>
         <w:t xml:space="preserve">delete()</w:t>
       </w:r>
@@ -4272,7 +4046,6 @@
         <w:rPr>
           <w:rFonts w:ascii="Consolas" w:hAnsi="Consolas"/>
           <w:sz w:val="18"/>
-          <w:shd w:fill="F2F4F7"/>
         </w:rPr>
         <w:t xml:space="preserve">process/classes/primeSubmissionClass.php</w:t>
       </w:r>
@@ -4292,7 +4065,6 @@
         <w:rPr>
           <w:rFonts w:ascii="Consolas" w:hAnsi="Consolas"/>
           <w:sz w:val="18"/>
-          <w:shd w:fill="F2F4F7"/>
         </w:rPr>
         <w:t xml:space="preserve">PrimeSubmissionClass</w:t>
       </w:r>
@@ -4311,7 +4083,7 @@
     </w:p>
     <w:p>
       <w:pPr>
-        <w:pStyle w:val="ListBulletManual"/>
+        <w:pStyle w:val="ListBullet"/>
         <w:numPr>
           <w:ilvl w:val="0"/>
           <w:numId w:val="1"/>
@@ -4327,7 +4099,7 @@
     </w:p>
     <w:p>
       <w:pPr>
-        <w:pStyle w:val="ListBulletManual"/>
+        <w:pStyle w:val="ListBullet"/>
         <w:numPr>
           <w:ilvl w:val="0"/>
           <w:numId w:val="1"/>
@@ -4343,7 +4115,7 @@
     </w:p>
     <w:p>
       <w:pPr>
-        <w:pStyle w:val="ListBulletManual"/>
+        <w:pStyle w:val="ListBullet"/>
         <w:numPr>
           <w:ilvl w:val="0"/>
           <w:numId w:val="1"/>
@@ -4371,51 +4143,48 @@
     </w:p>
     <w:p>
       <w:pPr>
-        <w:pStyle w:val="ListBulletManual"/>
-        <w:numPr>
-          <w:ilvl w:val="0"/>
-          <w:numId w:val="1"/>
-        </w:numPr>
-      </w:pPr>
-      <w:r>
-        <w:rPr>
-          <w:rFonts w:ascii="Consolas" w:hAnsi="Consolas"/>
-          <w:sz w:val="18"/>
-          <w:shd w:fill="F2F4F7"/>
+        <w:pStyle w:val="ListBullet"/>
+        <w:numPr>
+          <w:ilvl w:val="0"/>
+          <w:numId w:val="1"/>
+        </w:numPr>
+      </w:pPr>
+      <w:r>
+        <w:rPr>
+          <w:rFonts w:ascii="Consolas" w:hAnsi="Consolas"/>
+          <w:sz w:val="18"/>
         </w:rPr>
         <w:t xml:space="preserve">all()</w:t>
       </w:r>
     </w:p>
     <w:p>
       <w:pPr>
-        <w:pStyle w:val="ListBulletManual"/>
-        <w:numPr>
-          <w:ilvl w:val="0"/>
-          <w:numId w:val="1"/>
-        </w:numPr>
-      </w:pPr>
-      <w:r>
-        <w:rPr>
-          <w:rFonts w:ascii="Consolas" w:hAnsi="Consolas"/>
-          <w:sz w:val="18"/>
-          <w:shd w:fill="F2F4F7"/>
+        <w:pStyle w:val="ListBullet"/>
+        <w:numPr>
+          <w:ilvl w:val="0"/>
+          <w:numId w:val="1"/>
+        </w:numPr>
+      </w:pPr>
+      <w:r>
+        <w:rPr>
+          <w:rFonts w:ascii="Consolas" w:hAnsi="Consolas"/>
+          <w:sz w:val="18"/>
         </w:rPr>
         <w:t xml:space="preserve">create()</w:t>
       </w:r>
     </w:p>
     <w:p>
       <w:pPr>
-        <w:pStyle w:val="ListBulletManual"/>
-        <w:numPr>
-          <w:ilvl w:val="0"/>
-          <w:numId w:val="1"/>
-        </w:numPr>
-      </w:pPr>
-      <w:r>
-        <w:rPr>
-          <w:rFonts w:ascii="Consolas" w:hAnsi="Consolas"/>
-          <w:sz w:val="18"/>
-          <w:shd w:fill="F2F4F7"/>
+        <w:pStyle w:val="ListBullet"/>
+        <w:numPr>
+          <w:ilvl w:val="0"/>
+          <w:numId w:val="1"/>
+        </w:numPr>
+      </w:pPr>
+      <w:r>
+        <w:rPr>
+          <w:rFonts w:ascii="Consolas" w:hAnsi="Consolas"/>
+          <w:sz w:val="18"/>
         </w:rPr>
         <w:t xml:space="preserve">find()</w:t>
       </w:r>
@@ -4435,7 +4204,6 @@
         <w:rPr>
           <w:rFonts w:ascii="Consolas" w:hAnsi="Consolas"/>
           <w:sz w:val="18"/>
-          <w:shd w:fill="F2F4F7"/>
         </w:rPr>
         <w:t xml:space="preserve">next_code()</w:t>
       </w:r>
@@ -4450,7 +4218,6 @@
         <w:rPr>
           <w:rFonts w:ascii="Consolas" w:hAnsi="Consolas"/>
           <w:sz w:val="18"/>
-          <w:shd w:fill="F2F4F7"/>
         </w:rPr>
         <w:t xml:space="preserve">ER-YYYY</w:t>
       </w:r>
@@ -4470,7 +4237,6 @@
         <w:rPr>
           <w:rFonts w:ascii="Consolas" w:hAnsi="Consolas"/>
           <w:sz w:val="18"/>
-          <w:shd w:fill="F2F4F7"/>
         </w:rPr>
         <w:t xml:space="preserve">process/classes/settingsClass.php</w:t>
       </w:r>
@@ -4490,7 +4256,6 @@
         <w:rPr>
           <w:rFonts w:ascii="Consolas" w:hAnsi="Consolas"/>
           <w:sz w:val="18"/>
-          <w:shd w:fill="F2F4F7"/>
         </w:rPr>
         <w:t xml:space="preserve">SettingsClass</w:t>
       </w:r>
@@ -4509,7 +4274,7 @@
     </w:p>
     <w:p>
       <w:pPr>
-        <w:pStyle w:val="ListBulletManual"/>
+        <w:pStyle w:val="ListBullet"/>
         <w:numPr>
           <w:ilvl w:val="0"/>
           <w:numId w:val="1"/>
@@ -4525,7 +4290,7 @@
     </w:p>
     <w:p>
       <w:pPr>
-        <w:pStyle w:val="ListBulletManual"/>
+        <w:pStyle w:val="ListBullet"/>
         <w:numPr>
           <w:ilvl w:val="0"/>
           <w:numId w:val="1"/>
@@ -4541,7 +4306,7 @@
     </w:p>
     <w:p>
       <w:pPr>
-        <w:pStyle w:val="ListBulletManual"/>
+        <w:pStyle w:val="ListBullet"/>
         <w:numPr>
           <w:ilvl w:val="0"/>
           <w:numId w:val="1"/>
@@ -4569,34 +4334,32 @@
     </w:p>
     <w:p>
       <w:pPr>
-        <w:pStyle w:val="ListBulletManual"/>
-        <w:numPr>
-          <w:ilvl w:val="0"/>
-          <w:numId w:val="1"/>
-        </w:numPr>
-      </w:pPr>
-      <w:r>
-        <w:rPr>
-          <w:rFonts w:ascii="Consolas" w:hAnsi="Consolas"/>
-          <w:sz w:val="18"/>
-          <w:shd w:fill="F2F4F7"/>
+        <w:pStyle w:val="ListBullet"/>
+        <w:numPr>
+          <w:ilvl w:val="0"/>
+          <w:numId w:val="1"/>
+        </w:numPr>
+      </w:pPr>
+      <w:r>
+        <w:rPr>
+          <w:rFonts w:ascii="Consolas" w:hAnsi="Consolas"/>
+          <w:sz w:val="18"/>
         </w:rPr>
         <w:t xml:space="preserve">getAll()</w:t>
       </w:r>
     </w:p>
     <w:p>
       <w:pPr>
-        <w:pStyle w:val="ListBulletManual"/>
-        <w:numPr>
-          <w:ilvl w:val="0"/>
-          <w:numId w:val="1"/>
-        </w:numPr>
-      </w:pPr>
-      <w:r>
-        <w:rPr>
-          <w:rFonts w:ascii="Consolas" w:hAnsi="Consolas"/>
-          <w:sz w:val="18"/>
-          <w:shd w:fill="F2F4F7"/>
+        <w:pStyle w:val="ListBullet"/>
+        <w:numPr>
+          <w:ilvl w:val="0"/>
+          <w:numId w:val="1"/>
+        </w:numPr>
+      </w:pPr>
+      <w:r>
+        <w:rPr>
+          <w:rFonts w:ascii="Consolas" w:hAnsi="Consolas"/>
+          <w:sz w:val="18"/>
         </w:rPr>
         <w:t xml:space="preserve">updateStorageSettings()</w:t>
       </w:r>
@@ -4628,7 +4391,6 @@
         <w:rPr>
           <w:rFonts w:ascii="Consolas" w:hAnsi="Consolas"/>
           <w:sz w:val="18"/>
-          <w:shd w:fill="F2F4F7"/>
         </w:rPr>
         <w:t xml:space="preserve">process/</w:t>
       </w:r>
@@ -4642,17 +4404,16 @@
     </w:p>
     <w:tbl>
       <w:tblPr>
-        <w:tblStyle w:val="TableGrid"/>
         <w:tblW w:w="9360" w:type="dxa"/>
         <w:tblInd w:w="120" w:type="dxa"/>
         <w:tblLayout w:type="fixed"/>
         <w:tblBorders>
-          <w:top w:val="single" w:sz="4" w:space="0" w:color="CBD5E1"/>
-          <w:left w:val="single" w:sz="4" w:space="0" w:color="CBD5E1"/>
-          <w:bottom w:val="single" w:sz="4" w:space="0" w:color="CBD5E1"/>
-          <w:right w:val="single" w:sz="4" w:space="0" w:color="CBD5E1"/>
-          <w:insideH w:val="single" w:sz="4" w:space="0" w:color="CBD5E1"/>
-          <w:insideV w:val="single" w:sz="4" w:space="0" w:color="CBD5E1"/>
+          <w:top w:val="single" w:sz="4" w:color="CBD5E1"/>
+          <w:left w:val="single" w:sz="4" w:color="CBD5E1"/>
+          <w:bottom w:val="single" w:sz="4" w:color="CBD5E1"/>
+          <w:right w:val="single" w:sz="4" w:color="CBD5E1"/>
+          <w:insideH w:val="single" w:sz="4" w:color="CBD5E1"/>
+          <w:insideV w:val="single" w:sz="4" w:color="CBD5E1"/>
         </w:tblBorders>
         <w:tblCellMar>
           <w:top w:w="80" w:type="dxa"/>
@@ -4680,7 +4441,6 @@
               <w:rPr>
                 <w:rFonts w:ascii="Calibri" w:hAnsi="Calibri"/>
                 <w:sz w:val="22"/>
-                <w:b/>
               </w:rPr>
               <w:t xml:space="preserve">Endpoint</w:t>
             </w:r>
@@ -4699,7 +4459,6 @@
               <w:rPr>
                 <w:rFonts w:ascii="Calibri" w:hAnsi="Calibri"/>
                 <w:sz w:val="22"/>
-                <w:b/>
               </w:rPr>
               <w:t xml:space="preserve">Main Actions</w:t>
             </w:r>
@@ -4718,7 +4477,6 @@
               <w:rPr>
                 <w:rFonts w:ascii="Calibri" w:hAnsi="Calibri"/>
                 <w:sz w:val="22"/>
-                <w:b/>
               </w:rPr>
               <w:t xml:space="preserve">Access</w:t>
             </w:r>
@@ -4738,7 +4496,6 @@
               <w:rPr>
                 <w:rFonts w:ascii="Consolas" w:hAnsi="Consolas"/>
                 <w:sz w:val="18"/>
-                <w:shd w:fill="F2F4F7"/>
               </w:rPr>
               <w:t xml:space="preserve">process/bootstrapData.php</w:t>
             </w:r>
@@ -4792,7 +4549,6 @@
               <w:rPr>
                 <w:rFonts w:ascii="Consolas" w:hAnsi="Consolas"/>
                 <w:sz w:val="18"/>
-                <w:shd w:fill="F2F4F7"/>
               </w:rPr>
               <w:t xml:space="preserve">process/loginProcess.php</w:t>
             </w:r>
@@ -4846,7 +4602,6 @@
               <w:rPr>
                 <w:rFonts w:ascii="Consolas" w:hAnsi="Consolas"/>
                 <w:sz w:val="18"/>
-                <w:shd w:fill="F2F4F7"/>
               </w:rPr>
               <w:t xml:space="preserve">process/logoutProcess.php</w:t>
             </w:r>
@@ -4900,7 +4655,6 @@
               <w:rPr>
                 <w:rFonts w:ascii="Consolas" w:hAnsi="Consolas"/>
                 <w:sz w:val="18"/>
-                <w:shd w:fill="F2F4F7"/>
               </w:rPr>
               <w:t xml:space="preserve">process/userProcess.php</w:t>
             </w:r>
@@ -4918,7 +4672,6 @@
               <w:rPr>
                 <w:rFonts w:ascii="Consolas" w:hAnsi="Consolas"/>
                 <w:sz w:val="18"/>
-                <w:shd w:fill="F2F4F7"/>
               </w:rPr>
               <w:t xml:space="preserve">list</w:t>
             </w:r>
@@ -4933,7 +4686,6 @@
               <w:rPr>
                 <w:rFonts w:ascii="Consolas" w:hAnsi="Consolas"/>
                 <w:sz w:val="18"/>
-                <w:shd w:fill="F2F4F7"/>
               </w:rPr>
               <w:t xml:space="preserve">create</w:t>
             </w:r>
@@ -4948,7 +4700,6 @@
               <w:rPr>
                 <w:rFonts w:ascii="Consolas" w:hAnsi="Consolas"/>
                 <w:sz w:val="18"/>
-                <w:shd w:fill="F2F4F7"/>
               </w:rPr>
               <w:t xml:space="preserve">update</w:t>
             </w:r>
@@ -4963,7 +4714,6 @@
               <w:rPr>
                 <w:rFonts w:ascii="Consolas" w:hAnsi="Consolas"/>
                 <w:sz w:val="18"/>
-                <w:shd w:fill="F2F4F7"/>
               </w:rPr>
               <w:t xml:space="preserve">toggle_status</w:t>
             </w:r>
@@ -5000,7 +4750,6 @@
               <w:rPr>
                 <w:rFonts w:ascii="Consolas" w:hAnsi="Consolas"/>
                 <w:sz w:val="18"/>
-                <w:shd w:fill="F2F4F7"/>
               </w:rPr>
               <w:t xml:space="preserve">process/documentProcess.php</w:t>
             </w:r>
@@ -5018,7 +4767,6 @@
               <w:rPr>
                 <w:rFonts w:ascii="Consolas" w:hAnsi="Consolas"/>
                 <w:sz w:val="18"/>
-                <w:shd w:fill="F2F4F7"/>
               </w:rPr>
               <w:t xml:space="preserve">list</w:t>
             </w:r>
@@ -5033,7 +4781,6 @@
               <w:rPr>
                 <w:rFonts w:ascii="Consolas" w:hAnsi="Consolas"/>
                 <w:sz w:val="18"/>
-                <w:shd w:fill="F2F4F7"/>
               </w:rPr>
               <w:t xml:space="preserve">upload</w:t>
             </w:r>
@@ -5048,7 +4795,6 @@
               <w:rPr>
                 <w:rFonts w:ascii="Consolas" w:hAnsi="Consolas"/>
                 <w:sz w:val="18"/>
-                <w:shd w:fill="F2F4F7"/>
               </w:rPr>
               <w:t xml:space="preserve">update</w:t>
             </w:r>
@@ -5063,7 +4809,6 @@
               <w:rPr>
                 <w:rFonts w:ascii="Consolas" w:hAnsi="Consolas"/>
                 <w:sz w:val="18"/>
-                <w:shd w:fill="F2F4F7"/>
               </w:rPr>
               <w:t xml:space="preserve">delete</w:t>
             </w:r>
@@ -5100,7 +4845,6 @@
               <w:rPr>
                 <w:rFonts w:ascii="Consolas" w:hAnsi="Consolas"/>
                 <w:sz w:val="18"/>
-                <w:shd w:fill="F2F4F7"/>
               </w:rPr>
               <w:t xml:space="preserve">process/primeProcess.php</w:t>
             </w:r>
@@ -5118,7 +4862,6 @@
               <w:rPr>
                 <w:rFonts w:ascii="Consolas" w:hAnsi="Consolas"/>
                 <w:sz w:val="18"/>
-                <w:shd w:fill="F2F4F7"/>
               </w:rPr>
               <w:t xml:space="preserve">list</w:t>
             </w:r>
@@ -5133,7 +4876,6 @@
               <w:rPr>
                 <w:rFonts w:ascii="Consolas" w:hAnsi="Consolas"/>
                 <w:sz w:val="18"/>
-                <w:shd w:fill="F2F4F7"/>
               </w:rPr>
               <w:t xml:space="preserve">upload</w:t>
             </w:r>
@@ -5170,7 +4912,6 @@
               <w:rPr>
                 <w:rFonts w:ascii="Consolas" w:hAnsi="Consolas"/>
                 <w:sz w:val="18"/>
-                <w:shd w:fill="F2F4F7"/>
               </w:rPr>
               <w:t xml:space="preserve">process/settingsProcess.php</w:t>
             </w:r>
@@ -5188,7 +4929,6 @@
               <w:rPr>
                 <w:rFonts w:ascii="Consolas" w:hAnsi="Consolas"/>
                 <w:sz w:val="18"/>
-                <w:shd w:fill="F2F4F7"/>
               </w:rPr>
               <w:t xml:space="preserve">get</w:t>
             </w:r>
@@ -5203,7 +4943,6 @@
               <w:rPr>
                 <w:rFonts w:ascii="Consolas" w:hAnsi="Consolas"/>
                 <w:sz w:val="18"/>
-                <w:shd w:fill="F2F4F7"/>
               </w:rPr>
               <w:t xml:space="preserve">save_storage</w:t>
             </w:r>
@@ -5218,7 +4957,6 @@
               <w:rPr>
                 <w:rFonts w:ascii="Consolas" w:hAnsi="Consolas"/>
                 <w:sz w:val="18"/>
-                <w:shd w:fill="F2F4F7"/>
               </w:rPr>
               <w:t xml:space="preserve">save_profile</w:t>
             </w:r>
@@ -5255,7 +4993,6 @@
               <w:rPr>
                 <w:rFonts w:ascii="Consolas" w:hAnsi="Consolas"/>
                 <w:sz w:val="18"/>
-                <w:shd w:fill="F2F4F7"/>
               </w:rPr>
               <w:t xml:space="preserve">process/db.php</w:t>
             </w:r>
@@ -5280,7 +5017,6 @@
               <w:rPr>
                 <w:rFonts w:ascii="Consolas" w:hAnsi="Consolas"/>
                 <w:sz w:val="18"/>
-                <w:shd w:fill="F2F4F7"/>
               </w:rPr>
               <w:t xml:space="preserve">$pdo</w:t>
             </w:r>
@@ -5327,7 +5063,6 @@
         <w:rPr>
           <w:rFonts w:ascii="Consolas" w:hAnsi="Consolas"/>
           <w:sz w:val="18"/>
-          <w:shd w:fill="F2F4F7"/>
         </w:rPr>
         <w:t xml:space="preserve">json_response()</w:t>
       </w:r>
@@ -5359,7 +5094,6 @@
         <w:rPr>
           <w:rFonts w:ascii="Consolas" w:hAnsi="Consolas"/>
           <w:sz w:val="18"/>
-          <w:shd w:fill="F2F4F7"/>
         </w:rPr>
         <w:t xml:space="preserve">index.php</w:t>
       </w:r>
@@ -5378,7 +5112,7 @@
     </w:p>
     <w:p>
       <w:pPr>
-        <w:pStyle w:val="ListBulletManual"/>
+        <w:pStyle w:val="ListBullet"/>
         <w:numPr>
           <w:ilvl w:val="0"/>
           <w:numId w:val="1"/>
@@ -5395,14 +5129,13 @@
         <w:rPr>
           <w:rFonts w:ascii="Consolas" w:hAnsi="Consolas"/>
           <w:sz w:val="18"/>
-          <w:shd w:fill="F2F4F7"/>
         </w:rPr>
         <w:t xml:space="preserve">components/login.php</w:t>
       </w:r>
     </w:p>
     <w:p>
       <w:pPr>
-        <w:pStyle w:val="ListBulletManual"/>
+        <w:pStyle w:val="ListBullet"/>
         <w:numPr>
           <w:ilvl w:val="0"/>
           <w:numId w:val="1"/>
@@ -5419,14 +5152,13 @@
         <w:rPr>
           <w:rFonts w:ascii="Consolas" w:hAnsi="Consolas"/>
           <w:sz w:val="18"/>
-          <w:shd w:fill="F2F4F7"/>
         </w:rPr>
         <w:t xml:space="preserve">components/sidebar.php</w:t>
       </w:r>
     </w:p>
     <w:p>
       <w:pPr>
-        <w:pStyle w:val="ListBulletManual"/>
+        <w:pStyle w:val="ListBullet"/>
         <w:numPr>
           <w:ilvl w:val="0"/>
           <w:numId w:val="1"/>
@@ -5442,7 +5174,7 @@
     </w:p>
     <w:p>
       <w:pPr>
-        <w:pStyle w:val="ListBulletManual"/>
+        <w:pStyle w:val="ListBullet"/>
         <w:numPr>
           <w:ilvl w:val="0"/>
           <w:numId w:val="1"/>
@@ -5458,7 +5190,7 @@
     </w:p>
     <w:p>
       <w:pPr>
-        <w:pStyle w:val="ListBulletManual"/>
+        <w:pStyle w:val="ListBullet"/>
         <w:numPr>
           <w:ilvl w:val="0"/>
           <w:numId w:val="1"/>
@@ -5474,24 +5206,23 @@
     </w:p>
     <w:p>
       <w:pPr>
-        <w:pStyle w:val="ListBulletManual"/>
-        <w:numPr>
-          <w:ilvl w:val="0"/>
-          <w:numId w:val="1"/>
-        </w:numPr>
-      </w:pPr>
-      <w:r>
-        <w:rPr>
-          <w:rFonts w:ascii="Consolas" w:hAnsi="Consolas"/>
-          <w:sz w:val="18"/>
-          <w:shd w:fill="F2F4F7"/>
+        <w:pStyle w:val="ListBullet"/>
+        <w:numPr>
+          <w:ilvl w:val="0"/>
+          <w:numId w:val="1"/>
+        </w:numPr>
+      </w:pPr>
+      <w:r>
+        <w:rPr>
+          <w:rFonts w:ascii="Consolas" w:hAnsi="Consolas"/>
+          <w:sz w:val="18"/>
         </w:rPr>
         <w:t xml:space="preserve">script.js</w:t>
       </w:r>
     </w:p>
     <w:p>
       <w:pPr>
-        <w:pStyle w:val="ListBulletManual"/>
+        <w:pStyle w:val="ListBullet"/>
         <w:numPr>
           <w:ilvl w:val="0"/>
           <w:numId w:val="1"/>
@@ -5519,119 +5250,112 @@
     </w:p>
     <w:p>
       <w:pPr>
-        <w:pStyle w:val="ListBulletManual"/>
-        <w:numPr>
-          <w:ilvl w:val="0"/>
-          <w:numId w:val="1"/>
-        </w:numPr>
-      </w:pPr>
-      <w:r>
-        <w:rPr>
-          <w:rFonts w:ascii="Consolas" w:hAnsi="Consolas"/>
-          <w:sz w:val="18"/>
-          <w:shd w:fill="F2F4F7"/>
+        <w:pStyle w:val="ListBullet"/>
+        <w:numPr>
+          <w:ilvl w:val="0"/>
+          <w:numId w:val="1"/>
+        </w:numPr>
+      </w:pPr>
+      <w:r>
+        <w:rPr>
+          <w:rFonts w:ascii="Consolas" w:hAnsi="Consolas"/>
+          <w:sz w:val="18"/>
         </w:rPr>
         <w:t xml:space="preserve">dashboard</w:t>
       </w:r>
     </w:p>
     <w:p>
       <w:pPr>
-        <w:pStyle w:val="ListBulletManual"/>
-        <w:numPr>
-          <w:ilvl w:val="0"/>
-          <w:numId w:val="1"/>
-        </w:numPr>
-      </w:pPr>
-      <w:r>
-        <w:rPr>
-          <w:rFonts w:ascii="Consolas" w:hAnsi="Consolas"/>
-          <w:sz w:val="18"/>
-          <w:shd w:fill="F2F4F7"/>
+        <w:pStyle w:val="ListBullet"/>
+        <w:numPr>
+          <w:ilvl w:val="0"/>
+          <w:numId w:val="1"/>
+        </w:numPr>
+      </w:pPr>
+      <w:r>
+        <w:rPr>
+          <w:rFonts w:ascii="Consolas" w:hAnsi="Consolas"/>
+          <w:sz w:val="18"/>
         </w:rPr>
         <w:t xml:space="preserve">upload</w:t>
       </w:r>
     </w:p>
     <w:p>
       <w:pPr>
-        <w:pStyle w:val="ListBulletManual"/>
-        <w:numPr>
-          <w:ilvl w:val="0"/>
-          <w:numId w:val="1"/>
-        </w:numPr>
-      </w:pPr>
-      <w:r>
-        <w:rPr>
-          <w:rFonts w:ascii="Consolas" w:hAnsi="Consolas"/>
-          <w:sz w:val="18"/>
-          <w:shd w:fill="F2F4F7"/>
+        <w:pStyle w:val="ListBullet"/>
+        <w:numPr>
+          <w:ilvl w:val="0"/>
+          <w:numId w:val="1"/>
+        </w:numPr>
+      </w:pPr>
+      <w:r>
+        <w:rPr>
+          <w:rFonts w:ascii="Consolas" w:hAnsi="Consolas"/>
+          <w:sz w:val="18"/>
         </w:rPr>
         <w:t xml:space="preserve">search</w:t>
       </w:r>
     </w:p>
     <w:p>
       <w:pPr>
-        <w:pStyle w:val="ListBulletManual"/>
-        <w:numPr>
-          <w:ilvl w:val="0"/>
-          <w:numId w:val="1"/>
-        </w:numPr>
-      </w:pPr>
-      <w:r>
-        <w:rPr>
-          <w:rFonts w:ascii="Consolas" w:hAnsi="Consolas"/>
-          <w:sz w:val="18"/>
-          <w:shd w:fill="F2F4F7"/>
+        <w:pStyle w:val="ListBullet"/>
+        <w:numPr>
+          <w:ilvl w:val="0"/>
+          <w:numId w:val="1"/>
+        </w:numPr>
+      </w:pPr>
+      <w:r>
+        <w:rPr>
+          <w:rFonts w:ascii="Consolas" w:hAnsi="Consolas"/>
+          <w:sz w:val="18"/>
         </w:rPr>
         <w:t xml:space="preserve">requirements</w:t>
       </w:r>
     </w:p>
     <w:p>
       <w:pPr>
-        <w:pStyle w:val="ListBulletManual"/>
-        <w:numPr>
-          <w:ilvl w:val="0"/>
-          <w:numId w:val="1"/>
-        </w:numPr>
-      </w:pPr>
-      <w:r>
-        <w:rPr>
-          <w:rFonts w:ascii="Consolas" w:hAnsi="Consolas"/>
-          <w:sz w:val="18"/>
-          <w:shd w:fill="F2F4F7"/>
+        <w:pStyle w:val="ListBullet"/>
+        <w:numPr>
+          <w:ilvl w:val="0"/>
+          <w:numId w:val="1"/>
+        </w:numPr>
+      </w:pPr>
+      <w:r>
+        <w:rPr>
+          <w:rFonts w:ascii="Consolas" w:hAnsi="Consolas"/>
+          <w:sz w:val="18"/>
         </w:rPr>
         <w:t xml:space="preserve">access</w:t>
       </w:r>
     </w:p>
     <w:p>
       <w:pPr>
-        <w:pStyle w:val="ListBulletManual"/>
-        <w:numPr>
-          <w:ilvl w:val="0"/>
-          <w:numId w:val="1"/>
-        </w:numPr>
-      </w:pPr>
-      <w:r>
-        <w:rPr>
-          <w:rFonts w:ascii="Consolas" w:hAnsi="Consolas"/>
-          <w:sz w:val="18"/>
-          <w:shd w:fill="F2F4F7"/>
+        <w:pStyle w:val="ListBullet"/>
+        <w:numPr>
+          <w:ilvl w:val="0"/>
+          <w:numId w:val="1"/>
+        </w:numPr>
+      </w:pPr>
+      <w:r>
+        <w:rPr>
+          <w:rFonts w:ascii="Consolas" w:hAnsi="Consolas"/>
+          <w:sz w:val="18"/>
         </w:rPr>
         <w:t xml:space="preserve">logs</w:t>
       </w:r>
     </w:p>
     <w:p>
       <w:pPr>
-        <w:pStyle w:val="ListBulletManual"/>
-        <w:numPr>
-          <w:ilvl w:val="0"/>
-          <w:numId w:val="1"/>
-        </w:numPr>
-      </w:pPr>
-      <w:r>
-        <w:rPr>
-          <w:rFonts w:ascii="Consolas" w:hAnsi="Consolas"/>
-          <w:sz w:val="18"/>
-          <w:shd w:fill="F2F4F7"/>
+        <w:pStyle w:val="ListBullet"/>
+        <w:numPr>
+          <w:ilvl w:val="0"/>
+          <w:numId w:val="1"/>
+        </w:numPr>
+      </w:pPr>
+      <w:r>
+        <w:rPr>
+          <w:rFonts w:ascii="Consolas" w:hAnsi="Consolas"/>
+          <w:sz w:val="18"/>
         </w:rPr>
         <w:t xml:space="preserve">settings</w:t>
       </w:r>
@@ -5644,7 +5368,6 @@
         <w:rPr>
           <w:rFonts w:ascii="Consolas" w:hAnsi="Consolas"/>
           <w:sz w:val="18"/>
-          <w:shd w:fill="F2F4F7"/>
         </w:rPr>
         <w:t xml:space="preserve">components/login.php</w:t>
       </w:r>
@@ -5664,7 +5387,6 @@
         <w:rPr>
           <w:rFonts w:ascii="Consolas" w:hAnsi="Consolas"/>
           <w:sz w:val="18"/>
-          <w:shd w:fill="F2F4F7"/>
         </w:rPr>
         <w:t xml:space="preserve">doLogin()</w:t>
       </w:r>
@@ -5684,7 +5406,6 @@
         <w:rPr>
           <w:rFonts w:ascii="Consolas" w:hAnsi="Consolas"/>
           <w:sz w:val="18"/>
-          <w:shd w:fill="F2F4F7"/>
         </w:rPr>
         <w:t xml:space="preserve">components/sidebar.php</w:t>
       </w:r>
@@ -5709,7 +5430,6 @@
         <w:rPr>
           <w:rFonts w:ascii="Consolas" w:hAnsi="Consolas"/>
           <w:sz w:val="18"/>
-          <w:shd w:fill="F2F4F7"/>
         </w:rPr>
         <w:t xml:space="preserve">components/createUser.php</w:t>
       </w:r>
@@ -5729,7 +5449,6 @@
         <w:rPr>
           <w:rFonts w:ascii="Consolas" w:hAnsi="Consolas"/>
           <w:sz w:val="18"/>
-          <w:shd w:fill="F2F4F7"/>
         </w:rPr>
         <w:t xml:space="preserve">User::createUser()</w:t>
       </w:r>
@@ -5744,7 +5463,6 @@
         <w:rPr>
           <w:rFonts w:ascii="Consolas" w:hAnsi="Consolas"/>
           <w:sz w:val="18"/>
-          <w:shd w:fill="F2F4F7"/>
         </w:rPr>
         <w:t xml:space="preserve">admin</w:t>
       </w:r>
@@ -5759,7 +5477,6 @@
         <w:rPr>
           <w:rFonts w:ascii="Consolas" w:hAnsi="Consolas"/>
           <w:sz w:val="18"/>
-          <w:shd w:fill="F2F4F7"/>
         </w:rPr>
         <w:t xml:space="preserve">internal</w:t>
       </w:r>
@@ -5774,7 +5491,6 @@
         <w:rPr>
           <w:rFonts w:ascii="Consolas" w:hAnsi="Consolas"/>
           <w:sz w:val="18"/>
-          <w:shd w:fill="F2F4F7"/>
         </w:rPr>
         <w:t xml:space="preserve">agency</w:t>
       </w:r>
@@ -5789,7 +5505,6 @@
         <w:rPr>
           <w:rFonts w:ascii="Consolas" w:hAnsi="Consolas"/>
           <w:sz w:val="18"/>
-          <w:shd w:fill="F2F4F7"/>
         </w:rPr>
         <w:t xml:space="preserve">User Management</w:t>
       </w:r>
@@ -5809,7 +5524,6 @@
         <w:rPr>
           <w:rFonts w:ascii="Consolas" w:hAnsi="Consolas"/>
           <w:sz w:val="18"/>
-          <w:shd w:fill="F2F4F7"/>
         </w:rPr>
         <w:t xml:space="preserve">dashboard.php</w:t>
       </w:r>
@@ -5829,7 +5543,6 @@
         <w:rPr>
           <w:rFonts w:ascii="Consolas" w:hAnsi="Consolas"/>
           <w:sz w:val="18"/>
-          <w:shd w:fill="F2F4F7"/>
         </w:rPr>
         <w:t xml:space="preserve">visit_logs</w:t>
       </w:r>
@@ -5849,7 +5562,6 @@
         <w:rPr>
           <w:rFonts w:ascii="Consolas" w:hAnsi="Consolas"/>
           <w:sz w:val="18"/>
-          <w:shd w:fill="F2F4F7"/>
         </w:rPr>
         <w:t xml:space="preserve">error.php</w:t>
       </w:r>
@@ -5892,17 +5604,16 @@
     </w:p>
     <w:p>
       <w:pPr>
-        <w:pStyle w:val="ListBulletManual"/>
-        <w:numPr>
-          <w:ilvl w:val="0"/>
-          <w:numId w:val="1"/>
-        </w:numPr>
-      </w:pPr>
-      <w:r>
-        <w:rPr>
-          <w:rFonts w:ascii="Consolas" w:hAnsi="Consolas"/>
-          <w:sz w:val="18"/>
-          <w:shd w:fill="F2F4F7"/>
+        <w:pStyle w:val="ListBullet"/>
+        <w:numPr>
+          <w:ilvl w:val="0"/>
+          <w:numId w:val="1"/>
+        </w:numPr>
+      </w:pPr>
+      <w:r>
+        <w:rPr>
+          <w:rFonts w:ascii="Consolas" w:hAnsi="Consolas"/>
+          <w:sz w:val="18"/>
         </w:rPr>
         <w:t xml:space="preserve">script.js</w:t>
       </w:r>
@@ -5921,7 +5632,7 @@
     </w:p>
     <w:p>
       <w:pPr>
-        <w:pStyle w:val="ListBulletManual"/>
+        <w:pStyle w:val="ListBullet"/>
         <w:numPr>
           <w:ilvl w:val="0"/>
           <w:numId w:val="1"/>
@@ -5938,14 +5649,13 @@
         <w:rPr>
           <w:rFonts w:ascii="Consolas" w:hAnsi="Consolas"/>
           <w:sz w:val="18"/>
-          <w:shd w:fill="F2F4F7"/>
         </w:rPr>
         <w:t xml:space="preserve">process/bootstrapData.php</w:t>
       </w:r>
     </w:p>
     <w:p>
       <w:pPr>
-        <w:pStyle w:val="ListBulletManual"/>
+        <w:pStyle w:val="ListBullet"/>
         <w:numPr>
           <w:ilvl w:val="0"/>
           <w:numId w:val="1"/>
@@ -5961,7 +5671,7 @@
     </w:p>
     <w:p>
       <w:pPr>
-        <w:pStyle w:val="ListBulletManual"/>
+        <w:pStyle w:val="ListBullet"/>
         <w:numPr>
           <w:ilvl w:val="0"/>
           <w:numId w:val="1"/>
@@ -5977,7 +5687,7 @@
     </w:p>
     <w:p>
       <w:pPr>
-        <w:pStyle w:val="ListBulletManual"/>
+        <w:pStyle w:val="ListBullet"/>
         <w:numPr>
           <w:ilvl w:val="0"/>
           <w:numId w:val="1"/>
@@ -5993,7 +5703,7 @@
     </w:p>
     <w:p>
       <w:pPr>
-        <w:pStyle w:val="ListBulletManual"/>
+        <w:pStyle w:val="ListBullet"/>
         <w:numPr>
           <w:ilvl w:val="0"/>
           <w:numId w:val="1"/>
@@ -6009,7 +5719,7 @@
     </w:p>
     <w:p>
       <w:pPr>
-        <w:pStyle w:val="ListBulletManual"/>
+        <w:pStyle w:val="ListBullet"/>
         <w:numPr>
           <w:ilvl w:val="0"/>
           <w:numId w:val="1"/>
@@ -6025,7 +5735,7 @@
     </w:p>
     <w:p>
       <w:pPr>
-        <w:pStyle w:val="ListBulletManual"/>
+        <w:pStyle w:val="ListBullet"/>
         <w:numPr>
           <w:ilvl w:val="0"/>
           <w:numId w:val="1"/>
@@ -6041,7 +5751,7 @@
     </w:p>
     <w:p>
       <w:pPr>
-        <w:pStyle w:val="ListBulletManual"/>
+        <w:pStyle w:val="ListBullet"/>
         <w:numPr>
           <w:ilvl w:val="0"/>
           <w:numId w:val="1"/>
@@ -6057,7 +5767,7 @@
     </w:p>
     <w:p>
       <w:pPr>
-        <w:pStyle w:val="ListBulletManual"/>
+        <w:pStyle w:val="ListBullet"/>
         <w:numPr>
           <w:ilvl w:val="0"/>
           <w:numId w:val="1"/>
@@ -6073,7 +5783,7 @@
     </w:p>
     <w:p>
       <w:pPr>
-        <w:pStyle w:val="ListBulletManual"/>
+        <w:pStyle w:val="ListBullet"/>
         <w:numPr>
           <w:ilvl w:val="0"/>
           <w:numId w:val="1"/>
@@ -6089,7 +5799,7 @@
     </w:p>
     <w:p>
       <w:pPr>
-        <w:pStyle w:val="ListBulletManual"/>
+        <w:pStyle w:val="ListBullet"/>
         <w:numPr>
           <w:ilvl w:val="0"/>
           <w:numId w:val="1"/>
@@ -6117,17 +5827,16 @@
     </w:p>
     <w:tbl>
       <w:tblPr>
-        <w:tblStyle w:val="TableGrid"/>
         <w:tblW w:w="9360" w:type="dxa"/>
         <w:tblInd w:w="120" w:type="dxa"/>
         <w:tblLayout w:type="fixed"/>
         <w:tblBorders>
-          <w:top w:val="single" w:sz="4" w:space="0" w:color="CBD5E1"/>
-          <w:left w:val="single" w:sz="4" w:space="0" w:color="CBD5E1"/>
-          <w:bottom w:val="single" w:sz="4" w:space="0" w:color="CBD5E1"/>
-          <w:right w:val="single" w:sz="4" w:space="0" w:color="CBD5E1"/>
-          <w:insideH w:val="single" w:sz="4" w:space="0" w:color="CBD5E1"/>
-          <w:insideV w:val="single" w:sz="4" w:space="0" w:color="CBD5E1"/>
+          <w:top w:val="single" w:sz="4" w:color="CBD5E1"/>
+          <w:left w:val="single" w:sz="4" w:color="CBD5E1"/>
+          <w:bottom w:val="single" w:sz="4" w:color="CBD5E1"/>
+          <w:right w:val="single" w:sz="4" w:color="CBD5E1"/>
+          <w:insideH w:val="single" w:sz="4" w:color="CBD5E1"/>
+          <w:insideV w:val="single" w:sz="4" w:color="CBD5E1"/>
         </w:tblBorders>
         <w:tblCellMar>
           <w:top w:w="80" w:type="dxa"/>
@@ -6154,7 +5863,6 @@
               <w:rPr>
                 <w:rFonts w:ascii="Calibri" w:hAnsi="Calibri"/>
                 <w:sz w:val="22"/>
-                <w:b/>
               </w:rPr>
               <w:t xml:space="preserve">Function</w:t>
             </w:r>
@@ -6173,7 +5881,6 @@
               <w:rPr>
                 <w:rFonts w:ascii="Calibri" w:hAnsi="Calibri"/>
                 <w:sz w:val="22"/>
-                <w:b/>
               </w:rPr>
               <w:t xml:space="preserve">Purpose</w:t>
             </w:r>
@@ -6193,7 +5900,6 @@
               <w:rPr>
                 <w:rFonts w:ascii="Consolas" w:hAnsi="Consolas"/>
                 <w:sz w:val="18"/>
-                <w:shd w:fill="F2F4F7"/>
               </w:rPr>
               <w:t xml:space="preserve">apiJson()</w:t>
             </w:r>
@@ -6230,7 +5936,6 @@
               <w:rPr>
                 <w:rFonts w:ascii="Consolas" w:hAnsi="Consolas"/>
                 <w:sz w:val="18"/>
-                <w:shd w:fill="F2F4F7"/>
               </w:rPr>
               <w:t xml:space="preserve">hydrateFromServer()</w:t>
             </w:r>
@@ -6267,7 +5972,6 @@
               <w:rPr>
                 <w:rFonts w:ascii="Consolas" w:hAnsi="Consolas"/>
                 <w:sz w:val="18"/>
-                <w:shd w:fill="F2F4F7"/>
               </w:rPr>
               <w:t xml:space="preserve">hydrateState()</w:t>
             </w:r>
@@ -6304,7 +6008,6 @@
               <w:rPr>
                 <w:rFonts w:ascii="Consolas" w:hAnsi="Consolas"/>
                 <w:sz w:val="18"/>
-                <w:shd w:fill="F2F4F7"/>
               </w:rPr>
               <w:t xml:space="preserve">initApp()</w:t>
             </w:r>
@@ -6341,7 +6044,6 @@
               <w:rPr>
                 <w:rFonts w:ascii="Consolas" w:hAnsi="Consolas"/>
                 <w:sz w:val="18"/>
-                <w:shd w:fill="F2F4F7"/>
               </w:rPr>
               <w:t xml:space="preserve">applyPermissions()</w:t>
             </w:r>
@@ -6378,7 +6080,6 @@
               <w:rPr>
                 <w:rFonts w:ascii="Consolas" w:hAnsi="Consolas"/>
                 <w:sz w:val="18"/>
-                <w:shd w:fill="F2F4F7"/>
               </w:rPr>
               <w:t xml:space="preserve">nav()</w:t>
             </w:r>
@@ -6415,7 +6116,6 @@
               <w:rPr>
                 <w:rFonts w:ascii="Consolas" w:hAnsi="Consolas"/>
                 <w:sz w:val="18"/>
-                <w:shd w:fill="F2F4F7"/>
               </w:rPr>
               <w:t xml:space="preserve">buildAll()</w:t>
             </w:r>
@@ -6452,7 +6152,6 @@
               <w:rPr>
                 <w:rFonts w:ascii="Consolas" w:hAnsi="Consolas"/>
                 <w:sz w:val="18"/>
-                <w:shd w:fill="F2F4F7"/>
               </w:rPr>
               <w:t xml:space="preserve">submitUpload()</w:t>
             </w:r>
@@ -6489,7 +6188,6 @@
               <w:rPr>
                 <w:rFonts w:ascii="Consolas" w:hAnsi="Consolas"/>
                 <w:sz w:val="18"/>
-                <w:shd w:fill="F2F4F7"/>
               </w:rPr>
               <w:t xml:space="preserve">saveMeta()</w:t>
             </w:r>
@@ -6526,7 +6224,6 @@
               <w:rPr>
                 <w:rFonts w:ascii="Consolas" w:hAnsi="Consolas"/>
                 <w:sz w:val="18"/>
-                <w:shd w:fill="F2F4F7"/>
               </w:rPr>
               <w:t xml:space="preserve">submitPrime()</w:t>
             </w:r>
@@ -6563,7 +6260,6 @@
               <w:rPr>
                 <w:rFonts w:ascii="Consolas" w:hAnsi="Consolas"/>
                 <w:sz w:val="18"/>
-                <w:shd w:fill="F2F4F7"/>
               </w:rPr>
               <w:t xml:space="preserve">addUser()</w:t>
             </w:r>
@@ -6600,7 +6296,6 @@
               <w:rPr>
                 <w:rFonts w:ascii="Consolas" w:hAnsi="Consolas"/>
                 <w:sz w:val="18"/>
-                <w:shd w:fill="F2F4F7"/>
               </w:rPr>
               <w:t xml:space="preserve">saveEditUser()</w:t>
             </w:r>
@@ -6637,7 +6332,6 @@
               <w:rPr>
                 <w:rFonts w:ascii="Consolas" w:hAnsi="Consolas"/>
                 <w:sz w:val="18"/>
-                <w:shd w:fill="F2F4F7"/>
               </w:rPr>
               <w:t xml:space="preserve">suspendUser()</w:t>
             </w:r>
@@ -6674,7 +6368,6 @@
               <w:rPr>
                 <w:rFonts w:ascii="Consolas" w:hAnsi="Consolas"/>
                 <w:sz w:val="18"/>
-                <w:shd w:fill="F2F4F7"/>
               </w:rPr>
               <w:t xml:space="preserve">saveStorageSettings()</w:t>
             </w:r>
@@ -6711,7 +6404,6 @@
               <w:rPr>
                 <w:rFonts w:ascii="Consolas" w:hAnsi="Consolas"/>
                 <w:sz w:val="18"/>
-                <w:shd w:fill="F2F4F7"/>
               </w:rPr>
               <w:t xml:space="preserve">saveProfile()</w:t>
             </w:r>
@@ -6744,7 +6436,6 @@
         <w:rPr>
           <w:rFonts w:ascii="Consolas" w:hAnsi="Consolas"/>
           <w:sz w:val="18"/>
-          <w:shd w:fill="F2F4F7"/>
         </w:rPr>
         <w:t xml:space="preserve">script.js</w:t>
       </w:r>
@@ -6759,7 +6450,6 @@
         <w:rPr>
           <w:rFonts w:ascii="Consolas" w:hAnsi="Consolas"/>
           <w:sz w:val="18"/>
-          <w:shd w:fill="F2F4F7"/>
         </w:rPr>
         <w:t xml:space="preserve">bootstrapData.php</w:t>
       </w:r>
@@ -6798,7 +6488,6 @@
         <w:rPr>
           <w:rFonts w:ascii="Consolas" w:hAnsi="Consolas"/>
           <w:sz w:val="18"/>
-          <w:shd w:fill="F2F4F7"/>
         </w:rPr>
         <w:t xml:space="preserve">require_login()</w:t>
       </w:r>
@@ -6813,7 +6502,6 @@
         <w:rPr>
           <w:rFonts w:ascii="Consolas" w:hAnsi="Consolas"/>
           <w:sz w:val="18"/>
-          <w:shd w:fill="F2F4F7"/>
         </w:rPr>
         <w:t xml:space="preserve">require_access_groups()</w:t>
       </w:r>
@@ -6839,7 +6527,7 @@
     </w:p>
     <w:p>
       <w:pPr>
-        <w:pStyle w:val="ListBulletManual"/>
+        <w:pStyle w:val="ListBullet"/>
         <w:numPr>
           <w:ilvl w:val="0"/>
           <w:numId w:val="1"/>
@@ -6855,7 +6543,7 @@
     </w:p>
     <w:p>
       <w:pPr>
-        <w:pStyle w:val="ListBulletManual"/>
+        <w:pStyle w:val="ListBullet"/>
         <w:numPr>
           <w:ilvl w:val="0"/>
           <w:numId w:val="1"/>
@@ -6871,7 +6559,7 @@
     </w:p>
     <w:p>
       <w:pPr>
-        <w:pStyle w:val="ListBulletManual"/>
+        <w:pStyle w:val="ListBullet"/>
         <w:numPr>
           <w:ilvl w:val="0"/>
           <w:numId w:val="1"/>
@@ -6887,7 +6575,7 @@
     </w:p>
     <w:p>
       <w:pPr>
-        <w:pStyle w:val="ListBulletManual"/>
+        <w:pStyle w:val="ListBullet"/>
         <w:numPr>
           <w:ilvl w:val="0"/>
           <w:numId w:val="1"/>
@@ -6903,7 +6591,7 @@
     </w:p>
     <w:p>
       <w:pPr>
-        <w:pStyle w:val="ListBulletManual"/>
+        <w:pStyle w:val="ListBullet"/>
         <w:numPr>
           <w:ilvl w:val="0"/>
           <w:numId w:val="1"/>
@@ -6919,7 +6607,7 @@
     </w:p>
     <w:p>
       <w:pPr>
-        <w:pStyle w:val="ListBulletManual"/>
+        <w:pStyle w:val="ListBullet"/>
         <w:numPr>
           <w:ilvl w:val="0"/>
           <w:numId w:val="1"/>
@@ -6935,7 +6623,7 @@
     </w:p>
     <w:p>
       <w:pPr>
-        <w:pStyle w:val="ListBulletManual"/>
+        <w:pStyle w:val="ListBullet"/>
         <w:numPr>
           <w:ilvl w:val="0"/>
           <w:numId w:val="1"/>
@@ -6964,7 +6652,6 @@
         <w:rPr>
           <w:rFonts w:ascii="Consolas" w:hAnsi="Consolas"/>
           <w:sz w:val="18"/>
-          <w:shd w:fill="F2F4F7"/>
         </w:rPr>
         <w:t xml:space="preserve">applyPermissions()</w:t>
       </w:r>
@@ -7014,17 +6701,16 @@
     </w:p>
     <w:p>
       <w:pPr>
-        <w:pStyle w:val="ListBulletManual"/>
-        <w:numPr>
-          <w:ilvl w:val="0"/>
-          <w:numId w:val="1"/>
-        </w:numPr>
-      </w:pPr>
-      <w:r>
-        <w:rPr>
-          <w:rFonts w:ascii="Consolas" w:hAnsi="Consolas"/>
-          <w:sz w:val="18"/>
-          <w:shd w:fill="F2F4F7"/>
+        <w:pStyle w:val="ListBullet"/>
+        <w:numPr>
+          <w:ilvl w:val="0"/>
+          <w:numId w:val="1"/>
+        </w:numPr>
+      </w:pPr>
+      <w:r>
+        <w:rPr>
+          <w:rFonts w:ascii="Consolas" w:hAnsi="Consolas"/>
+          <w:sz w:val="18"/>
         </w:rPr>
         <w:t xml:space="preserve">storage</w:t>
       </w:r>
@@ -7043,34 +6729,32 @@
     </w:p>
     <w:p>
       <w:pPr>
-        <w:pStyle w:val="ListBulletManual"/>
-        <w:numPr>
-          <w:ilvl w:val="0"/>
-          <w:numId w:val="1"/>
-        </w:numPr>
-      </w:pPr>
-      <w:r>
-        <w:rPr>
-          <w:rFonts w:ascii="Consolas" w:hAnsi="Consolas"/>
-          <w:sz w:val="18"/>
-          <w:shd w:fill="F2F4F7"/>
+        <w:pStyle w:val="ListBullet"/>
+        <w:numPr>
+          <w:ilvl w:val="0"/>
+          <w:numId w:val="1"/>
+        </w:numPr>
+      </w:pPr>
+      <w:r>
+        <w:rPr>
+          <w:rFonts w:ascii="Consolas" w:hAnsi="Consolas"/>
+          <w:sz w:val="18"/>
         </w:rPr>
         <w:t xml:space="preserve">internal</w:t>
       </w:r>
     </w:p>
     <w:p>
       <w:pPr>
-        <w:pStyle w:val="ListBulletManual"/>
-        <w:numPr>
-          <w:ilvl w:val="0"/>
-          <w:numId w:val="1"/>
-        </w:numPr>
-      </w:pPr>
-      <w:r>
-        <w:rPr>
-          <w:rFonts w:ascii="Consolas" w:hAnsi="Consolas"/>
-          <w:sz w:val="18"/>
-          <w:shd w:fill="F2F4F7"/>
+        <w:pStyle w:val="ListBullet"/>
+        <w:numPr>
+          <w:ilvl w:val="0"/>
+          <w:numId w:val="1"/>
+        </w:numPr>
+      </w:pPr>
+      <w:r>
+        <w:rPr>
+          <w:rFonts w:ascii="Consolas" w:hAnsi="Consolas"/>
+          <w:sz w:val="18"/>
         </w:rPr>
         <w:t xml:space="preserve">prime_hrm</w:t>
       </w:r>
@@ -7089,7 +6773,7 @@
     </w:p>
     <w:p>
       <w:pPr>
-        <w:pStyle w:val="CodeBlock"/>
+        <w:pStyle w:val="Code"/>
       </w:pPr>
       <w:r>
         <w:rPr>
@@ -7113,7 +6797,7 @@
     </w:p>
     <w:p>
       <w:pPr>
-        <w:pStyle w:val="CodeBlock"/>
+        <w:pStyle w:val="Code"/>
       </w:pPr>
       <w:r>
         <w:rPr>
@@ -7131,7 +6815,6 @@
         <w:rPr>
           <w:rFonts w:ascii="Consolas" w:hAnsi="Consolas"/>
           <w:sz w:val="18"/>
-          <w:shd w:fill="F2F4F7"/>
         </w:rPr>
         <w:t xml:space="preserve">store_uploaded_file()</w:t>
       </w:r>
@@ -7146,7 +6829,6 @@
         <w:rPr>
           <w:rFonts w:ascii="Consolas" w:hAnsi="Consolas"/>
           <w:sz w:val="18"/>
-          <w:shd w:fill="F2F4F7"/>
         </w:rPr>
         <w:t xml:space="preserve">move_uploaded_file()</w:t>
       </w:r>
@@ -7172,7 +6854,7 @@
     </w:p>
     <w:p>
       <w:pPr>
-        <w:pStyle w:val="ListBulletManual"/>
+        <w:pStyle w:val="ListBullet"/>
         <w:numPr>
           <w:ilvl w:val="0"/>
           <w:numId w:val="1"/>
@@ -7188,7 +6870,7 @@
     </w:p>
     <w:p>
       <w:pPr>
-        <w:pStyle w:val="ListBulletManual"/>
+        <w:pStyle w:val="ListBullet"/>
         <w:numPr>
           <w:ilvl w:val="0"/>
           <w:numId w:val="1"/>
@@ -7205,7 +6887,6 @@
         <w:rPr>
           <w:rFonts w:ascii="Consolas" w:hAnsi="Consolas"/>
           <w:sz w:val="18"/>
-          <w:shd w:fill="F2F4F7"/>
         </w:rPr>
         <w:t xml:space="preserve">documents.extra_metadata</w:t>
       </w:r>
@@ -7220,7 +6901,6 @@
         <w:rPr>
           <w:rFonts w:ascii="Consolas" w:hAnsi="Consolas"/>
           <w:sz w:val="18"/>
-          <w:shd w:fill="F2F4F7"/>
         </w:rPr>
         <w:t xml:space="preserve">activity_logs.metadata</w:t>
       </w:r>
@@ -7234,17 +6914,16 @@
     </w:p>
     <w:p>
       <w:pPr>
-        <w:pStyle w:val="ListBulletManual"/>
-        <w:numPr>
-          <w:ilvl w:val="0"/>
-          <w:numId w:val="1"/>
-        </w:numPr>
-      </w:pPr>
-      <w:r>
-        <w:rPr>
-          <w:rFonts w:ascii="Consolas" w:hAnsi="Consolas"/>
-          <w:sz w:val="18"/>
-          <w:shd w:fill="F2F4F7"/>
+        <w:pStyle w:val="ListBullet"/>
+        <w:numPr>
+          <w:ilvl w:val="0"/>
+          <w:numId w:val="1"/>
+        </w:numPr>
+      </w:pPr>
+      <w:r>
+        <w:rPr>
+          <w:rFonts w:ascii="Consolas" w:hAnsi="Consolas"/>
+          <w:sz w:val="18"/>
         </w:rPr>
         <w:t xml:space="preserve">next_code()</w:t>
       </w:r>
@@ -7259,7 +6938,6 @@
         <w:rPr>
           <w:rFonts w:ascii="Consolas" w:hAnsi="Consolas"/>
           <w:sz w:val="18"/>
-          <w:shd w:fill="F2F4F7"/>
         </w:rPr>
         <w:t xml:space="preserve">id</w:t>
       </w:r>
@@ -7273,7 +6951,7 @@
     </w:p>
     <w:p>
       <w:pPr>
-        <w:pStyle w:val="ListBulletManual"/>
+        <w:pStyle w:val="ListBullet"/>
         <w:numPr>
           <w:ilvl w:val="0"/>
           <w:numId w:val="1"/>
@@ -7289,7 +6967,7 @@
     </w:p>
     <w:p>
       <w:pPr>
-        <w:pStyle w:val="ListBulletManual"/>
+        <w:pStyle w:val="ListBullet"/>
         <w:numPr>
           <w:ilvl w:val="0"/>
           <w:numId w:val="1"/>
@@ -7306,7 +6984,6 @@
         <w:rPr>
           <w:rFonts w:ascii="Consolas" w:hAnsi="Consolas"/>
           <w:sz w:val="18"/>
-          <w:shd w:fill="F2F4F7"/>
         </w:rPr>
         <w:t xml:space="preserve">php.ini</w:t>
       </w:r>
@@ -7320,17 +6997,16 @@
     </w:p>
     <w:p>
       <w:pPr>
-        <w:pStyle w:val="ListBulletManual"/>
-        <w:numPr>
-          <w:ilvl w:val="0"/>
-          <w:numId w:val="1"/>
-        </w:numPr>
-      </w:pPr>
-      <w:r>
-        <w:rPr>
-          <w:rFonts w:ascii="Consolas" w:hAnsi="Consolas"/>
-          <w:sz w:val="18"/>
-          <w:shd w:fill="F2F4F7"/>
+        <w:pStyle w:val="ListBullet"/>
+        <w:numPr>
+          <w:ilvl w:val="0"/>
+          <w:numId w:val="1"/>
+        </w:numPr>
+      </w:pPr>
+      <w:r>
+        <w:rPr>
+          <w:rFonts w:ascii="Consolas" w:hAnsi="Consolas"/>
+          <w:sz w:val="18"/>
         </w:rPr>
         <w:t xml:space="preserve">DocumentClass::delete()</w:t>
       </w:r>
@@ -7344,7 +7020,7 @@
     </w:p>
     <w:p>
       <w:pPr>
-        <w:pStyle w:val="ListBulletManual"/>
+        <w:pStyle w:val="ListBullet"/>
         <w:numPr>
           <w:ilvl w:val="0"/>
           <w:numId w:val="1"/>
@@ -7360,7 +7036,7 @@
     </w:p>
     <w:p>
       <w:pPr>
-        <w:pStyle w:val="ListBulletManual"/>
+        <w:pStyle w:val="ListBullet"/>
         <w:numPr>
           <w:ilvl w:val="0"/>
           <w:numId w:val="1"/>
@@ -7376,17 +7052,16 @@
     </w:p>
     <w:p>
       <w:pPr>
-        <w:pStyle w:val="ListBulletManual"/>
-        <w:numPr>
-          <w:ilvl w:val="0"/>
-          <w:numId w:val="1"/>
-        </w:numPr>
-      </w:pPr>
-      <w:r>
-        <w:rPr>
-          <w:rFonts w:ascii="Consolas" w:hAnsi="Consolas"/>
-          <w:sz w:val="18"/>
-          <w:shd w:fill="F2F4F7"/>
+        <w:pStyle w:val="ListBullet"/>
+        <w:numPr>
+          <w:ilvl w:val="0"/>
+          <w:numId w:val="1"/>
+        </w:numPr>
+      </w:pPr>
+      <w:r>
+        <w:rPr>
+          <w:rFonts w:ascii="Consolas" w:hAnsi="Consolas"/>
+          <w:sz w:val="18"/>
         </w:rPr>
         <w:t xml:space="preserve">must_change_password</w:t>
       </w:r>
@@ -7400,17 +7075,16 @@
     </w:p>
     <w:p>
       <w:pPr>
-        <w:pStyle w:val="ListBulletManual"/>
-        <w:numPr>
-          <w:ilvl w:val="0"/>
-          <w:numId w:val="1"/>
-        </w:numPr>
-      </w:pPr>
-      <w:r>
-        <w:rPr>
-          <w:rFonts w:ascii="Consolas" w:hAnsi="Consolas"/>
-          <w:sz w:val="18"/>
-          <w:shd w:fill="F2F4F7"/>
+        <w:pStyle w:val="ListBullet"/>
+        <w:numPr>
+          <w:ilvl w:val="0"/>
+          <w:numId w:val="1"/>
+        </w:numPr>
+      </w:pPr>
+      <w:r>
+        <w:rPr>
+          <w:rFonts w:ascii="Consolas" w:hAnsi="Consolas"/>
+          <w:sz w:val="18"/>
         </w:rPr>
         <w:t xml:space="preserve">dashboard.php</w:t>
       </w:r>
@@ -7424,17 +7098,16 @@
     </w:p>
     <w:p>
       <w:pPr>
-        <w:pStyle w:val="ListBulletManual"/>
-        <w:numPr>
-          <w:ilvl w:val="0"/>
-          <w:numId w:val="1"/>
-        </w:numPr>
-      </w:pPr>
-      <w:r>
-        <w:rPr>
-          <w:rFonts w:ascii="Consolas" w:hAnsi="Consolas"/>
-          <w:sz w:val="18"/>
-          <w:shd w:fill="F2F4F7"/>
+        <w:pStyle w:val="ListBullet"/>
+        <w:numPr>
+          <w:ilvl w:val="0"/>
+          <w:numId w:val="1"/>
+        </w:numPr>
+      </w:pPr>
+      <w:r>
+        <w:rPr>
+          <w:rFonts w:ascii="Consolas" w:hAnsi="Consolas"/>
+          <w:sz w:val="18"/>
         </w:rPr>
         <w:t xml:space="preserve">components/createUser.php</w:t>
       </w:r>
@@ -7472,7 +7145,7 @@
     </w:p>
     <w:p>
       <w:pPr>
-        <w:pStyle w:val="ListNumberManual"/>
+        <w:pStyle w:val="ListNumber"/>
         <w:numPr>
           <w:ilvl w:val="0"/>
           <w:numId w:val="2"/>
@@ -7489,7 +7162,6 @@
         <w:rPr>
           <w:rFonts w:ascii="Consolas" w:hAnsi="Consolas"/>
           <w:sz w:val="18"/>
-          <w:shd w:fill="F2F4F7"/>
         </w:rPr>
         <w:t xml:space="preserve">INTERNAL_ROLES</w:t>
       </w:r>
@@ -7504,7 +7176,6 @@
         <w:rPr>
           <w:rFonts w:ascii="Consolas" w:hAnsi="Consolas"/>
           <w:sz w:val="18"/>
-          <w:shd w:fill="F2F4F7"/>
         </w:rPr>
         <w:t xml:space="preserve">core/config.php</w:t>
       </w:r>
@@ -7518,7 +7189,7 @@
     </w:p>
     <w:p>
       <w:pPr>
-        <w:pStyle w:val="ListNumberManual"/>
+        <w:pStyle w:val="ListNumber"/>
         <w:numPr>
           <w:ilvl w:val="0"/>
           <w:numId w:val="2"/>
@@ -7535,7 +7206,6 @@
         <w:rPr>
           <w:rFonts w:ascii="Consolas" w:hAnsi="Consolas"/>
           <w:sz w:val="18"/>
-          <w:shd w:fill="F2F4F7"/>
         </w:rPr>
         <w:t xml:space="preserve">INTERNAL_ROLES</w:t>
       </w:r>
@@ -7550,7 +7220,6 @@
         <w:rPr>
           <w:rFonts w:ascii="Consolas" w:hAnsi="Consolas"/>
           <w:sz w:val="18"/>
-          <w:shd w:fill="F2F4F7"/>
         </w:rPr>
         <w:t xml:space="preserve">script.js</w:t>
       </w:r>
@@ -7565,7 +7234,6 @@
         <w:rPr>
           <w:rFonts w:ascii="Consolas" w:hAnsi="Consolas"/>
           <w:sz w:val="18"/>
-          <w:shd w:fill="F2F4F7"/>
         </w:rPr>
         <w:t xml:space="preserve">bootstrapData.php</w:t>
       </w:r>
@@ -7579,7 +7247,7 @@
     </w:p>
     <w:p>
       <w:pPr>
-        <w:pStyle w:val="ListNumberManual"/>
+        <w:pStyle w:val="ListNumber"/>
         <w:numPr>
           <w:ilvl w:val="0"/>
           <w:numId w:val="2"/>
@@ -7595,7 +7263,7 @@
     </w:p>
     <w:p>
       <w:pPr>
-        <w:pStyle w:val="ListNumberManual"/>
+        <w:pStyle w:val="ListNumber"/>
         <w:numPr>
           <w:ilvl w:val="0"/>
           <w:numId w:val="2"/>
@@ -7623,7 +7291,7 @@
     </w:p>
     <w:p>
       <w:pPr>
-        <w:pStyle w:val="ListNumberManual"/>
+        <w:pStyle w:val="ListNumber"/>
         <w:numPr>
           <w:ilvl w:val="0"/>
           <w:numId w:val="2"/>
@@ -7640,7 +7308,6 @@
         <w:rPr>
           <w:rFonts w:ascii="Consolas" w:hAnsi="Consolas"/>
           <w:sz w:val="18"/>
-          <w:shd w:fill="F2F4F7"/>
         </w:rPr>
         <w:t xml:space="preserve">index.php</w:t>
       </w:r>
@@ -7654,7 +7321,7 @@
     </w:p>
     <w:p>
       <w:pPr>
-        <w:pStyle w:val="ListNumberManual"/>
+        <w:pStyle w:val="ListNumber"/>
         <w:numPr>
           <w:ilvl w:val="0"/>
           <w:numId w:val="2"/>
@@ -7671,7 +7338,6 @@
         <w:rPr>
           <w:rFonts w:ascii="Consolas" w:hAnsi="Consolas"/>
           <w:sz w:val="18"/>
-          <w:shd w:fill="F2F4F7"/>
         </w:rPr>
         <w:t xml:space="preserve">index.php</w:t>
       </w:r>
@@ -7685,7 +7351,7 @@
     </w:p>
     <w:p>
       <w:pPr>
-        <w:pStyle w:val="ListNumberManual"/>
+        <w:pStyle w:val="ListNumber"/>
         <w:numPr>
           <w:ilvl w:val="0"/>
           <w:numId w:val="2"/>
@@ -7701,7 +7367,7 @@
     </w:p>
     <w:p>
       <w:pPr>
-        <w:pStyle w:val="ListNumberManual"/>
+        <w:pStyle w:val="ListNumber"/>
         <w:numPr>
           <w:ilvl w:val="0"/>
           <w:numId w:val="2"/>
@@ -7718,7 +7384,6 @@
         <w:rPr>
           <w:rFonts w:ascii="Consolas" w:hAnsi="Consolas"/>
           <w:sz w:val="18"/>
-          <w:shd w:fill="F2F4F7"/>
         </w:rPr>
         <w:t xml:space="preserve">renderDocTypeFields()</w:t>
       </w:r>
@@ -7733,7 +7398,6 @@
         <w:rPr>
           <w:rFonts w:ascii="Consolas" w:hAnsi="Consolas"/>
           <w:sz w:val="18"/>
-          <w:shd w:fill="F2F4F7"/>
         </w:rPr>
         <w:t xml:space="preserve">collectDocTypeDetails()</w:t>
       </w:r>
@@ -7748,7 +7412,6 @@
         <w:rPr>
           <w:rFonts w:ascii="Consolas" w:hAnsi="Consolas"/>
           <w:sz w:val="18"/>
-          <w:shd w:fill="F2F4F7"/>
         </w:rPr>
         <w:t xml:space="preserve">script.js</w:t>
       </w:r>
@@ -7762,7 +7425,7 @@
     </w:p>
     <w:p>
       <w:pPr>
-        <w:pStyle w:val="ListNumberManual"/>
+        <w:pStyle w:val="ListNumber"/>
         <w:numPr>
           <w:ilvl w:val="0"/>
           <w:numId w:val="2"/>
@@ -7779,7 +7442,6 @@
         <w:rPr>
           <w:rFonts w:ascii="Consolas" w:hAnsi="Consolas"/>
           <w:sz w:val="18"/>
-          <w:shd w:fill="F2F4F7"/>
         </w:rPr>
         <w:t xml:space="preserve">extra_metadata</w:t>
       </w:r>
@@ -7805,7 +7467,7 @@
     </w:p>
     <w:p>
       <w:pPr>
-        <w:pStyle w:val="ListNumberManual"/>
+        <w:pStyle w:val="ListNumber"/>
         <w:numPr>
           <w:ilvl w:val="0"/>
           <w:numId w:val="2"/>
@@ -7822,7 +7484,6 @@
         <w:rPr>
           <w:rFonts w:ascii="Consolas" w:hAnsi="Consolas"/>
           <w:sz w:val="18"/>
-          <w:shd w:fill="F2F4F7"/>
         </w:rPr>
         <w:t xml:space="preserve">PRIME_FOLDER_TREE</w:t>
       </w:r>
@@ -7837,7 +7498,6 @@
         <w:rPr>
           <w:rFonts w:ascii="Consolas" w:hAnsi="Consolas"/>
           <w:sz w:val="18"/>
-          <w:shd w:fill="F2F4F7"/>
         </w:rPr>
         <w:t xml:space="preserve">script.js</w:t>
       </w:r>
@@ -7851,7 +7511,7 @@
     </w:p>
     <w:p>
       <w:pPr>
-        <w:pStyle w:val="ListNumberManual"/>
+        <w:pStyle w:val="ListNumber"/>
         <w:numPr>
           <w:ilvl w:val="0"/>
           <w:numId w:val="2"/>
@@ -7868,7 +7528,6 @@
         <w:rPr>
           <w:rFonts w:ascii="Consolas" w:hAnsi="Consolas"/>
           <w:sz w:val="18"/>
-          <w:shd w:fill="F2F4F7"/>
         </w:rPr>
         <w:t xml:space="preserve">SAMPLE_INDICATOR_CODES</w:t>
       </w:r>
@@ -7883,7 +7542,6 @@
         <w:rPr>
           <w:rFonts w:ascii="Consolas" w:hAnsi="Consolas"/>
           <w:sz w:val="18"/>
-          <w:shd w:fill="F2F4F7"/>
         </w:rPr>
         <w:t xml:space="preserve">buildIndicatorOptions()</w:t>
       </w:r>
@@ -7897,7 +7555,7 @@
     </w:p>
     <w:p>
       <w:pPr>
-        <w:pStyle w:val="ListNumberManual"/>
+        <w:pStyle w:val="ListNumber"/>
         <w:numPr>
           <w:ilvl w:val="0"/>
           <w:numId w:val="2"/>
@@ -7914,7 +7572,6 @@
         <w:rPr>
           <w:rFonts w:ascii="Consolas" w:hAnsi="Consolas"/>
           <w:sz w:val="18"/>
-          <w:shd w:fill="F2F4F7"/>
         </w:rPr>
         <w:t xml:space="preserve">indicator_code</w:t>
       </w:r>
@@ -7929,7 +7586,6 @@
         <w:rPr>
           <w:rFonts w:ascii="Consolas" w:hAnsi="Consolas"/>
           <w:sz w:val="18"/>
-          <w:shd w:fill="F2F4F7"/>
         </w:rPr>
         <w:t xml:space="preserve">indicator_label</w:t>
       </w:r>
@@ -7944,7 +7600,6 @@
         <w:rPr>
           <w:rFonts w:ascii="Consolas" w:hAnsi="Consolas"/>
           <w:sz w:val="18"/>
-          <w:shd w:fill="F2F4F7"/>
         </w:rPr>
         <w:t xml:space="preserve">process/primeProcess.php</w:t>
       </w:r>
@@ -7958,7 +7613,7 @@
     </w:p>
     <w:p>
       <w:pPr>
-        <w:pStyle w:val="ListNumberManual"/>
+        <w:pStyle w:val="ListNumber"/>
         <w:numPr>
           <w:ilvl w:val="0"/>
           <w:numId w:val="2"/>
@@ -7986,7 +7641,7 @@
     </w:p>
     <w:p>
       <w:pPr>
-        <w:pStyle w:val="ListNumberManual"/>
+        <w:pStyle w:val="ListNumber"/>
         <w:numPr>
           <w:ilvl w:val="0"/>
           <w:numId w:val="2"/>
@@ -8003,7 +7658,6 @@
         <w:rPr>
           <w:rFonts w:ascii="Consolas" w:hAnsi="Consolas"/>
           <w:sz w:val="18"/>
-          <w:shd w:fill="F2F4F7"/>
         </w:rPr>
         <w:t xml:space="preserve">process/downloadDocument.php</w:t>
       </w:r>
@@ -8017,7 +7671,7 @@
     </w:p>
     <w:p>
       <w:pPr>
-        <w:pStyle w:val="ListNumberManual"/>
+        <w:pStyle w:val="ListNumber"/>
         <w:numPr>
           <w:ilvl w:val="0"/>
           <w:numId w:val="2"/>
@@ -8033,7 +7687,7 @@
     </w:p>
     <w:p>
       <w:pPr>
-        <w:pStyle w:val="ListNumberManual"/>
+        <w:pStyle w:val="ListNumber"/>
         <w:numPr>
           <w:ilvl w:val="0"/>
           <w:numId w:val="2"/>
@@ -8050,7 +7704,6 @@
         <w:rPr>
           <w:rFonts w:ascii="Consolas" w:hAnsi="Consolas"/>
           <w:sz w:val="18"/>
-          <w:shd w:fill="F2F4F7"/>
         </w:rPr>
         <w:t xml:space="preserve">normalized_storage_root()</w:t>
       </w:r>
@@ -8065,7 +7718,6 @@
         <w:rPr>
           <w:rFonts w:ascii="Consolas" w:hAnsi="Consolas"/>
           <w:sz w:val="18"/>
-          <w:shd w:fill="F2F4F7"/>
         </w:rPr>
         <w:t xml:space="preserve">relative_path</w:t>
       </w:r>
@@ -8079,7 +7731,7 @@
     </w:p>
     <w:p>
       <w:pPr>
-        <w:pStyle w:val="ListNumberManual"/>
+        <w:pStyle w:val="ListNumber"/>
         <w:numPr>
           <w:ilvl w:val="0"/>
           <w:numId w:val="2"/>
@@ -8095,7 +7747,7 @@
     </w:p>
     <w:p>
       <w:pPr>
-        <w:pStyle w:val="ListNumberManual"/>
+        <w:pStyle w:val="ListNumber"/>
         <w:numPr>
           <w:ilvl w:val="0"/>
           <w:numId w:val="2"/>
@@ -8112,7 +7764,6 @@
         <w:rPr>
           <w:rFonts w:ascii="Consolas" w:hAnsi="Consolas"/>
           <w:sz w:val="18"/>
-          <w:shd w:fill="F2F4F7"/>
         </w:rPr>
         <w:t xml:space="preserve">insert_activity_log()</w:t>
       </w:r>
@@ -8126,7 +7777,7 @@
     </w:p>
     <w:p>
       <w:pPr>
-        <w:pStyle w:val="ListNumberManual"/>
+        <w:pStyle w:val="ListNumber"/>
         <w:numPr>
           <w:ilvl w:val="0"/>
           <w:numId w:val="2"/>
@@ -8143,7 +7794,6 @@
         <w:rPr>
           <w:rFonts w:ascii="Consolas" w:hAnsi="Consolas"/>
           <w:sz w:val="18"/>
-          <w:shd w:fill="F2F4F7"/>
         </w:rPr>
         <w:t xml:space="preserve">dlDoc()</w:t>
       </w:r>
@@ -8158,7 +7808,6 @@
         <w:rPr>
           <w:rFonts w:ascii="Consolas" w:hAnsi="Consolas"/>
           <w:sz w:val="18"/>
-          <w:shd w:fill="F2F4F7"/>
         </w:rPr>
         <w:t xml:space="preserve">downloadPrimeSubmission()</w:t>
       </w:r>
@@ -8184,7 +7833,7 @@
     </w:p>
     <w:p>
       <w:pPr>
-        <w:pStyle w:val="ListNumberManual"/>
+        <w:pStyle w:val="ListNumber"/>
         <w:numPr>
           <w:ilvl w:val="0"/>
           <w:numId w:val="2"/>
@@ -8201,7 +7850,6 @@
         <w:rPr>
           <w:rFonts w:ascii="Consolas" w:hAnsi="Consolas"/>
           <w:sz w:val="18"/>
-          <w:shd w:fill="F2F4F7"/>
         </w:rPr>
         <w:t xml:space="preserve">notifications</w:t>
       </w:r>
@@ -8215,7 +7863,7 @@
     </w:p>
     <w:p>
       <w:pPr>
-        <w:pStyle w:val="ListNumberManual"/>
+        <w:pStyle w:val="ListNumber"/>
         <w:numPr>
           <w:ilvl w:val="0"/>
           <w:numId w:val="2"/>
@@ -8231,7 +7879,7 @@
     </w:p>
     <w:p>
       <w:pPr>
-        <w:pStyle w:val="ListNumberManual"/>
+        <w:pStyle w:val="ListNumber"/>
         <w:numPr>
           <w:ilvl w:val="0"/>
           <w:numId w:val="2"/>
@@ -8247,7 +7895,7 @@
     </w:p>
     <w:p>
       <w:pPr>
-        <w:pStyle w:val="ListNumberManual"/>
+        <w:pStyle w:val="ListNumber"/>
         <w:numPr>
           <w:ilvl w:val="0"/>
           <w:numId w:val="2"/>
@@ -8264,7 +7912,6 @@
         <w:rPr>
           <w:rFonts w:ascii="Consolas" w:hAnsi="Consolas"/>
           <w:sz w:val="18"/>
-          <w:shd w:fill="F2F4F7"/>
         </w:rPr>
         <w:t xml:space="preserve">NOTIFS</w:t>
       </w:r>
@@ -8302,7 +7949,7 @@
     </w:p>
     <w:p>
       <w:pPr>
-        <w:pStyle w:val="ListBulletManual"/>
+        <w:pStyle w:val="ListBullet"/>
         <w:numPr>
           <w:ilvl w:val="0"/>
           <w:numId w:val="1"/>
@@ -8318,7 +7965,7 @@
     </w:p>
     <w:p>
       <w:pPr>
-        <w:pStyle w:val="ListBulletManual"/>
+        <w:pStyle w:val="ListBullet"/>
         <w:numPr>
           <w:ilvl w:val="0"/>
           <w:numId w:val="1"/>
@@ -8334,7 +7981,7 @@
     </w:p>
     <w:p>
       <w:pPr>
-        <w:pStyle w:val="ListBulletManual"/>
+        <w:pStyle w:val="ListBullet"/>
         <w:numPr>
           <w:ilvl w:val="0"/>
           <w:numId w:val="1"/>
@@ -8350,7 +7997,7 @@
     </w:p>
     <w:p>
       <w:pPr>
-        <w:pStyle w:val="ListBulletManual"/>
+        <w:pStyle w:val="ListBullet"/>
         <w:numPr>
           <w:ilvl w:val="0"/>
           <w:numId w:val="1"/>
@@ -8366,7 +8013,7 @@
     </w:p>
     <w:p>
       <w:pPr>
-        <w:pStyle w:val="ListBulletManual"/>
+        <w:pStyle w:val="ListBullet"/>
         <w:numPr>
           <w:ilvl w:val="0"/>
           <w:numId w:val="1"/>
@@ -8382,7 +8029,7 @@
     </w:p>
     <w:p>
       <w:pPr>
-        <w:pStyle w:val="ListBulletManual"/>
+        <w:pStyle w:val="ListBullet"/>
         <w:numPr>
           <w:ilvl w:val="0"/>
           <w:numId w:val="1"/>
@@ -8398,7 +8045,7 @@
     </w:p>
     <w:p>
       <w:pPr>
-        <w:pStyle w:val="ListBulletManual"/>
+        <w:pStyle w:val="ListBullet"/>
         <w:numPr>
           <w:ilvl w:val="0"/>
           <w:numId w:val="1"/>
@@ -8414,7 +8061,7 @@
     </w:p>
     <w:p>
       <w:pPr>
-        <w:pStyle w:val="ListBulletManual"/>
+        <w:pStyle w:val="ListBullet"/>
         <w:numPr>
           <w:ilvl w:val="0"/>
           <w:numId w:val="1"/>
@@ -8430,7 +8077,7 @@
     </w:p>
     <w:p>
       <w:pPr>
-        <w:pStyle w:val="ListBulletManual"/>
+        <w:pStyle w:val="ListBullet"/>
         <w:numPr>
           <w:ilvl w:val="0"/>
           <w:numId w:val="1"/>
@@ -8446,7 +8093,7 @@
     </w:p>
     <w:p>
       <w:pPr>
-        <w:pStyle w:val="ListBulletManual"/>
+        <w:pStyle w:val="ListBullet"/>
         <w:numPr>
           <w:ilvl w:val="0"/>
           <w:numId w:val="1"/>
@@ -8462,7 +8109,7 @@
     </w:p>
     <w:p>
       <w:pPr>
-        <w:pStyle w:val="ListBulletManual"/>
+        <w:pStyle w:val="ListBullet"/>
         <w:numPr>
           <w:ilvl w:val="0"/>
           <w:numId w:val="1"/>
@@ -8478,7 +8125,7 @@
     </w:p>
     <w:p>
       <w:pPr>
-        <w:pStyle w:val="ListBulletManual"/>
+        <w:pStyle w:val="ListBullet"/>
         <w:numPr>
           <w:ilvl w:val="0"/>
           <w:numId w:val="1"/>
@@ -8506,7 +8153,7 @@
     </w:p>
     <w:p>
       <w:pPr>
-        <w:pStyle w:val="ListBulletManual"/>
+        <w:pStyle w:val="ListBullet"/>
         <w:numPr>
           <w:ilvl w:val="0"/>
           <w:numId w:val="1"/>
@@ -8522,7 +8169,7 @@
     </w:p>
     <w:p>
       <w:pPr>
-        <w:pStyle w:val="ListBulletManual"/>
+        <w:pStyle w:val="ListBullet"/>
         <w:numPr>
           <w:ilvl w:val="0"/>
           <w:numId w:val="1"/>
@@ -8538,7 +8185,7 @@
     </w:p>
     <w:p>
       <w:pPr>
-        <w:pStyle w:val="ListBulletManual"/>
+        <w:pStyle w:val="ListBullet"/>
         <w:numPr>
           <w:ilvl w:val="0"/>
           <w:numId w:val="1"/>
@@ -8554,7 +8201,7 @@
     </w:p>
     <w:p>
       <w:pPr>
-        <w:pStyle w:val="ListBulletManual"/>
+        <w:pStyle w:val="ListBullet"/>
         <w:numPr>
           <w:ilvl w:val="0"/>
           <w:numId w:val="1"/>
@@ -8570,7 +8217,7 @@
     </w:p>
     <w:p>
       <w:pPr>
-        <w:pStyle w:val="ListBulletManual"/>
+        <w:pStyle w:val="ListBullet"/>
         <w:numPr>
           <w:ilvl w:val="0"/>
           <w:numId w:val="1"/>
@@ -8598,7 +8245,7 @@
     </w:p>
     <w:p>
       <w:pPr>
-        <w:pStyle w:val="ListBulletManual"/>
+        <w:pStyle w:val="ListBullet"/>
         <w:numPr>
           <w:ilvl w:val="0"/>
           <w:numId w:val="1"/>
@@ -8614,7 +8261,7 @@
     </w:p>
     <w:p>
       <w:pPr>
-        <w:pStyle w:val="ListBulletManual"/>
+        <w:pStyle w:val="ListBullet"/>
         <w:numPr>
           <w:ilvl w:val="0"/>
           <w:numId w:val="1"/>
@@ -8631,7 +8278,6 @@
         <w:rPr>
           <w:rFonts w:ascii="Consolas" w:hAnsi="Consolas"/>
           <w:sz w:val="18"/>
-          <w:shd w:fill="F2F4F7"/>
         </w:rPr>
         <w:t xml:space="preserve">must_change_password</w:t>
       </w:r>
@@ -8645,7 +8291,7 @@
     </w:p>
     <w:p>
       <w:pPr>
-        <w:pStyle w:val="ListBulletManual"/>
+        <w:pStyle w:val="ListBullet"/>
         <w:numPr>
           <w:ilvl w:val="0"/>
           <w:numId w:val="1"/>
@@ -8661,7 +8307,7 @@
     </w:p>
     <w:p>
       <w:pPr>
-        <w:pStyle w:val="ListBulletManual"/>
+        <w:pStyle w:val="ListBullet"/>
         <w:numPr>
           <w:ilvl w:val="0"/>
           <w:numId w:val="1"/>
@@ -8677,7 +8323,7 @@
     </w:p>
     <w:p>
       <w:pPr>
-        <w:pStyle w:val="ListBulletManual"/>
+        <w:pStyle w:val="ListBullet"/>
         <w:numPr>
           <w:ilvl w:val="0"/>
           <w:numId w:val="1"/>
@@ -8693,7 +8339,7 @@
     </w:p>
     <w:p>
       <w:pPr>
-        <w:pStyle w:val="ListBulletManual"/>
+        <w:pStyle w:val="ListBullet"/>
         <w:numPr>
           <w:ilvl w:val="0"/>
           <w:numId w:val="1"/>
@@ -8710,7 +8356,6 @@
         <w:rPr>
           <w:rFonts w:ascii="Consolas" w:hAnsi="Consolas"/>
           <w:sz w:val="18"/>
-          <w:shd w:fill="F2F4F7"/>
         </w:rPr>
         <w:t xml:space="preserve">dashboard.php</w:t>
       </w:r>
@@ -8725,7 +8370,6 @@
         <w:rPr>
           <w:rFonts w:ascii="Consolas" w:hAnsi="Consolas"/>
           <w:sz w:val="18"/>
-          <w:shd w:fill="F2F4F7"/>
         </w:rPr>
         <w:t xml:space="preserve">components/createUser.php</w:t>
       </w:r>
@@ -8739,7 +8383,7 @@
     </w:p>
     <w:p>
       <w:pPr>
-        <w:pStyle w:val="ListBulletManual"/>
+        <w:pStyle w:val="ListBullet"/>
         <w:numPr>
           <w:ilvl w:val="0"/>
           <w:numId w:val="1"/>
@@ -8755,7 +8399,7 @@
     </w:p>
     <w:p>
       <w:pPr>
-        <w:pStyle w:val="ListBulletManual"/>
+        <w:pStyle w:val="ListBullet"/>
         <w:numPr>
           <w:ilvl w:val="0"/>
           <w:numId w:val="1"/>
@@ -8771,7 +8415,7 @@
     </w:p>
     <w:p>
       <w:pPr>
-        <w:pStyle w:val="ListBulletManual"/>
+        <w:pStyle w:val="ListBullet"/>
         <w:numPr>
           <w:ilvl w:val="0"/>
           <w:numId w:val="1"/>
@@ -8787,7 +8431,7 @@
     </w:p>
     <w:p>
       <w:pPr>
-        <w:pStyle w:val="ListBulletManual"/>
+        <w:pStyle w:val="ListBullet"/>
         <w:numPr>
           <w:ilvl w:val="0"/>
           <w:numId w:val="1"/>
@@ -8812,30 +8456,23 @@
 <file path=word/numbering.xml><?xml version="1.0" encoding="utf-8"?>
 <w:numbering xmlns:w="http://schemas.openxmlformats.org/wordprocessingml/2006/main">
   <w:abstractNum w:abstractNumId="1">
-    <w:multiLevelType w:val="singleLevel"/>
     <w:lvl w:ilvl="0">
       <w:start w:val="1"/>
       <w:numFmt w:val="bullet"/>
       <w:lvlText w:val="•"/>
-      <w:lvlJc w:val="left"/>
       <w:pPr>
         <w:tabs>
           <w:tab w:val="num" w:pos="540"/>
         </w:tabs>
         <w:ind w:left="540" w:hanging="270"/>
       </w:pPr>
-      <w:rPr>
-        <w:rFonts w:ascii="Symbol" w:hAnsi="Symbol" w:hint="default"/>
-      </w:rPr>
     </w:lvl>
   </w:abstractNum>
   <w:abstractNum w:abstractNumId="2">
-    <w:multiLevelType w:val="singleLevel"/>
     <w:lvl w:ilvl="0">
       <w:start w:val="1"/>
       <w:numFmt w:val="decimal"/>
       <w:lvlText w:val="%1."/>
-      <w:lvlJc w:val="left"/>
       <w:pPr>
         <w:tabs>
           <w:tab w:val="num" w:pos="540"/>
@@ -8855,35 +8492,20 @@
 
 <file path=word/styles.xml><?xml version="1.0" encoding="utf-8"?>
 <w:styles xmlns:w="http://schemas.openxmlformats.org/wordprocessingml/2006/main">
-  <w:docDefaults>
-    <w:rPrDefault>
-      <w:rPr>
-        <w:rFonts w:ascii="Calibri" w:hAnsi="Calibri"/>
-        <w:sz w:val="22"/>
-        <w:color w:val="000000"/>
-      </w:rPr>
-    </w:rPrDefault>
-    <w:pPrDefault>
-      <w:pPr>
-        <w:spacing w:after="120" w:line="300" w:lineRule="auto"/>
-      </w:pPr>
-    </w:pPrDefault>
-  </w:docDefaults>
   <w:style w:type="paragraph" w:styleId="Normal">
     <w:name w:val="Normal"/>
     <w:pPr>
-      <w:qFormat/>
+      <w:spacing w:after="120" w:line="300" w:lineRule="auto"/>
     </w:pPr>
     <w:rPr>
       <w:rFonts w:ascii="Calibri" w:hAnsi="Calibri"/>
       <w:sz w:val="22"/>
-      <w:color w:val="000000"/>
     </w:rPr>
   </w:style>
-  <w:style w:type="paragraph" w:styleId="ManualTitle">
-    <w:name w:val="Manual Title"/>
+  <w:style w:type="paragraph" w:styleId="Title">
+    <w:name w:val="Title"/>
     <w:pPr>
-      <w:spacing w:before="0" w:after="160"/>
+      <w:spacing w:after="160"/>
       <w:keepNext/>
     </w:pPr>
     <w:rPr>
@@ -8893,30 +8515,15 @@
       <w:color w:val="0B2545"/>
     </w:rPr>
   </w:style>
-  <w:style w:type="paragraph" w:styleId="ManualSubtitle">
-    <w:name w:val="Manual Subtitle"/>
+  <w:style w:type="paragraph" w:styleId="Subtitle">
+    <w:name w:val="Subtitle"/>
     <w:pPr>
-      <w:spacing w:before="0" w:after="220"/>
+      <w:spacing w:after="280"/>
     </w:pPr>
     <w:rPr>
       <w:rFonts w:ascii="Calibri" w:hAnsi="Calibri"/>
       <w:sz w:val="24"/>
       <w:color w:val="64748B"/>
-    </w:rPr>
-  </w:style>
-  <w:style w:type="paragraph" w:styleId="ManualLead">
-    <w:name w:val="Manual Lead"/>
-    <w:pPr>
-      <w:spacing w:before="0" w:after="260"/>
-      <w:pBdr>
-        <w:bottom w:val="single" w:sz="6" w:space="10" w:color="D9E2EC"/>
-      </w:pBdr>
-    </w:pPr>
-    <w:rPr>
-      <w:rFonts w:ascii="Calibri" w:hAnsi="Calibri"/>
-      <w:i/>
-      <w:sz w:val="22"/>
-      <w:color w:val="334155"/>
     </w:rPr>
   </w:style>
   <w:style w:type="paragraph" w:styleId="Heading1">
@@ -8961,8 +8568,8 @@
       <w:color w:val="1F4D78"/>
     </w:rPr>
   </w:style>
-  <w:style w:type="paragraph" w:styleId="ListBulletManual">
-    <w:name w:val="List Bullet Manual"/>
+  <w:style w:type="paragraph" w:styleId="ListBullet">
+    <w:name w:val="List Bullet"/>
     <w:pPr>
       <w:numPr>
         <w:ilvl w:val="0"/>
@@ -8975,8 +8582,8 @@
       <w:sz w:val="22"/>
     </w:rPr>
   </w:style>
-  <w:style w:type="paragraph" w:styleId="ListNumberManual">
-    <w:name w:val="List Number Manual"/>
+  <w:style w:type="paragraph" w:styleId="ListNumber">
+    <w:name w:val="List Number"/>
     <w:pPr>
       <w:numPr>
         <w:ilvl w:val="0"/>
@@ -8989,17 +8596,15 @@
       <w:sz w:val="22"/>
     </w:rPr>
   </w:style>
-  <w:style w:type="paragraph" w:styleId="CodeBlock">
-    <w:name w:val="Code Block"/>
+  <w:style w:type="paragraph" w:styleId="Code">
+    <w:name w:val="Code"/>
     <w:pPr>
       <w:spacing w:before="80" w:after="120"/>
       <w:shd w:fill="F2F4F7"/>
-      <w:ind w:left="120" w:right="120"/>
     </w:pPr>
     <w:rPr>
       <w:rFonts w:ascii="Consolas" w:hAnsi="Consolas"/>
       <w:sz w:val="18"/>
-      <w:color w:val="334155"/>
     </w:rPr>
   </w:style>
 </w:styles>
